--- a/docs/anexos oe3/Solucion_OE3_Anexo_A_Matriz_trazabilidad.docx
+++ b/docs/anexos oe3/Solucion_OE3_Anexo_A_Matriz_trazabilidad.docx
@@ -4296,7 +4296,7 @@
     </w:tbl>
     <w:p>
       <w:pPr>
-        <w:pStyle w:val="TextoOE3"/>
+        <w:pStyle w:val="PrimerprrafoOE3"/>
         <w:keepNext/>
       </w:pPr>
       <w:r>
@@ -6497,7 +6497,7 @@
     </w:tbl>
     <w:p>
       <w:pPr>
-        <w:pStyle w:val="TextoOE3"/>
+        <w:pStyle w:val="PrimerprrafoOE3"/>
       </w:pPr>
       <w:r>
         <w:t>Todos los requerimientos funcionales tienen al menos una prueba que los nombra; no hay RF sin prueba.</w:t>
@@ -6701,7 +6701,7 @@
   <w:abstractNum w:abstractNumId="0" w15:restartNumberingAfterBreak="0">
     <w:nsid w:val="0000A990"/>
     <w:multiLevelType w:val="multilevel"/>
-    <w:tmpl w:val="A54AB3E8"/>
+    <w:tmpl w:val="BC84A3EC"/>
     <w:lvl w:ilvl="0">
       <w:numFmt w:val="bullet"/>
       <w:lvlText w:val=" "/>
@@ -6974,16 +6974,16 @@
       </w:pPr>
     </w:lvl>
   </w:abstractNum>
-  <w:num w:numId="1" w16cid:durableId="1019820532">
+  <w:num w:numId="1" w16cid:durableId="811677325">
     <w:abstractNumId w:val="1"/>
   </w:num>
-  <w:num w:numId="2" w16cid:durableId="608389478">
+  <w:num w:numId="2" w16cid:durableId="2002806821">
     <w:abstractNumId w:val="2"/>
     <w:lvlOverride w:ilvl="0">
       <w:startOverride w:val="1"/>
     </w:lvlOverride>
   </w:num>
-  <w:num w:numId="3" w16cid:durableId="2008247391">
+  <w:num w:numId="3" w16cid:durableId="130367639">
     <w:abstractNumId w:val="0"/>
   </w:num>
 </w:numbering>
@@ -7789,7 +7789,7 @@
     <w:link w:val="EncabezadoCar"/>
     <w:uiPriority w:val="99"/>
     <w:unhideWhenUsed/>
-    <w:rsid w:val="003D5245"/>
+    <w:rsid w:val="00D9698D"/>
     <w:pPr>
       <w:tabs>
         <w:tab w:val="center" w:pos="4419"/>
@@ -7803,7 +7803,7 @@
     <w:basedOn w:val="Fuentedeprrafopredeter"/>
     <w:link w:val="Encabezado"/>
     <w:uiPriority w:val="99"/>
-    <w:rsid w:val="003D5245"/>
+    <w:rsid w:val="00D9698D"/>
   </w:style>
   <w:style w:type="paragraph" w:styleId="Piedepgina">
     <w:name w:val="footer"/>
@@ -7811,7 +7811,7 @@
     <w:link w:val="PiedepginaCar"/>
     <w:uiPriority w:val="99"/>
     <w:unhideWhenUsed/>
-    <w:rsid w:val="003D5245"/>
+    <w:rsid w:val="00D9698D"/>
     <w:pPr>
       <w:tabs>
         <w:tab w:val="center" w:pos="4419"/>
@@ -7825,7 +7825,7 @@
     <w:basedOn w:val="Fuentedeprrafopredeter"/>
     <w:link w:val="Piedepgina"/>
     <w:uiPriority w:val="99"/>
-    <w:rsid w:val="003D5245"/>
+    <w:rsid w:val="00D9698D"/>
   </w:style>
   <w:style w:type="character" w:styleId="Nmerodepgina">
     <w:name w:val="page number"/>
@@ -7833,7 +7833,7 @@
     <w:uiPriority w:val="99"/>
     <w:semiHidden/>
     <w:unhideWhenUsed/>
-    <w:rsid w:val="003D5245"/>
+    <w:rsid w:val="00D9698D"/>
   </w:style>
 </w:styles>
 </file>

--- a/docs/anexos oe3/Solucion_OE3_Anexo_A_Matriz_trazabilidad.docx
+++ b/docs/anexos oe3/Solucion_OE3_Anexo_A_Matriz_trazabilidad.docx
@@ -6701,7 +6701,7 @@
   <w:abstractNum w:abstractNumId="0" w15:restartNumberingAfterBreak="0">
     <w:nsid w:val="0000A990"/>
     <w:multiLevelType w:val="multilevel"/>
-    <w:tmpl w:val="BC84A3EC"/>
+    <w:tmpl w:val="64209886"/>
     <w:lvl w:ilvl="0">
       <w:numFmt w:val="bullet"/>
       <w:lvlText w:val=" "/>
@@ -6974,16 +6974,16 @@
       </w:pPr>
     </w:lvl>
   </w:abstractNum>
-  <w:num w:numId="1" w16cid:durableId="811677325">
+  <w:num w:numId="1" w16cid:durableId="1796097398">
     <w:abstractNumId w:val="1"/>
   </w:num>
-  <w:num w:numId="2" w16cid:durableId="2002806821">
+  <w:num w:numId="2" w16cid:durableId="2001151495">
     <w:abstractNumId w:val="2"/>
     <w:lvlOverride w:ilvl="0">
       <w:startOverride w:val="1"/>
     </w:lvlOverride>
   </w:num>
-  <w:num w:numId="3" w16cid:durableId="130367639">
+  <w:num w:numId="3" w16cid:durableId="2078042690">
     <w:abstractNumId w:val="0"/>
   </w:num>
 </w:numbering>
@@ -7789,7 +7789,7 @@
     <w:link w:val="EncabezadoCar"/>
     <w:uiPriority w:val="99"/>
     <w:unhideWhenUsed/>
-    <w:rsid w:val="00D9698D"/>
+    <w:rsid w:val="009E3D24"/>
     <w:pPr>
       <w:tabs>
         <w:tab w:val="center" w:pos="4419"/>
@@ -7803,7 +7803,7 @@
     <w:basedOn w:val="Fuentedeprrafopredeter"/>
     <w:link w:val="Encabezado"/>
     <w:uiPriority w:val="99"/>
-    <w:rsid w:val="00D9698D"/>
+    <w:rsid w:val="009E3D24"/>
   </w:style>
   <w:style w:type="paragraph" w:styleId="Piedepgina">
     <w:name w:val="footer"/>
@@ -7811,7 +7811,7 @@
     <w:link w:val="PiedepginaCar"/>
     <w:uiPriority w:val="99"/>
     <w:unhideWhenUsed/>
-    <w:rsid w:val="00D9698D"/>
+    <w:rsid w:val="009E3D24"/>
     <w:pPr>
       <w:tabs>
         <w:tab w:val="center" w:pos="4419"/>
@@ -7825,7 +7825,7 @@
     <w:basedOn w:val="Fuentedeprrafopredeter"/>
     <w:link w:val="Piedepgina"/>
     <w:uiPriority w:val="99"/>
-    <w:rsid w:val="00D9698D"/>
+    <w:rsid w:val="009E3D24"/>
   </w:style>
   <w:style w:type="character" w:styleId="Nmerodepgina">
     <w:name w:val="page number"/>
@@ -7833,7 +7833,7 @@
     <w:uiPriority w:val="99"/>
     <w:semiHidden/>
     <w:unhideWhenUsed/>
-    <w:rsid w:val="00D9698D"/>
+    <w:rsid w:val="009E3D24"/>
   </w:style>
 </w:styles>
 </file>

--- a/docs/anexos oe3/Solucion_OE3_Anexo_A_Matriz_trazabilidad.docx
+++ b/docs/anexos oe3/Solucion_OE3_Anexo_A_Matriz_trazabilidad.docx
@@ -6701,7 +6701,7 @@
   <w:abstractNum w:abstractNumId="0" w15:restartNumberingAfterBreak="0">
     <w:nsid w:val="0000A990"/>
     <w:multiLevelType w:val="multilevel"/>
-    <w:tmpl w:val="64209886"/>
+    <w:tmpl w:val="67523D62"/>
     <w:lvl w:ilvl="0">
       <w:numFmt w:val="bullet"/>
       <w:lvlText w:val=" "/>
@@ -6974,16 +6974,16 @@
       </w:pPr>
     </w:lvl>
   </w:abstractNum>
-  <w:num w:numId="1" w16cid:durableId="1796097398">
+  <w:num w:numId="1" w16cid:durableId="782072489">
     <w:abstractNumId w:val="1"/>
   </w:num>
-  <w:num w:numId="2" w16cid:durableId="2001151495">
+  <w:num w:numId="2" w16cid:durableId="202140938">
     <w:abstractNumId w:val="2"/>
     <w:lvlOverride w:ilvl="0">
       <w:startOverride w:val="1"/>
     </w:lvlOverride>
   </w:num>
-  <w:num w:numId="3" w16cid:durableId="2078042690">
+  <w:num w:numId="3" w16cid:durableId="1674339030">
     <w:abstractNumId w:val="0"/>
   </w:num>
 </w:numbering>
@@ -7789,7 +7789,7 @@
     <w:link w:val="EncabezadoCar"/>
     <w:uiPriority w:val="99"/>
     <w:unhideWhenUsed/>
-    <w:rsid w:val="009E3D24"/>
+    <w:rsid w:val="007E6967"/>
     <w:pPr>
       <w:tabs>
         <w:tab w:val="center" w:pos="4419"/>
@@ -7803,7 +7803,7 @@
     <w:basedOn w:val="Fuentedeprrafopredeter"/>
     <w:link w:val="Encabezado"/>
     <w:uiPriority w:val="99"/>
-    <w:rsid w:val="009E3D24"/>
+    <w:rsid w:val="007E6967"/>
   </w:style>
   <w:style w:type="paragraph" w:styleId="Piedepgina">
     <w:name w:val="footer"/>
@@ -7811,7 +7811,7 @@
     <w:link w:val="PiedepginaCar"/>
     <w:uiPriority w:val="99"/>
     <w:unhideWhenUsed/>
-    <w:rsid w:val="009E3D24"/>
+    <w:rsid w:val="007E6967"/>
     <w:pPr>
       <w:tabs>
         <w:tab w:val="center" w:pos="4419"/>
@@ -7825,7 +7825,7 @@
     <w:basedOn w:val="Fuentedeprrafopredeter"/>
     <w:link w:val="Piedepgina"/>
     <w:uiPriority w:val="99"/>
-    <w:rsid w:val="009E3D24"/>
+    <w:rsid w:val="007E6967"/>
   </w:style>
   <w:style w:type="character" w:styleId="Nmerodepgina">
     <w:name w:val="page number"/>
@@ -7833,7 +7833,7 @@
     <w:uiPriority w:val="99"/>
     <w:semiHidden/>
     <w:unhideWhenUsed/>
-    <w:rsid w:val="009E3D24"/>
+    <w:rsid w:val="007E6967"/>
   </w:style>
 </w:styles>
 </file>

--- a/docs/anexos oe3/Solucion_OE3_Anexo_A_Matriz_trazabilidad.docx
+++ b/docs/anexos oe3/Solucion_OE3_Anexo_A_Matriz_trazabilidad.docx
@@ -42,7 +42,7 @@
         <w:rPr>
           <w:rStyle w:val="CdigoenlneaOE3"/>
         </w:rPr>
-        <w:t>359365e</w:t>
+        <w:t>123785e</w:t>
       </w:r>
       <w:r>
         <w:t xml:space="preserve">). Aplica la regla CT-10 del proyecto, según la cual el nombre de cada prueba sigue el patrón </w:t>
@@ -103,7 +103,7 @@
         <w:pStyle w:val="TextoOE3"/>
       </w:pPr>
       <w:r>
-        <w:t>De los 721 métodos de prueba del proyecto, 381 citan un RF en su nombre y cubren 47 de los 47 RF. De los 340 restantes, 339 citan otro identificador: requerimientos no funcionales (RNF), 178; secciones de la dirección de arte, 45; criterios pedagógicos (CP), 36; hallazgos de consistencia (INC), 29; historias de usuario (HU), 27; casos de uso (CU), 8; secciones del guion, 7; restricciones técnicas (CT), 3; definición operativa de los indicadores de OE1, 3; criterios narrativos y de diseño (CN), 1; observacio</w:t>
+        <w:t>De los 857 métodos de prueba del proyecto, 416 citan un RF en su nombre y cubren 47 de los 47 RF. De los 441 restantes, 440 citan otro identificador: requerimientos no funcionales (RNF), 198; hallazgos de consistencia (INC), 86; secciones de la dirección de arte, 67; criterios pedagógicos (CP), 38; historias de usuario (HU), 27; casos de uso (CU), 8; secciones del guion, 7; restricciones técnicas (CT), 3; definición operativa de los indicadores de OE1, 3; criterios narrativos y de diseño (CN), 1; observacio</w:t>
       </w:r>
       <w:r>
         <w:t xml:space="preserve">nes de la evaluación funcional del OE4 (OBS), 1; puntos abiertos del guion (PG), 1. El otro no lleva identificador en su nombre: lo lleva en el de cada uno de sus casos parametrizados (véase el documento principal, apartado 9.1). Que todo RF tenga al menos una prueba que lo nombre lo comprueba además, de forma automática, la prueba </w:t>
@@ -150,8 +150,8 @@
       <w:tblGrid>
         <w:gridCol w:w="737"/>
         <w:gridCol w:w="3847"/>
-        <w:gridCol w:w="1620"/>
-        <w:gridCol w:w="3758"/>
+        <w:gridCol w:w="1618"/>
+        <w:gridCol w:w="3760"/>
       </w:tblGrid>
       <w:tr>
         <w:trPr>
@@ -205,7 +205,7 @@
         </w:tc>
         <w:tc>
           <w:tcPr>
-            <w:tcW w:w="813" w:type="pct"/>
+            <w:tcW w:w="812" w:type="pct"/>
             <w:shd w:val="clear" w:color="auto" w:fill="D9D9D9"/>
           </w:tcPr>
           <w:p>
@@ -295,22 +295,22 @@
         </w:tc>
         <w:tc>
           <w:tcPr>
-            <w:tcW w:w="813" w:type="pct"/>
-            <w:shd w:val="clear" w:color="auto" w:fill="auto"/>
-          </w:tcPr>
-          <w:p>
-            <w:pPr>
-              <w:pStyle w:val="CompactoOE3"/>
-              <w:spacing w:after="0"/>
-              <w:rPr>
-                <w:sz w:val="18"/>
-              </w:rPr>
-            </w:pPr>
-            <w:r>
-              <w:rPr>
-                <w:sz w:val="18"/>
-              </w:rPr>
-              <w:t>5 (2 EM, 3 PM)</w:t>
+            <w:tcW w:w="812" w:type="pct"/>
+            <w:shd w:val="clear" w:color="auto" w:fill="auto"/>
+          </w:tcPr>
+          <w:p>
+            <w:pPr>
+              <w:pStyle w:val="CompactoOE3"/>
+              <w:spacing w:after="0"/>
+              <w:rPr>
+                <w:sz w:val="18"/>
+              </w:rPr>
+            </w:pPr>
+            <w:r>
+              <w:rPr>
+                <w:sz w:val="18"/>
+              </w:rPr>
+              <w:t>16 (9 EM, 7 PM)</w:t>
             </w:r>
           </w:p>
         </w:tc>
@@ -331,7 +331,7 @@
               <w:rPr>
                 <w:sz w:val="18"/>
               </w:rPr>
-              <w:t>Architecture, UI, Core</w:t>
+              <w:t>UI, Scaffolding, Architecture, Core</w:t>
             </w:r>
           </w:p>
         </w:tc>
@@ -381,7 +381,7 @@
         </w:tc>
         <w:tc>
           <w:tcPr>
-            <w:tcW w:w="813" w:type="pct"/>
+            <w:tcW w:w="812" w:type="pct"/>
             <w:shd w:val="clear" w:color="auto" w:fill="auto"/>
           </w:tcPr>
           <w:p>
@@ -467,7 +467,7 @@
         </w:tc>
         <w:tc>
           <w:tcPr>
-            <w:tcW w:w="813" w:type="pct"/>
+            <w:tcW w:w="812" w:type="pct"/>
             <w:shd w:val="clear" w:color="auto" w:fill="auto"/>
           </w:tcPr>
           <w:p>
@@ -553,7 +553,7 @@
         </w:tc>
         <w:tc>
           <w:tcPr>
-            <w:tcW w:w="813" w:type="pct"/>
+            <w:tcW w:w="812" w:type="pct"/>
             <w:shd w:val="clear" w:color="auto" w:fill="auto"/>
           </w:tcPr>
           <w:p>
@@ -639,22 +639,22 @@
         </w:tc>
         <w:tc>
           <w:tcPr>
-            <w:tcW w:w="813" w:type="pct"/>
-            <w:shd w:val="clear" w:color="auto" w:fill="auto"/>
-          </w:tcPr>
-          <w:p>
-            <w:pPr>
-              <w:pStyle w:val="CompactoOE3"/>
-              <w:spacing w:after="0"/>
-              <w:rPr>
-                <w:sz w:val="18"/>
-              </w:rPr>
-            </w:pPr>
-            <w:r>
-              <w:rPr>
-                <w:sz w:val="18"/>
-              </w:rPr>
-              <w:t>62 (38 EM, 24 PM)</w:t>
+            <w:tcW w:w="812" w:type="pct"/>
+            <w:shd w:val="clear" w:color="auto" w:fill="auto"/>
+          </w:tcPr>
+          <w:p>
+            <w:pPr>
+              <w:pStyle w:val="CompactoOE3"/>
+              <w:spacing w:after="0"/>
+              <w:rPr>
+                <w:sz w:val="18"/>
+              </w:rPr>
+            </w:pPr>
+            <w:r>
+              <w:rPr>
+                <w:sz w:val="18"/>
+              </w:rPr>
+              <w:t>77 (50 EM, 27 PM)</w:t>
             </w:r>
           </w:p>
         </w:tc>
@@ -726,7 +726,7 @@
         </w:tc>
         <w:tc>
           <w:tcPr>
-            <w:tcW w:w="813" w:type="pct"/>
+            <w:tcW w:w="812" w:type="pct"/>
             <w:shd w:val="clear" w:color="auto" w:fill="auto"/>
           </w:tcPr>
           <w:p>
@@ -812,7 +812,7 @@
         </w:tc>
         <w:tc>
           <w:tcPr>
-            <w:tcW w:w="813" w:type="pct"/>
+            <w:tcW w:w="812" w:type="pct"/>
             <w:shd w:val="clear" w:color="auto" w:fill="auto"/>
           </w:tcPr>
           <w:p>
@@ -898,7 +898,2673 @@
         </w:tc>
         <w:tc>
           <w:tcPr>
-            <w:tcW w:w="813" w:type="pct"/>
+            <w:tcW w:w="812" w:type="pct"/>
+            <w:shd w:val="clear" w:color="auto" w:fill="auto"/>
+          </w:tcPr>
+          <w:p>
+            <w:pPr>
+              <w:pStyle w:val="CompactoOE3"/>
+              <w:spacing w:after="0"/>
+              <w:rPr>
+                <w:sz w:val="18"/>
+              </w:rPr>
+            </w:pPr>
+            <w:r>
+              <w:rPr>
+                <w:sz w:val="18"/>
+              </w:rPr>
+              <w:t>4 (1 EM, 3 PM)</w:t>
+            </w:r>
+          </w:p>
+        </w:tc>
+        <w:tc>
+          <w:tcPr>
+            <w:tcW w:w="1887" w:type="pct"/>
+            <w:shd w:val="clear" w:color="auto" w:fill="auto"/>
+          </w:tcPr>
+          <w:p>
+            <w:pPr>
+              <w:pStyle w:val="CompactoOE3"/>
+              <w:spacing w:after="0"/>
+              <w:rPr>
+                <w:sz w:val="18"/>
+              </w:rPr>
+            </w:pPr>
+            <w:r>
+              <w:rPr>
+                <w:sz w:val="18"/>
+              </w:rPr>
+              <w:t>UI, Core</w:t>
+            </w:r>
+          </w:p>
+        </w:tc>
+      </w:tr>
+      <w:tr>
+        <w:tc>
+          <w:tcPr>
+            <w:tcW w:w="370" w:type="pct"/>
+            <w:shd w:val="clear" w:color="auto" w:fill="auto"/>
+          </w:tcPr>
+          <w:p>
+            <w:pPr>
+              <w:pStyle w:val="CompactoOE3"/>
+              <w:spacing w:after="0"/>
+              <w:rPr>
+                <w:sz w:val="18"/>
+              </w:rPr>
+            </w:pPr>
+            <w:r>
+              <w:rPr>
+                <w:sz w:val="18"/>
+              </w:rPr>
+              <w:t>RF-09</w:t>
+            </w:r>
+          </w:p>
+        </w:tc>
+        <w:tc>
+          <w:tcPr>
+            <w:tcW w:w="1931" w:type="pct"/>
+            <w:shd w:val="clear" w:color="auto" w:fill="auto"/>
+          </w:tcPr>
+          <w:p>
+            <w:pPr>
+              <w:pStyle w:val="CompactoOE3"/>
+              <w:spacing w:after="0"/>
+              <w:rPr>
+                <w:sz w:val="18"/>
+              </w:rPr>
+            </w:pPr>
+            <w:r>
+              <w:rPr>
+                <w:sz w:val="18"/>
+              </w:rPr>
+              <w:t>Salida controlada</w:t>
+            </w:r>
+          </w:p>
+        </w:tc>
+        <w:tc>
+          <w:tcPr>
+            <w:tcW w:w="812" w:type="pct"/>
+            <w:shd w:val="clear" w:color="auto" w:fill="auto"/>
+          </w:tcPr>
+          <w:p>
+            <w:pPr>
+              <w:pStyle w:val="CompactoOE3"/>
+              <w:spacing w:after="0"/>
+              <w:rPr>
+                <w:sz w:val="18"/>
+              </w:rPr>
+            </w:pPr>
+            <w:r>
+              <w:rPr>
+                <w:sz w:val="18"/>
+              </w:rPr>
+              <w:t>4 (2 EM, 2 PM)</w:t>
+            </w:r>
+          </w:p>
+        </w:tc>
+        <w:tc>
+          <w:tcPr>
+            <w:tcW w:w="1887" w:type="pct"/>
+            <w:shd w:val="clear" w:color="auto" w:fill="auto"/>
+          </w:tcPr>
+          <w:p>
+            <w:pPr>
+              <w:pStyle w:val="CompactoOE3"/>
+              <w:spacing w:after="0"/>
+              <w:rPr>
+                <w:sz w:val="18"/>
+              </w:rPr>
+            </w:pPr>
+            <w:r>
+              <w:rPr>
+                <w:sz w:val="18"/>
+              </w:rPr>
+              <w:t>Core, UI</w:t>
+            </w:r>
+          </w:p>
+        </w:tc>
+      </w:tr>
+      <w:tr>
+        <w:tc>
+          <w:tcPr>
+            <w:tcW w:w="370" w:type="pct"/>
+            <w:shd w:val="clear" w:color="auto" w:fill="auto"/>
+          </w:tcPr>
+          <w:p>
+            <w:pPr>
+              <w:pStyle w:val="CompactoOE3"/>
+              <w:spacing w:after="0"/>
+              <w:rPr>
+                <w:sz w:val="18"/>
+              </w:rPr>
+            </w:pPr>
+            <w:r>
+              <w:rPr>
+                <w:sz w:val="18"/>
+              </w:rPr>
+              <w:t>RF-10</w:t>
+            </w:r>
+          </w:p>
+        </w:tc>
+        <w:tc>
+          <w:tcPr>
+            <w:tcW w:w="1931" w:type="pct"/>
+            <w:shd w:val="clear" w:color="auto" w:fill="auto"/>
+          </w:tcPr>
+          <w:p>
+            <w:pPr>
+              <w:pStyle w:val="CompactoOE3"/>
+              <w:spacing w:after="0"/>
+              <w:rPr>
+                <w:sz w:val="18"/>
+              </w:rPr>
+            </w:pPr>
+            <w:r>
+              <w:rPr>
+                <w:sz w:val="18"/>
+              </w:rPr>
+              <w:t>Presentación del objetivo del nivel</w:t>
+            </w:r>
+          </w:p>
+        </w:tc>
+        <w:tc>
+          <w:tcPr>
+            <w:tcW w:w="812" w:type="pct"/>
+            <w:shd w:val="clear" w:color="auto" w:fill="auto"/>
+          </w:tcPr>
+          <w:p>
+            <w:pPr>
+              <w:pStyle w:val="CompactoOE3"/>
+              <w:spacing w:after="0"/>
+              <w:rPr>
+                <w:sz w:val="18"/>
+              </w:rPr>
+            </w:pPr>
+            <w:r>
+              <w:rPr>
+                <w:sz w:val="18"/>
+              </w:rPr>
+              <w:t>2 (0 EM, 2 PM)</w:t>
+            </w:r>
+          </w:p>
+        </w:tc>
+        <w:tc>
+          <w:tcPr>
+            <w:tcW w:w="1887" w:type="pct"/>
+            <w:shd w:val="clear" w:color="auto" w:fill="auto"/>
+          </w:tcPr>
+          <w:p>
+            <w:pPr>
+              <w:pStyle w:val="CompactoOE3"/>
+              <w:spacing w:after="0"/>
+              <w:rPr>
+                <w:sz w:val="18"/>
+              </w:rPr>
+            </w:pPr>
+            <w:r>
+              <w:rPr>
+                <w:sz w:val="18"/>
+              </w:rPr>
+              <w:t>UI</w:t>
+            </w:r>
+          </w:p>
+        </w:tc>
+      </w:tr>
+      <w:tr>
+        <w:tc>
+          <w:tcPr>
+            <w:tcW w:w="370" w:type="pct"/>
+            <w:shd w:val="clear" w:color="auto" w:fill="auto"/>
+          </w:tcPr>
+          <w:p>
+            <w:pPr>
+              <w:pStyle w:val="CompactoOE3"/>
+              <w:spacing w:after="0"/>
+              <w:rPr>
+                <w:sz w:val="18"/>
+              </w:rPr>
+            </w:pPr>
+            <w:r>
+              <w:rPr>
+                <w:sz w:val="18"/>
+              </w:rPr>
+              <w:t>RF-11</w:t>
+            </w:r>
+          </w:p>
+        </w:tc>
+        <w:tc>
+          <w:tcPr>
+            <w:tcW w:w="1931" w:type="pct"/>
+            <w:shd w:val="clear" w:color="auto" w:fill="auto"/>
+          </w:tcPr>
+          <w:p>
+            <w:pPr>
+              <w:pStyle w:val="CompactoOE3"/>
+              <w:spacing w:after="0"/>
+              <w:rPr>
+                <w:sz w:val="18"/>
+              </w:rPr>
+            </w:pPr>
+            <w:r>
+              <w:rPr>
+                <w:sz w:val="18"/>
+              </w:rPr>
+              <w:t>Retroalimentación inmediata no punitiva</w:t>
+            </w:r>
+          </w:p>
+        </w:tc>
+        <w:tc>
+          <w:tcPr>
+            <w:tcW w:w="812" w:type="pct"/>
+            <w:shd w:val="clear" w:color="auto" w:fill="auto"/>
+          </w:tcPr>
+          <w:p>
+            <w:pPr>
+              <w:pStyle w:val="CompactoOE3"/>
+              <w:spacing w:after="0"/>
+              <w:rPr>
+                <w:sz w:val="18"/>
+              </w:rPr>
+            </w:pPr>
+            <w:r>
+              <w:rPr>
+                <w:sz w:val="18"/>
+              </w:rPr>
+              <w:t>2 (1 EM, 1 PM)</w:t>
+            </w:r>
+          </w:p>
+        </w:tc>
+        <w:tc>
+          <w:tcPr>
+            <w:tcW w:w="1887" w:type="pct"/>
+            <w:shd w:val="clear" w:color="auto" w:fill="auto"/>
+          </w:tcPr>
+          <w:p>
+            <w:pPr>
+              <w:pStyle w:val="CompactoOE3"/>
+              <w:spacing w:after="0"/>
+              <w:rPr>
+                <w:sz w:val="18"/>
+              </w:rPr>
+            </w:pPr>
+            <w:r>
+              <w:rPr>
+                <w:sz w:val="18"/>
+              </w:rPr>
+              <w:t>Audio, Levels.Wheel</w:t>
+            </w:r>
+          </w:p>
+        </w:tc>
+      </w:tr>
+      <w:tr>
+        <w:tc>
+          <w:tcPr>
+            <w:tcW w:w="370" w:type="pct"/>
+            <w:shd w:val="clear" w:color="auto" w:fill="auto"/>
+          </w:tcPr>
+          <w:p>
+            <w:pPr>
+              <w:pStyle w:val="CompactoOE3"/>
+              <w:spacing w:after="0"/>
+              <w:rPr>
+                <w:sz w:val="18"/>
+              </w:rPr>
+            </w:pPr>
+            <w:r>
+              <w:rPr>
+                <w:sz w:val="18"/>
+              </w:rPr>
+              <w:t>RF-12</w:t>
+            </w:r>
+          </w:p>
+        </w:tc>
+        <w:tc>
+          <w:tcPr>
+            <w:tcW w:w="1931" w:type="pct"/>
+            <w:shd w:val="clear" w:color="auto" w:fill="auto"/>
+          </w:tcPr>
+          <w:p>
+            <w:pPr>
+              <w:pStyle w:val="CompactoOE3"/>
+              <w:spacing w:after="0"/>
+              <w:rPr>
+                <w:sz w:val="18"/>
+              </w:rPr>
+            </w:pPr>
+            <w:r>
+              <w:rPr>
+                <w:sz w:val="18"/>
+              </w:rPr>
+              <w:t>Cierre reflexivo del nivel</w:t>
+            </w:r>
+          </w:p>
+        </w:tc>
+        <w:tc>
+          <w:tcPr>
+            <w:tcW w:w="812" w:type="pct"/>
+            <w:shd w:val="clear" w:color="auto" w:fill="auto"/>
+          </w:tcPr>
+          <w:p>
+            <w:pPr>
+              <w:pStyle w:val="CompactoOE3"/>
+              <w:spacing w:after="0"/>
+              <w:rPr>
+                <w:sz w:val="18"/>
+              </w:rPr>
+            </w:pPr>
+            <w:r>
+              <w:rPr>
+                <w:sz w:val="18"/>
+              </w:rPr>
+              <w:t>3 (3 EM, 0 PM)</w:t>
+            </w:r>
+          </w:p>
+        </w:tc>
+        <w:tc>
+          <w:tcPr>
+            <w:tcW w:w="1887" w:type="pct"/>
+            <w:shd w:val="clear" w:color="auto" w:fill="auto"/>
+          </w:tcPr>
+          <w:p>
+            <w:pPr>
+              <w:pStyle w:val="CompactoOE3"/>
+              <w:spacing w:after="0"/>
+              <w:rPr>
+                <w:sz w:val="18"/>
+              </w:rPr>
+            </w:pPr>
+            <w:r>
+              <w:rPr>
+                <w:sz w:val="18"/>
+              </w:rPr>
+              <w:t>UI</w:t>
+            </w:r>
+          </w:p>
+        </w:tc>
+      </w:tr>
+      <w:tr>
+        <w:tc>
+          <w:tcPr>
+            <w:tcW w:w="370" w:type="pct"/>
+            <w:shd w:val="clear" w:color="auto" w:fill="auto"/>
+          </w:tcPr>
+          <w:p>
+            <w:pPr>
+              <w:pStyle w:val="CompactoOE3"/>
+              <w:spacing w:after="0"/>
+              <w:rPr>
+                <w:sz w:val="18"/>
+              </w:rPr>
+            </w:pPr>
+            <w:r>
+              <w:rPr>
+                <w:sz w:val="18"/>
+              </w:rPr>
+              <w:t>RF-13</w:t>
+            </w:r>
+          </w:p>
+        </w:tc>
+        <w:tc>
+          <w:tcPr>
+            <w:tcW w:w="1931" w:type="pct"/>
+            <w:shd w:val="clear" w:color="auto" w:fill="auto"/>
+          </w:tcPr>
+          <w:p>
+            <w:pPr>
+              <w:pStyle w:val="CompactoOE3"/>
+              <w:spacing w:after="0"/>
+              <w:rPr>
+                <w:sz w:val="18"/>
+              </w:rPr>
+            </w:pPr>
+            <w:r>
+              <w:rPr>
+                <w:sz w:val="18"/>
+              </w:rPr>
+              <w:t>Pista progresiva</w:t>
+            </w:r>
+          </w:p>
+        </w:tc>
+        <w:tc>
+          <w:tcPr>
+            <w:tcW w:w="812" w:type="pct"/>
+            <w:shd w:val="clear" w:color="auto" w:fill="auto"/>
+          </w:tcPr>
+          <w:p>
+            <w:pPr>
+              <w:pStyle w:val="CompactoOE3"/>
+              <w:spacing w:after="0"/>
+              <w:rPr>
+                <w:sz w:val="18"/>
+              </w:rPr>
+            </w:pPr>
+            <w:r>
+              <w:rPr>
+                <w:sz w:val="18"/>
+              </w:rPr>
+              <w:t>12 (7 EM, 5 PM)</w:t>
+            </w:r>
+          </w:p>
+        </w:tc>
+        <w:tc>
+          <w:tcPr>
+            <w:tcW w:w="1887" w:type="pct"/>
+            <w:shd w:val="clear" w:color="auto" w:fill="auto"/>
+          </w:tcPr>
+          <w:p>
+            <w:pPr>
+              <w:pStyle w:val="CompactoOE3"/>
+              <w:spacing w:after="0"/>
+              <w:rPr>
+                <w:sz w:val="18"/>
+              </w:rPr>
+            </w:pPr>
+            <w:r>
+              <w:rPr>
+                <w:sz w:val="18"/>
+              </w:rPr>
+              <w:t>Scaffolding, Levels.Fire, Levels.River, Levels.Wheel</w:t>
+            </w:r>
+          </w:p>
+        </w:tc>
+      </w:tr>
+      <w:tr>
+        <w:tc>
+          <w:tcPr>
+            <w:tcW w:w="370" w:type="pct"/>
+            <w:shd w:val="clear" w:color="auto" w:fill="auto"/>
+          </w:tcPr>
+          <w:p>
+            <w:pPr>
+              <w:pStyle w:val="CompactoOE3"/>
+              <w:spacing w:after="0"/>
+              <w:rPr>
+                <w:sz w:val="18"/>
+              </w:rPr>
+            </w:pPr>
+            <w:r>
+              <w:rPr>
+                <w:sz w:val="18"/>
+              </w:rPr>
+              <w:t>RF-14</w:t>
+            </w:r>
+          </w:p>
+        </w:tc>
+        <w:tc>
+          <w:tcPr>
+            <w:tcW w:w="1931" w:type="pct"/>
+            <w:shd w:val="clear" w:color="auto" w:fill="auto"/>
+          </w:tcPr>
+          <w:p>
+            <w:pPr>
+              <w:pStyle w:val="CompactoOE3"/>
+              <w:spacing w:after="0"/>
+              <w:rPr>
+                <w:sz w:val="18"/>
+              </w:rPr>
+            </w:pPr>
+            <w:r>
+              <w:rPr>
+                <w:sz w:val="18"/>
+              </w:rPr>
+              <w:t>Panel de encendido</w:t>
+            </w:r>
+          </w:p>
+        </w:tc>
+        <w:tc>
+          <w:tcPr>
+            <w:tcW w:w="812" w:type="pct"/>
+            <w:shd w:val="clear" w:color="auto" w:fill="auto"/>
+          </w:tcPr>
+          <w:p>
+            <w:pPr>
+              <w:pStyle w:val="CompactoOE3"/>
+              <w:spacing w:after="0"/>
+              <w:rPr>
+                <w:sz w:val="18"/>
+              </w:rPr>
+            </w:pPr>
+            <w:r>
+              <w:rPr>
+                <w:sz w:val="18"/>
+              </w:rPr>
+              <w:t>11 (3 EM, 8 PM)</w:t>
+            </w:r>
+          </w:p>
+        </w:tc>
+        <w:tc>
+          <w:tcPr>
+            <w:tcW w:w="1887" w:type="pct"/>
+            <w:shd w:val="clear" w:color="auto" w:fill="auto"/>
+          </w:tcPr>
+          <w:p>
+            <w:pPr>
+              <w:pStyle w:val="CompactoOE3"/>
+              <w:spacing w:after="0"/>
+              <w:rPr>
+                <w:sz w:val="18"/>
+              </w:rPr>
+            </w:pPr>
+            <w:r>
+              <w:rPr>
+                <w:sz w:val="18"/>
+              </w:rPr>
+              <w:t>Levels.Fire</w:t>
+            </w:r>
+          </w:p>
+        </w:tc>
+      </w:tr>
+      <w:tr>
+        <w:tc>
+          <w:tcPr>
+            <w:tcW w:w="370" w:type="pct"/>
+            <w:shd w:val="clear" w:color="auto" w:fill="auto"/>
+          </w:tcPr>
+          <w:p>
+            <w:pPr>
+              <w:pStyle w:val="CompactoOE3"/>
+              <w:spacing w:after="0"/>
+              <w:rPr>
+                <w:sz w:val="18"/>
+              </w:rPr>
+            </w:pPr>
+            <w:r>
+              <w:rPr>
+                <w:sz w:val="18"/>
+              </w:rPr>
+              <w:t>RF-15</w:t>
+            </w:r>
+          </w:p>
+        </w:tc>
+        <w:tc>
+          <w:tcPr>
+            <w:tcW w:w="1931" w:type="pct"/>
+            <w:shd w:val="clear" w:color="auto" w:fill="auto"/>
+          </w:tcPr>
+          <w:p>
+            <w:pPr>
+              <w:pStyle w:val="CompactoOE3"/>
+              <w:spacing w:after="0"/>
+              <w:rPr>
+                <w:sz w:val="18"/>
+              </w:rPr>
+            </w:pPr>
+            <w:r>
+              <w:rPr>
+                <w:sz w:val="18"/>
+              </w:rPr>
+              <w:t>Controles de fuerza y cercanía como hipótesis</w:t>
+            </w:r>
+          </w:p>
+        </w:tc>
+        <w:tc>
+          <w:tcPr>
+            <w:tcW w:w="812" w:type="pct"/>
+            <w:shd w:val="clear" w:color="auto" w:fill="auto"/>
+          </w:tcPr>
+          <w:p>
+            <w:pPr>
+              <w:pStyle w:val="CompactoOE3"/>
+              <w:spacing w:after="0"/>
+              <w:rPr>
+                <w:sz w:val="18"/>
+              </w:rPr>
+            </w:pPr>
+            <w:r>
+              <w:rPr>
+                <w:sz w:val="18"/>
+              </w:rPr>
+              <w:t>7 (3 EM, 4 PM)</w:t>
+            </w:r>
+          </w:p>
+        </w:tc>
+        <w:tc>
+          <w:tcPr>
+            <w:tcW w:w="1887" w:type="pct"/>
+            <w:shd w:val="clear" w:color="auto" w:fill="auto"/>
+          </w:tcPr>
+          <w:p>
+            <w:pPr>
+              <w:pStyle w:val="CompactoOE3"/>
+              <w:spacing w:after="0"/>
+              <w:rPr>
+                <w:sz w:val="18"/>
+              </w:rPr>
+            </w:pPr>
+            <w:r>
+              <w:rPr>
+                <w:sz w:val="18"/>
+              </w:rPr>
+              <w:t>Levels.Fire</w:t>
+            </w:r>
+          </w:p>
+        </w:tc>
+      </w:tr>
+      <w:tr>
+        <w:tc>
+          <w:tcPr>
+            <w:tcW w:w="370" w:type="pct"/>
+            <w:shd w:val="clear" w:color="auto" w:fill="auto"/>
+          </w:tcPr>
+          <w:p>
+            <w:pPr>
+              <w:pStyle w:val="CompactoOE3"/>
+              <w:spacing w:after="0"/>
+              <w:rPr>
+                <w:sz w:val="18"/>
+              </w:rPr>
+            </w:pPr>
+            <w:r>
+              <w:rPr>
+                <w:sz w:val="18"/>
+              </w:rPr>
+              <w:t>RF-16</w:t>
+            </w:r>
+          </w:p>
+        </w:tc>
+        <w:tc>
+          <w:tcPr>
+            <w:tcW w:w="1931" w:type="pct"/>
+            <w:shd w:val="clear" w:color="auto" w:fill="auto"/>
+          </w:tcPr>
+          <w:p>
+            <w:pPr>
+              <w:pStyle w:val="CompactoOE3"/>
+              <w:spacing w:after="0"/>
+              <w:rPr>
+                <w:sz w:val="18"/>
+              </w:rPr>
+            </w:pPr>
+            <w:r>
+              <w:rPr>
+                <w:sz w:val="18"/>
+              </w:rPr>
+              <w:t>Acción de golpear</w:t>
+            </w:r>
+          </w:p>
+        </w:tc>
+        <w:tc>
+          <w:tcPr>
+            <w:tcW w:w="812" w:type="pct"/>
+            <w:shd w:val="clear" w:color="auto" w:fill="auto"/>
+          </w:tcPr>
+          <w:p>
+            <w:pPr>
+              <w:pStyle w:val="CompactoOE3"/>
+              <w:spacing w:after="0"/>
+              <w:rPr>
+                <w:sz w:val="18"/>
+              </w:rPr>
+            </w:pPr>
+            <w:r>
+              <w:rPr>
+                <w:sz w:val="18"/>
+              </w:rPr>
+              <w:t>14 (7 EM, 7 PM)</w:t>
+            </w:r>
+          </w:p>
+        </w:tc>
+        <w:tc>
+          <w:tcPr>
+            <w:tcW w:w="1887" w:type="pct"/>
+            <w:shd w:val="clear" w:color="auto" w:fill="auto"/>
+          </w:tcPr>
+          <w:p>
+            <w:pPr>
+              <w:pStyle w:val="CompactoOE3"/>
+              <w:spacing w:after="0"/>
+              <w:rPr>
+                <w:sz w:val="18"/>
+              </w:rPr>
+            </w:pPr>
+            <w:r>
+              <w:rPr>
+                <w:sz w:val="18"/>
+              </w:rPr>
+              <w:t>Levels.Fire</w:t>
+            </w:r>
+          </w:p>
+        </w:tc>
+      </w:tr>
+      <w:tr>
+        <w:tc>
+          <w:tcPr>
+            <w:tcW w:w="370" w:type="pct"/>
+            <w:shd w:val="clear" w:color="auto" w:fill="auto"/>
+          </w:tcPr>
+          <w:p>
+            <w:pPr>
+              <w:pStyle w:val="CompactoOE3"/>
+              <w:spacing w:after="0"/>
+              <w:rPr>
+                <w:sz w:val="18"/>
+              </w:rPr>
+            </w:pPr>
+            <w:r>
+              <w:rPr>
+                <w:sz w:val="18"/>
+              </w:rPr>
+              <w:t>RF-17</w:t>
+            </w:r>
+          </w:p>
+        </w:tc>
+        <w:tc>
+          <w:tcPr>
+            <w:tcW w:w="1931" w:type="pct"/>
+            <w:shd w:val="clear" w:color="auto" w:fill="auto"/>
+          </w:tcPr>
+          <w:p>
+            <w:pPr>
+              <w:pStyle w:val="CompactoOE3"/>
+              <w:spacing w:after="0"/>
+              <w:rPr>
+                <w:sz w:val="18"/>
+              </w:rPr>
+            </w:pPr>
+            <w:r>
+              <w:rPr>
+                <w:sz w:val="18"/>
+              </w:rPr>
+              <w:t>Registro de retroalimentación cualitativa</w:t>
+            </w:r>
+          </w:p>
+        </w:tc>
+        <w:tc>
+          <w:tcPr>
+            <w:tcW w:w="812" w:type="pct"/>
+            <w:shd w:val="clear" w:color="auto" w:fill="auto"/>
+          </w:tcPr>
+          <w:p>
+            <w:pPr>
+              <w:pStyle w:val="CompactoOE3"/>
+              <w:spacing w:after="0"/>
+              <w:rPr>
+                <w:sz w:val="18"/>
+              </w:rPr>
+            </w:pPr>
+            <w:r>
+              <w:rPr>
+                <w:sz w:val="18"/>
+              </w:rPr>
+              <w:t>5 (4 EM, 1 PM)</w:t>
+            </w:r>
+          </w:p>
+        </w:tc>
+        <w:tc>
+          <w:tcPr>
+            <w:tcW w:w="1887" w:type="pct"/>
+            <w:shd w:val="clear" w:color="auto" w:fill="auto"/>
+          </w:tcPr>
+          <w:p>
+            <w:pPr>
+              <w:pStyle w:val="CompactoOE3"/>
+              <w:spacing w:after="0"/>
+              <w:rPr>
+                <w:sz w:val="18"/>
+              </w:rPr>
+            </w:pPr>
+            <w:r>
+              <w:rPr>
+                <w:sz w:val="18"/>
+              </w:rPr>
+              <w:t>Levels.Fire, Levels.River, Levels.Wheel, UI</w:t>
+            </w:r>
+          </w:p>
+        </w:tc>
+      </w:tr>
+      <w:tr>
+        <w:tc>
+          <w:tcPr>
+            <w:tcW w:w="370" w:type="pct"/>
+            <w:shd w:val="clear" w:color="auto" w:fill="auto"/>
+          </w:tcPr>
+          <w:p>
+            <w:pPr>
+              <w:pStyle w:val="CompactoOE3"/>
+              <w:spacing w:after="0"/>
+              <w:rPr>
+                <w:sz w:val="18"/>
+              </w:rPr>
+            </w:pPr>
+            <w:r>
+              <w:rPr>
+                <w:sz w:val="18"/>
+              </w:rPr>
+              <w:t>RF-18</w:t>
+            </w:r>
+          </w:p>
+        </w:tc>
+        <w:tc>
+          <w:tcPr>
+            <w:tcW w:w="1931" w:type="pct"/>
+            <w:shd w:val="clear" w:color="auto" w:fill="auto"/>
+          </w:tcPr>
+          <w:p>
+            <w:pPr>
+              <w:pStyle w:val="CompactoOE3"/>
+              <w:spacing w:after="0"/>
+              <w:rPr>
+                <w:sz w:val="18"/>
+              </w:rPr>
+            </w:pPr>
+            <w:r>
+              <w:rPr>
+                <w:sz w:val="18"/>
+              </w:rPr>
+              <w:t>Intentos ilimitados</w:t>
+            </w:r>
+          </w:p>
+        </w:tc>
+        <w:tc>
+          <w:tcPr>
+            <w:tcW w:w="812" w:type="pct"/>
+            <w:shd w:val="clear" w:color="auto" w:fill="auto"/>
+          </w:tcPr>
+          <w:p>
+            <w:pPr>
+              <w:pStyle w:val="CompactoOE3"/>
+              <w:spacing w:after="0"/>
+              <w:rPr>
+                <w:sz w:val="18"/>
+              </w:rPr>
+            </w:pPr>
+            <w:r>
+              <w:rPr>
+                <w:sz w:val="18"/>
+              </w:rPr>
+              <w:t>3 (3 EM, 0 PM)</w:t>
+            </w:r>
+          </w:p>
+        </w:tc>
+        <w:tc>
+          <w:tcPr>
+            <w:tcW w:w="1887" w:type="pct"/>
+            <w:shd w:val="clear" w:color="auto" w:fill="auto"/>
+          </w:tcPr>
+          <w:p>
+            <w:pPr>
+              <w:pStyle w:val="CompactoOE3"/>
+              <w:spacing w:after="0"/>
+              <w:rPr>
+                <w:sz w:val="18"/>
+              </w:rPr>
+            </w:pPr>
+            <w:r>
+              <w:rPr>
+                <w:sz w:val="18"/>
+              </w:rPr>
+              <w:t>Levels.Fire</w:t>
+            </w:r>
+          </w:p>
+        </w:tc>
+      </w:tr>
+      <w:tr>
+        <w:tc>
+          <w:tcPr>
+            <w:tcW w:w="370" w:type="pct"/>
+            <w:shd w:val="clear" w:color="auto" w:fill="auto"/>
+          </w:tcPr>
+          <w:p>
+            <w:pPr>
+              <w:pStyle w:val="CompactoOE3"/>
+              <w:spacing w:after="0"/>
+              <w:rPr>
+                <w:sz w:val="18"/>
+              </w:rPr>
+            </w:pPr>
+            <w:r>
+              <w:rPr>
+                <w:sz w:val="18"/>
+              </w:rPr>
+              <w:t>RF-19</w:t>
+            </w:r>
+          </w:p>
+        </w:tc>
+        <w:tc>
+          <w:tcPr>
+            <w:tcW w:w="1931" w:type="pct"/>
+            <w:shd w:val="clear" w:color="auto" w:fill="auto"/>
+          </w:tcPr>
+          <w:p>
+            <w:pPr>
+              <w:pStyle w:val="CompactoOE3"/>
+              <w:spacing w:after="0"/>
+              <w:rPr>
+                <w:sz w:val="18"/>
+              </w:rPr>
+            </w:pPr>
+            <w:r>
+              <w:rPr>
+                <w:sz w:val="18"/>
+              </w:rPr>
+              <w:t>Desbloqueo condicional de la acción de soplar</w:t>
+            </w:r>
+          </w:p>
+        </w:tc>
+        <w:tc>
+          <w:tcPr>
+            <w:tcW w:w="812" w:type="pct"/>
+            <w:shd w:val="clear" w:color="auto" w:fill="auto"/>
+          </w:tcPr>
+          <w:p>
+            <w:pPr>
+              <w:pStyle w:val="CompactoOE3"/>
+              <w:spacing w:after="0"/>
+              <w:rPr>
+                <w:sz w:val="18"/>
+              </w:rPr>
+            </w:pPr>
+            <w:r>
+              <w:rPr>
+                <w:sz w:val="18"/>
+              </w:rPr>
+              <w:t>7 (1 EM, 6 PM)</w:t>
+            </w:r>
+          </w:p>
+        </w:tc>
+        <w:tc>
+          <w:tcPr>
+            <w:tcW w:w="1887" w:type="pct"/>
+            <w:shd w:val="clear" w:color="auto" w:fill="auto"/>
+          </w:tcPr>
+          <w:p>
+            <w:pPr>
+              <w:pStyle w:val="CompactoOE3"/>
+              <w:spacing w:after="0"/>
+              <w:rPr>
+                <w:sz w:val="18"/>
+              </w:rPr>
+            </w:pPr>
+            <w:r>
+              <w:rPr>
+                <w:sz w:val="18"/>
+              </w:rPr>
+              <w:t>Levels.Fire</w:t>
+            </w:r>
+          </w:p>
+        </w:tc>
+      </w:tr>
+      <w:tr>
+        <w:tc>
+          <w:tcPr>
+            <w:tcW w:w="370" w:type="pct"/>
+            <w:shd w:val="clear" w:color="auto" w:fill="auto"/>
+          </w:tcPr>
+          <w:p>
+            <w:pPr>
+              <w:pStyle w:val="CompactoOE3"/>
+              <w:spacing w:after="0"/>
+              <w:rPr>
+                <w:sz w:val="18"/>
+              </w:rPr>
+            </w:pPr>
+            <w:r>
+              <w:rPr>
+                <w:sz w:val="18"/>
+              </w:rPr>
+              <w:t>RF-20</w:t>
+            </w:r>
+          </w:p>
+        </w:tc>
+        <w:tc>
+          <w:tcPr>
+            <w:tcW w:w="1931" w:type="pct"/>
+            <w:shd w:val="clear" w:color="auto" w:fill="auto"/>
+          </w:tcPr>
+          <w:p>
+            <w:pPr>
+              <w:pStyle w:val="CompactoOE3"/>
+              <w:spacing w:after="0"/>
+              <w:rPr>
+                <w:sz w:val="18"/>
+              </w:rPr>
+            </w:pPr>
+            <w:r>
+              <w:rPr>
+                <w:sz w:val="18"/>
+              </w:rPr>
+              <w:t>Resolución del nivel</w:t>
+            </w:r>
+          </w:p>
+        </w:tc>
+        <w:tc>
+          <w:tcPr>
+            <w:tcW w:w="812" w:type="pct"/>
+            <w:shd w:val="clear" w:color="auto" w:fill="auto"/>
+          </w:tcPr>
+          <w:p>
+            <w:pPr>
+              <w:pStyle w:val="CompactoOE3"/>
+              <w:spacing w:after="0"/>
+              <w:rPr>
+                <w:sz w:val="18"/>
+              </w:rPr>
+            </w:pPr>
+            <w:r>
+              <w:rPr>
+                <w:sz w:val="18"/>
+              </w:rPr>
+              <w:t>12 (1 EM, 11 PM)</w:t>
+            </w:r>
+          </w:p>
+        </w:tc>
+        <w:tc>
+          <w:tcPr>
+            <w:tcW w:w="1887" w:type="pct"/>
+            <w:shd w:val="clear" w:color="auto" w:fill="auto"/>
+          </w:tcPr>
+          <w:p>
+            <w:pPr>
+              <w:pStyle w:val="CompactoOE3"/>
+              <w:spacing w:after="0"/>
+              <w:rPr>
+                <w:sz w:val="18"/>
+              </w:rPr>
+            </w:pPr>
+            <w:r>
+              <w:rPr>
+                <w:sz w:val="18"/>
+              </w:rPr>
+              <w:t>Levels.Fire, UI</w:t>
+            </w:r>
+          </w:p>
+        </w:tc>
+      </w:tr>
+      <w:tr>
+        <w:tc>
+          <w:tcPr>
+            <w:tcW w:w="370" w:type="pct"/>
+            <w:shd w:val="clear" w:color="auto" w:fill="auto"/>
+          </w:tcPr>
+          <w:p>
+            <w:pPr>
+              <w:pStyle w:val="CompactoOE3"/>
+              <w:spacing w:after="0"/>
+              <w:rPr>
+                <w:sz w:val="18"/>
+              </w:rPr>
+            </w:pPr>
+            <w:r>
+              <w:rPr>
+                <w:sz w:val="18"/>
+              </w:rPr>
+              <w:t>RF-21</w:t>
+            </w:r>
+          </w:p>
+        </w:tc>
+        <w:tc>
+          <w:tcPr>
+            <w:tcW w:w="1931" w:type="pct"/>
+            <w:shd w:val="clear" w:color="auto" w:fill="auto"/>
+          </w:tcPr>
+          <w:p>
+            <w:pPr>
+              <w:pStyle w:val="CompactoOE3"/>
+              <w:spacing w:after="0"/>
+              <w:rPr>
+                <w:sz w:val="18"/>
+              </w:rPr>
+            </w:pPr>
+            <w:r>
+              <w:rPr>
+                <w:sz w:val="18"/>
+              </w:rPr>
+              <w:t>Iluminación progresiva del escenario</w:t>
+            </w:r>
+          </w:p>
+        </w:tc>
+        <w:tc>
+          <w:tcPr>
+            <w:tcW w:w="812" w:type="pct"/>
+            <w:shd w:val="clear" w:color="auto" w:fill="auto"/>
+          </w:tcPr>
+          <w:p>
+            <w:pPr>
+              <w:pStyle w:val="CompactoOE3"/>
+              <w:spacing w:after="0"/>
+              <w:rPr>
+                <w:sz w:val="18"/>
+              </w:rPr>
+            </w:pPr>
+            <w:r>
+              <w:rPr>
+                <w:sz w:val="18"/>
+              </w:rPr>
+              <w:t>1 (0 EM, 1 PM)</w:t>
+            </w:r>
+          </w:p>
+        </w:tc>
+        <w:tc>
+          <w:tcPr>
+            <w:tcW w:w="1887" w:type="pct"/>
+            <w:shd w:val="clear" w:color="auto" w:fill="auto"/>
+          </w:tcPr>
+          <w:p>
+            <w:pPr>
+              <w:pStyle w:val="CompactoOE3"/>
+              <w:spacing w:after="0"/>
+              <w:rPr>
+                <w:sz w:val="18"/>
+              </w:rPr>
+            </w:pPr>
+            <w:r>
+              <w:rPr>
+                <w:sz w:val="18"/>
+              </w:rPr>
+              <w:t>Levels.Fire</w:t>
+            </w:r>
+          </w:p>
+        </w:tc>
+      </w:tr>
+      <w:tr>
+        <w:tc>
+          <w:tcPr>
+            <w:tcW w:w="370" w:type="pct"/>
+            <w:shd w:val="clear" w:color="auto" w:fill="auto"/>
+          </w:tcPr>
+          <w:p>
+            <w:pPr>
+              <w:pStyle w:val="CompactoOE3"/>
+              <w:spacing w:after="0"/>
+              <w:rPr>
+                <w:sz w:val="18"/>
+              </w:rPr>
+            </w:pPr>
+            <w:r>
+              <w:rPr>
+                <w:sz w:val="18"/>
+              </w:rPr>
+              <w:t>RF-22</w:t>
+            </w:r>
+          </w:p>
+        </w:tc>
+        <w:tc>
+          <w:tcPr>
+            <w:tcW w:w="1931" w:type="pct"/>
+            <w:shd w:val="clear" w:color="auto" w:fill="auto"/>
+          </w:tcPr>
+          <w:p>
+            <w:pPr>
+              <w:pStyle w:val="CompactoOE3"/>
+              <w:spacing w:after="0"/>
+              <w:rPr>
+                <w:sz w:val="18"/>
+              </w:rPr>
+            </w:pPr>
+            <w:r>
+              <w:rPr>
+                <w:sz w:val="18"/>
+              </w:rPr>
+              <w:t>Escenario de exploración</w:t>
+            </w:r>
+          </w:p>
+        </w:tc>
+        <w:tc>
+          <w:tcPr>
+            <w:tcW w:w="812" w:type="pct"/>
+            <w:shd w:val="clear" w:color="auto" w:fill="auto"/>
+          </w:tcPr>
+          <w:p>
+            <w:pPr>
+              <w:pStyle w:val="CompactoOE3"/>
+              <w:spacing w:after="0"/>
+              <w:rPr>
+                <w:sz w:val="18"/>
+              </w:rPr>
+            </w:pPr>
+            <w:r>
+              <w:rPr>
+                <w:sz w:val="18"/>
+              </w:rPr>
+              <w:t>14 (5 EM, 9 PM)</w:t>
+            </w:r>
+          </w:p>
+        </w:tc>
+        <w:tc>
+          <w:tcPr>
+            <w:tcW w:w="1887" w:type="pct"/>
+            <w:shd w:val="clear" w:color="auto" w:fill="auto"/>
+          </w:tcPr>
+          <w:p>
+            <w:pPr>
+              <w:pStyle w:val="CompactoOE3"/>
+              <w:spacing w:after="0"/>
+              <w:rPr>
+                <w:sz w:val="18"/>
+              </w:rPr>
+            </w:pPr>
+            <w:r>
+              <w:rPr>
+                <w:sz w:val="18"/>
+              </w:rPr>
+              <w:t>Levels.Wheel, Core</w:t>
+            </w:r>
+          </w:p>
+        </w:tc>
+      </w:tr>
+      <w:tr>
+        <w:tc>
+          <w:tcPr>
+            <w:tcW w:w="370" w:type="pct"/>
+            <w:shd w:val="clear" w:color="auto" w:fill="auto"/>
+          </w:tcPr>
+          <w:p>
+            <w:pPr>
+              <w:pStyle w:val="CompactoOE3"/>
+              <w:spacing w:after="0"/>
+              <w:rPr>
+                <w:sz w:val="18"/>
+              </w:rPr>
+            </w:pPr>
+            <w:r>
+              <w:rPr>
+                <w:sz w:val="18"/>
+              </w:rPr>
+              <w:t>RF-23</w:t>
+            </w:r>
+          </w:p>
+        </w:tc>
+        <w:tc>
+          <w:tcPr>
+            <w:tcW w:w="1931" w:type="pct"/>
+            <w:shd w:val="clear" w:color="auto" w:fill="auto"/>
+          </w:tcPr>
+          <w:p>
+            <w:pPr>
+              <w:pStyle w:val="CompactoOE3"/>
+              <w:spacing w:after="0"/>
+              <w:rPr>
+                <w:sz w:val="18"/>
+              </w:rPr>
+            </w:pPr>
+            <w:r>
+              <w:rPr>
+                <w:sz w:val="18"/>
+              </w:rPr>
+              <w:t>Selección de objetos por patrón</w:t>
+            </w:r>
+          </w:p>
+        </w:tc>
+        <w:tc>
+          <w:tcPr>
+            <w:tcW w:w="812" w:type="pct"/>
+            <w:shd w:val="clear" w:color="auto" w:fill="auto"/>
+          </w:tcPr>
+          <w:p>
+            <w:pPr>
+              <w:pStyle w:val="CompactoOE3"/>
+              <w:spacing w:after="0"/>
+              <w:rPr>
+                <w:sz w:val="18"/>
+              </w:rPr>
+            </w:pPr>
+            <w:r>
+              <w:rPr>
+                <w:sz w:val="18"/>
+              </w:rPr>
+              <w:t>10 (8 EM, 2 PM)</w:t>
+            </w:r>
+          </w:p>
+        </w:tc>
+        <w:tc>
+          <w:tcPr>
+            <w:tcW w:w="1887" w:type="pct"/>
+            <w:shd w:val="clear" w:color="auto" w:fill="auto"/>
+          </w:tcPr>
+          <w:p>
+            <w:pPr>
+              <w:pStyle w:val="CompactoOE3"/>
+              <w:spacing w:after="0"/>
+              <w:rPr>
+                <w:sz w:val="18"/>
+              </w:rPr>
+            </w:pPr>
+            <w:r>
+              <w:rPr>
+                <w:sz w:val="18"/>
+              </w:rPr>
+              <w:t>Levels.Wheel, UI</w:t>
+            </w:r>
+          </w:p>
+        </w:tc>
+      </w:tr>
+      <w:tr>
+        <w:tc>
+          <w:tcPr>
+            <w:tcW w:w="370" w:type="pct"/>
+            <w:shd w:val="clear" w:color="auto" w:fill="auto"/>
+          </w:tcPr>
+          <w:p>
+            <w:pPr>
+              <w:pStyle w:val="CompactoOE3"/>
+              <w:spacing w:after="0"/>
+              <w:rPr>
+                <w:sz w:val="18"/>
+              </w:rPr>
+            </w:pPr>
+            <w:r>
+              <w:rPr>
+                <w:sz w:val="18"/>
+              </w:rPr>
+              <w:t>RF-24</w:t>
+            </w:r>
+          </w:p>
+        </w:tc>
+        <w:tc>
+          <w:tcPr>
+            <w:tcW w:w="1931" w:type="pct"/>
+            <w:shd w:val="clear" w:color="auto" w:fill="auto"/>
+          </w:tcPr>
+          <w:p>
+            <w:pPr>
+              <w:pStyle w:val="CompactoOE3"/>
+              <w:spacing w:after="0"/>
+              <w:rPr>
+                <w:sz w:val="18"/>
+              </w:rPr>
+            </w:pPr>
+            <w:r>
+              <w:rPr>
+                <w:sz w:val="18"/>
+              </w:rPr>
+              <w:t>Contador de recolección</w:t>
+            </w:r>
+          </w:p>
+        </w:tc>
+        <w:tc>
+          <w:tcPr>
+            <w:tcW w:w="812" w:type="pct"/>
+            <w:shd w:val="clear" w:color="auto" w:fill="auto"/>
+          </w:tcPr>
+          <w:p>
+            <w:pPr>
+              <w:pStyle w:val="CompactoOE3"/>
+              <w:spacing w:after="0"/>
+              <w:rPr>
+                <w:sz w:val="18"/>
+              </w:rPr>
+            </w:pPr>
+            <w:r>
+              <w:rPr>
+                <w:sz w:val="18"/>
+              </w:rPr>
+              <w:t>7 (3 EM, 4 PM)</w:t>
+            </w:r>
+          </w:p>
+        </w:tc>
+        <w:tc>
+          <w:tcPr>
+            <w:tcW w:w="1887" w:type="pct"/>
+            <w:shd w:val="clear" w:color="auto" w:fill="auto"/>
+          </w:tcPr>
+          <w:p>
+            <w:pPr>
+              <w:pStyle w:val="CompactoOE3"/>
+              <w:spacing w:after="0"/>
+              <w:rPr>
+                <w:sz w:val="18"/>
+              </w:rPr>
+            </w:pPr>
+            <w:r>
+              <w:rPr>
+                <w:sz w:val="18"/>
+              </w:rPr>
+              <w:t>Levels.Wheel</w:t>
+            </w:r>
+          </w:p>
+        </w:tc>
+      </w:tr>
+      <w:tr>
+        <w:tc>
+          <w:tcPr>
+            <w:tcW w:w="370" w:type="pct"/>
+            <w:shd w:val="clear" w:color="auto" w:fill="auto"/>
+          </w:tcPr>
+          <w:p>
+            <w:pPr>
+              <w:pStyle w:val="CompactoOE3"/>
+              <w:spacing w:after="0"/>
+              <w:rPr>
+                <w:sz w:val="18"/>
+              </w:rPr>
+            </w:pPr>
+            <w:r>
+              <w:rPr>
+                <w:sz w:val="18"/>
+              </w:rPr>
+              <w:t>RF-25</w:t>
+            </w:r>
+          </w:p>
+        </w:tc>
+        <w:tc>
+          <w:tcPr>
+            <w:tcW w:w="1931" w:type="pct"/>
+            <w:shd w:val="clear" w:color="auto" w:fill="auto"/>
+          </w:tcPr>
+          <w:p>
+            <w:pPr>
+              <w:pStyle w:val="CompactoOE3"/>
+              <w:spacing w:after="0"/>
+              <w:rPr>
+                <w:sz w:val="18"/>
+              </w:rPr>
+            </w:pPr>
+            <w:r>
+              <w:rPr>
+                <w:sz w:val="18"/>
+              </w:rPr>
+              <w:t>Colocación de la carga</w:t>
+            </w:r>
+          </w:p>
+        </w:tc>
+        <w:tc>
+          <w:tcPr>
+            <w:tcW w:w="812" w:type="pct"/>
+            <w:shd w:val="clear" w:color="auto" w:fill="auto"/>
+          </w:tcPr>
+          <w:p>
+            <w:pPr>
+              <w:pStyle w:val="CompactoOE3"/>
+              <w:spacing w:after="0"/>
+              <w:rPr>
+                <w:sz w:val="18"/>
+              </w:rPr>
+            </w:pPr>
+            <w:r>
+              <w:rPr>
+                <w:sz w:val="18"/>
+              </w:rPr>
+              <w:t>6 (3 EM, 3 PM)</w:t>
+            </w:r>
+          </w:p>
+        </w:tc>
+        <w:tc>
+          <w:tcPr>
+            <w:tcW w:w="1887" w:type="pct"/>
+            <w:shd w:val="clear" w:color="auto" w:fill="auto"/>
+          </w:tcPr>
+          <w:p>
+            <w:pPr>
+              <w:pStyle w:val="CompactoOE3"/>
+              <w:spacing w:after="0"/>
+              <w:rPr>
+                <w:sz w:val="18"/>
+              </w:rPr>
+            </w:pPr>
+            <w:r>
+              <w:rPr>
+                <w:sz w:val="18"/>
+              </w:rPr>
+              <w:t>Levels.Wheel</w:t>
+            </w:r>
+          </w:p>
+        </w:tc>
+      </w:tr>
+      <w:tr>
+        <w:tc>
+          <w:tcPr>
+            <w:tcW w:w="370" w:type="pct"/>
+            <w:shd w:val="clear" w:color="auto" w:fill="auto"/>
+          </w:tcPr>
+          <w:p>
+            <w:pPr>
+              <w:pStyle w:val="CompactoOE3"/>
+              <w:spacing w:after="0"/>
+              <w:rPr>
+                <w:sz w:val="18"/>
+              </w:rPr>
+            </w:pPr>
+            <w:r>
+              <w:rPr>
+                <w:sz w:val="18"/>
+              </w:rPr>
+              <w:t>RF-26</w:t>
+            </w:r>
+          </w:p>
+        </w:tc>
+        <w:tc>
+          <w:tcPr>
+            <w:tcW w:w="1931" w:type="pct"/>
+            <w:shd w:val="clear" w:color="auto" w:fill="auto"/>
+          </w:tcPr>
+          <w:p>
+            <w:pPr>
+              <w:pStyle w:val="CompactoOE3"/>
+              <w:spacing w:after="0"/>
+              <w:rPr>
+                <w:sz w:val="18"/>
+              </w:rPr>
+            </w:pPr>
+            <w:r>
+              <w:rPr>
+                <w:sz w:val="18"/>
+              </w:rPr>
+              <w:t>Demostración del rodado</w:t>
+            </w:r>
+          </w:p>
+        </w:tc>
+        <w:tc>
+          <w:tcPr>
+            <w:tcW w:w="812" w:type="pct"/>
+            <w:shd w:val="clear" w:color="auto" w:fill="auto"/>
+          </w:tcPr>
+          <w:p>
+            <w:pPr>
+              <w:pStyle w:val="CompactoOE3"/>
+              <w:spacing w:after="0"/>
+              <w:rPr>
+                <w:sz w:val="18"/>
+              </w:rPr>
+            </w:pPr>
+            <w:r>
+              <w:rPr>
+                <w:sz w:val="18"/>
+              </w:rPr>
+              <w:t>12 (7 EM, 5 PM)</w:t>
+            </w:r>
+          </w:p>
+        </w:tc>
+        <w:tc>
+          <w:tcPr>
+            <w:tcW w:w="1887" w:type="pct"/>
+            <w:shd w:val="clear" w:color="auto" w:fill="auto"/>
+          </w:tcPr>
+          <w:p>
+            <w:pPr>
+              <w:pStyle w:val="CompactoOE3"/>
+              <w:spacing w:after="0"/>
+              <w:rPr>
+                <w:sz w:val="18"/>
+              </w:rPr>
+            </w:pPr>
+            <w:r>
+              <w:rPr>
+                <w:sz w:val="18"/>
+              </w:rPr>
+              <w:t>Levels.Wheel, Scaffolding, UI</w:t>
+            </w:r>
+          </w:p>
+        </w:tc>
+      </w:tr>
+      <w:tr>
+        <w:tc>
+          <w:tcPr>
+            <w:tcW w:w="370" w:type="pct"/>
+            <w:shd w:val="clear" w:color="auto" w:fill="auto"/>
+          </w:tcPr>
+          <w:p>
+            <w:pPr>
+              <w:pStyle w:val="CompactoOE3"/>
+              <w:spacing w:after="0"/>
+              <w:rPr>
+                <w:sz w:val="18"/>
+              </w:rPr>
+            </w:pPr>
+            <w:r>
+              <w:rPr>
+                <w:sz w:val="18"/>
+              </w:rPr>
+              <w:t>RF-27</w:t>
+            </w:r>
+          </w:p>
+        </w:tc>
+        <w:tc>
+          <w:tcPr>
+            <w:tcW w:w="1931" w:type="pct"/>
+            <w:shd w:val="clear" w:color="auto" w:fill="auto"/>
+          </w:tcPr>
+          <w:p>
+            <w:pPr>
+              <w:pStyle w:val="CompactoOE3"/>
+              <w:spacing w:after="0"/>
+              <w:rPr>
+                <w:sz w:val="18"/>
+              </w:rPr>
+            </w:pPr>
+            <w:r>
+              <w:rPr>
+                <w:sz w:val="18"/>
+              </w:rPr>
+              <w:t>Área de trabajo de construcción</w:t>
+            </w:r>
+          </w:p>
+        </w:tc>
+        <w:tc>
+          <w:tcPr>
+            <w:tcW w:w="812" w:type="pct"/>
+            <w:shd w:val="clear" w:color="auto" w:fill="auto"/>
+          </w:tcPr>
+          <w:p>
+            <w:pPr>
+              <w:pStyle w:val="CompactoOE3"/>
+              <w:spacing w:after="0"/>
+              <w:rPr>
+                <w:sz w:val="18"/>
+              </w:rPr>
+            </w:pPr>
+            <w:r>
+              <w:rPr>
+                <w:sz w:val="18"/>
+              </w:rPr>
+              <w:t>1 (0 EM, 1 PM)</w:t>
+            </w:r>
+          </w:p>
+        </w:tc>
+        <w:tc>
+          <w:tcPr>
+            <w:tcW w:w="1887" w:type="pct"/>
+            <w:shd w:val="clear" w:color="auto" w:fill="auto"/>
+          </w:tcPr>
+          <w:p>
+            <w:pPr>
+              <w:pStyle w:val="CompactoOE3"/>
+              <w:spacing w:after="0"/>
+              <w:rPr>
+                <w:sz w:val="18"/>
+              </w:rPr>
+            </w:pPr>
+            <w:r>
+              <w:rPr>
+                <w:sz w:val="18"/>
+              </w:rPr>
+              <w:t>Levels.Wheel</w:t>
+            </w:r>
+          </w:p>
+        </w:tc>
+      </w:tr>
+      <w:tr>
+        <w:tc>
+          <w:tcPr>
+            <w:tcW w:w="370" w:type="pct"/>
+            <w:shd w:val="clear" w:color="auto" w:fill="auto"/>
+          </w:tcPr>
+          <w:p>
+            <w:pPr>
+              <w:pStyle w:val="CompactoOE3"/>
+              <w:spacing w:after="0"/>
+              <w:rPr>
+                <w:sz w:val="18"/>
+              </w:rPr>
+            </w:pPr>
+            <w:r>
+              <w:rPr>
+                <w:sz w:val="18"/>
+              </w:rPr>
+              <w:t>RF-28</w:t>
+            </w:r>
+          </w:p>
+        </w:tc>
+        <w:tc>
+          <w:tcPr>
+            <w:tcW w:w="1931" w:type="pct"/>
+            <w:shd w:val="clear" w:color="auto" w:fill="auto"/>
+          </w:tcPr>
+          <w:p>
+            <w:pPr>
+              <w:pStyle w:val="CompactoOE3"/>
+              <w:spacing w:after="0"/>
+              <w:rPr>
+                <w:sz w:val="18"/>
+              </w:rPr>
+            </w:pPr>
+            <w:r>
+              <w:rPr>
+                <w:sz w:val="18"/>
+              </w:rPr>
+              <w:t>Acción de mecanizado</w:t>
+            </w:r>
+          </w:p>
+        </w:tc>
+        <w:tc>
+          <w:tcPr>
+            <w:tcW w:w="812" w:type="pct"/>
+            <w:shd w:val="clear" w:color="auto" w:fill="auto"/>
+          </w:tcPr>
+          <w:p>
+            <w:pPr>
+              <w:pStyle w:val="CompactoOE3"/>
+              <w:spacing w:after="0"/>
+              <w:rPr>
+                <w:sz w:val="18"/>
+              </w:rPr>
+            </w:pPr>
+            <w:r>
+              <w:rPr>
+                <w:sz w:val="18"/>
+              </w:rPr>
+              <w:t>4 (2 EM, 2 PM)</w:t>
+            </w:r>
+          </w:p>
+        </w:tc>
+        <w:tc>
+          <w:tcPr>
+            <w:tcW w:w="1887" w:type="pct"/>
+            <w:shd w:val="clear" w:color="auto" w:fill="auto"/>
+          </w:tcPr>
+          <w:p>
+            <w:pPr>
+              <w:pStyle w:val="CompactoOE3"/>
+              <w:spacing w:after="0"/>
+              <w:rPr>
+                <w:sz w:val="18"/>
+              </w:rPr>
+            </w:pPr>
+            <w:r>
+              <w:rPr>
+                <w:sz w:val="18"/>
+              </w:rPr>
+              <w:t>Levels.Wheel</w:t>
+            </w:r>
+          </w:p>
+        </w:tc>
+      </w:tr>
+      <w:tr>
+        <w:tc>
+          <w:tcPr>
+            <w:tcW w:w="370" w:type="pct"/>
+            <w:shd w:val="clear" w:color="auto" w:fill="auto"/>
+          </w:tcPr>
+          <w:p>
+            <w:pPr>
+              <w:pStyle w:val="CompactoOE3"/>
+              <w:spacing w:after="0"/>
+              <w:rPr>
+                <w:sz w:val="18"/>
+              </w:rPr>
+            </w:pPr>
+            <w:r>
+              <w:rPr>
+                <w:sz w:val="18"/>
+              </w:rPr>
+              <w:t>RF-29</w:t>
+            </w:r>
+          </w:p>
+        </w:tc>
+        <w:tc>
+          <w:tcPr>
+            <w:tcW w:w="1931" w:type="pct"/>
+            <w:shd w:val="clear" w:color="auto" w:fill="auto"/>
+          </w:tcPr>
+          <w:p>
+            <w:pPr>
+              <w:pStyle w:val="CompactoOE3"/>
+              <w:spacing w:after="0"/>
+              <w:rPr>
+                <w:sz w:val="18"/>
+              </w:rPr>
+            </w:pPr>
+            <w:r>
+              <w:rPr>
+                <w:sz w:val="18"/>
+              </w:rPr>
+              <w:t>Ensamblaje secuencial de la carretilla</w:t>
+            </w:r>
+          </w:p>
+        </w:tc>
+        <w:tc>
+          <w:tcPr>
+            <w:tcW w:w="812" w:type="pct"/>
+            <w:shd w:val="clear" w:color="auto" w:fill="auto"/>
+          </w:tcPr>
+          <w:p>
+            <w:pPr>
+              <w:pStyle w:val="CompactoOE3"/>
+              <w:spacing w:after="0"/>
+              <w:rPr>
+                <w:sz w:val="18"/>
+              </w:rPr>
+            </w:pPr>
+            <w:r>
+              <w:rPr>
+                <w:sz w:val="18"/>
+              </w:rPr>
+              <w:t>7 (2 EM, 5 PM)</w:t>
+            </w:r>
+          </w:p>
+        </w:tc>
+        <w:tc>
+          <w:tcPr>
+            <w:tcW w:w="1887" w:type="pct"/>
+            <w:shd w:val="clear" w:color="auto" w:fill="auto"/>
+          </w:tcPr>
+          <w:p>
+            <w:pPr>
+              <w:pStyle w:val="CompactoOE3"/>
+              <w:spacing w:after="0"/>
+              <w:rPr>
+                <w:sz w:val="18"/>
+              </w:rPr>
+            </w:pPr>
+            <w:r>
+              <w:rPr>
+                <w:sz w:val="18"/>
+              </w:rPr>
+              <w:t>Levels.Wheel</w:t>
+            </w:r>
+          </w:p>
+        </w:tc>
+      </w:tr>
+      <w:tr>
+        <w:tc>
+          <w:tcPr>
+            <w:tcW w:w="370" w:type="pct"/>
+            <w:shd w:val="clear" w:color="auto" w:fill="auto"/>
+          </w:tcPr>
+          <w:p>
+            <w:pPr>
+              <w:pStyle w:val="CompactoOE3"/>
+              <w:spacing w:after="0"/>
+              <w:rPr>
+                <w:sz w:val="18"/>
+              </w:rPr>
+            </w:pPr>
+            <w:r>
+              <w:rPr>
+                <w:sz w:val="18"/>
+              </w:rPr>
+              <w:t>RF-30</w:t>
+            </w:r>
+          </w:p>
+        </w:tc>
+        <w:tc>
+          <w:tcPr>
+            <w:tcW w:w="1931" w:type="pct"/>
+            <w:shd w:val="clear" w:color="auto" w:fill="auto"/>
+          </w:tcPr>
+          <w:p>
+            <w:pPr>
+              <w:pStyle w:val="CompactoOE3"/>
+              <w:spacing w:after="0"/>
+              <w:rPr>
+                <w:sz w:val="18"/>
+              </w:rPr>
+            </w:pPr>
+            <w:r>
+              <w:rPr>
+                <w:sz w:val="18"/>
+              </w:rPr>
+              <w:t>Escenario de laberinto</w:t>
+            </w:r>
+          </w:p>
+        </w:tc>
+        <w:tc>
+          <w:tcPr>
+            <w:tcW w:w="812" w:type="pct"/>
+            <w:shd w:val="clear" w:color="auto" w:fill="auto"/>
+          </w:tcPr>
+          <w:p>
+            <w:pPr>
+              <w:pStyle w:val="CompactoOE3"/>
+              <w:spacing w:after="0"/>
+              <w:rPr>
+                <w:sz w:val="18"/>
+              </w:rPr>
+            </w:pPr>
+            <w:r>
+              <w:rPr>
+                <w:sz w:val="18"/>
+              </w:rPr>
+              <w:t>6 (2 EM, 4 PM)</w:t>
+            </w:r>
+          </w:p>
+        </w:tc>
+        <w:tc>
+          <w:tcPr>
+            <w:tcW w:w="1887" w:type="pct"/>
+            <w:shd w:val="clear" w:color="auto" w:fill="auto"/>
+          </w:tcPr>
+          <w:p>
+            <w:pPr>
+              <w:pStyle w:val="CompactoOE3"/>
+              <w:spacing w:after="0"/>
+              <w:rPr>
+                <w:sz w:val="18"/>
+              </w:rPr>
+            </w:pPr>
+            <w:r>
+              <w:rPr>
+                <w:sz w:val="18"/>
+              </w:rPr>
+              <w:t>Levels.Wheel</w:t>
+            </w:r>
+          </w:p>
+        </w:tc>
+      </w:tr>
+      <w:tr>
+        <w:tc>
+          <w:tcPr>
+            <w:tcW w:w="370" w:type="pct"/>
+            <w:shd w:val="clear" w:color="auto" w:fill="auto"/>
+          </w:tcPr>
+          <w:p>
+            <w:pPr>
+              <w:pStyle w:val="CompactoOE3"/>
+              <w:spacing w:after="0"/>
+              <w:rPr>
+                <w:sz w:val="18"/>
+              </w:rPr>
+            </w:pPr>
+            <w:r>
+              <w:rPr>
+                <w:sz w:val="18"/>
+              </w:rPr>
+              <w:t>RF-31</w:t>
+            </w:r>
+          </w:p>
+        </w:tc>
+        <w:tc>
+          <w:tcPr>
+            <w:tcW w:w="1931" w:type="pct"/>
+            <w:shd w:val="clear" w:color="auto" w:fill="auto"/>
+          </w:tcPr>
+          <w:p>
+            <w:pPr>
+              <w:pStyle w:val="CompactoOE3"/>
+              <w:spacing w:after="0"/>
+              <w:rPr>
+                <w:sz w:val="18"/>
+              </w:rPr>
+            </w:pPr>
+            <w:r>
+              <w:rPr>
+                <w:sz w:val="18"/>
+              </w:rPr>
+              <w:t>Editor de bloques de instrucciones</w:t>
+            </w:r>
+          </w:p>
+        </w:tc>
+        <w:tc>
+          <w:tcPr>
+            <w:tcW w:w="812" w:type="pct"/>
+            <w:shd w:val="clear" w:color="auto" w:fill="auto"/>
+          </w:tcPr>
+          <w:p>
+            <w:pPr>
+              <w:pStyle w:val="CompactoOE3"/>
+              <w:spacing w:after="0"/>
+              <w:rPr>
+                <w:sz w:val="18"/>
+              </w:rPr>
+            </w:pPr>
+            <w:r>
+              <w:rPr>
+                <w:sz w:val="18"/>
+              </w:rPr>
+              <w:t>8 (4 EM, 4 PM)</w:t>
+            </w:r>
+          </w:p>
+        </w:tc>
+        <w:tc>
+          <w:tcPr>
+            <w:tcW w:w="1887" w:type="pct"/>
+            <w:shd w:val="clear" w:color="auto" w:fill="auto"/>
+          </w:tcPr>
+          <w:p>
+            <w:pPr>
+              <w:pStyle w:val="CompactoOE3"/>
+              <w:spacing w:after="0"/>
+              <w:rPr>
+                <w:sz w:val="18"/>
+              </w:rPr>
+            </w:pPr>
+            <w:r>
+              <w:rPr>
+                <w:sz w:val="18"/>
+              </w:rPr>
+              <w:t>Levels.Wheel</w:t>
+            </w:r>
+          </w:p>
+        </w:tc>
+      </w:tr>
+      <w:tr>
+        <w:tc>
+          <w:tcPr>
+            <w:tcW w:w="370" w:type="pct"/>
+            <w:shd w:val="clear" w:color="auto" w:fill="auto"/>
+          </w:tcPr>
+          <w:p>
+            <w:pPr>
+              <w:pStyle w:val="CompactoOE3"/>
+              <w:spacing w:after="0"/>
+              <w:rPr>
+                <w:sz w:val="18"/>
+              </w:rPr>
+            </w:pPr>
+            <w:r>
+              <w:rPr>
+                <w:sz w:val="18"/>
+              </w:rPr>
+              <w:t>RF-32</w:t>
+            </w:r>
+          </w:p>
+        </w:tc>
+        <w:tc>
+          <w:tcPr>
+            <w:tcW w:w="1931" w:type="pct"/>
+            <w:shd w:val="clear" w:color="auto" w:fill="auto"/>
+          </w:tcPr>
+          <w:p>
+            <w:pPr>
+              <w:pStyle w:val="CompactoOE3"/>
+              <w:spacing w:after="0"/>
+              <w:rPr>
+                <w:sz w:val="18"/>
+              </w:rPr>
+            </w:pPr>
+            <w:r>
+              <w:rPr>
+                <w:sz w:val="18"/>
+              </w:rPr>
+              <w:t>Ejecución de la secuencia</w:t>
+            </w:r>
+          </w:p>
+        </w:tc>
+        <w:tc>
+          <w:tcPr>
+            <w:tcW w:w="812" w:type="pct"/>
+            <w:shd w:val="clear" w:color="auto" w:fill="auto"/>
+          </w:tcPr>
+          <w:p>
+            <w:pPr>
+              <w:pStyle w:val="CompactoOE3"/>
+              <w:spacing w:after="0"/>
+              <w:rPr>
+                <w:sz w:val="18"/>
+              </w:rPr>
+            </w:pPr>
+            <w:r>
+              <w:rPr>
+                <w:sz w:val="18"/>
+              </w:rPr>
+              <w:t>8 (6 EM, 2 PM)</w:t>
+            </w:r>
+          </w:p>
+        </w:tc>
+        <w:tc>
+          <w:tcPr>
+            <w:tcW w:w="1887" w:type="pct"/>
+            <w:shd w:val="clear" w:color="auto" w:fill="auto"/>
+          </w:tcPr>
+          <w:p>
+            <w:pPr>
+              <w:pStyle w:val="CompactoOE3"/>
+              <w:spacing w:after="0"/>
+              <w:rPr>
+                <w:sz w:val="18"/>
+              </w:rPr>
+            </w:pPr>
+            <w:r>
+              <w:rPr>
+                <w:sz w:val="18"/>
+              </w:rPr>
+              <w:t>Levels.Wheel</w:t>
+            </w:r>
+          </w:p>
+        </w:tc>
+      </w:tr>
+      <w:tr>
+        <w:tc>
+          <w:tcPr>
+            <w:tcW w:w="370" w:type="pct"/>
+            <w:shd w:val="clear" w:color="auto" w:fill="auto"/>
+          </w:tcPr>
+          <w:p>
+            <w:pPr>
+              <w:pStyle w:val="CompactoOE3"/>
+              <w:spacing w:after="0"/>
+              <w:rPr>
+                <w:sz w:val="18"/>
+              </w:rPr>
+            </w:pPr>
+            <w:r>
+              <w:rPr>
+                <w:sz w:val="18"/>
+              </w:rPr>
+              <w:t>RF-33</w:t>
+            </w:r>
+          </w:p>
+        </w:tc>
+        <w:tc>
+          <w:tcPr>
+            <w:tcW w:w="1931" w:type="pct"/>
+            <w:shd w:val="clear" w:color="auto" w:fill="auto"/>
+          </w:tcPr>
+          <w:p>
+            <w:pPr>
+              <w:pStyle w:val="CompactoOE3"/>
+              <w:spacing w:after="0"/>
+              <w:rPr>
+                <w:sz w:val="18"/>
+              </w:rPr>
+            </w:pPr>
+            <w:r>
+              <w:rPr>
+                <w:sz w:val="18"/>
+              </w:rPr>
+              <w:t>Validación por retroceso</w:t>
+            </w:r>
+          </w:p>
+        </w:tc>
+        <w:tc>
+          <w:tcPr>
+            <w:tcW w:w="812" w:type="pct"/>
+            <w:shd w:val="clear" w:color="auto" w:fill="auto"/>
+          </w:tcPr>
+          <w:p>
+            <w:pPr>
+              <w:pStyle w:val="CompactoOE3"/>
+              <w:spacing w:after="0"/>
+              <w:rPr>
+                <w:sz w:val="18"/>
+              </w:rPr>
+            </w:pPr>
+            <w:r>
+              <w:rPr>
+                <w:sz w:val="18"/>
+              </w:rPr>
+              <w:t>2 (2 EM, 0 PM)</w:t>
+            </w:r>
+          </w:p>
+        </w:tc>
+        <w:tc>
+          <w:tcPr>
+            <w:tcW w:w="1887" w:type="pct"/>
+            <w:shd w:val="clear" w:color="auto" w:fill="auto"/>
+          </w:tcPr>
+          <w:p>
+            <w:pPr>
+              <w:pStyle w:val="CompactoOE3"/>
+              <w:spacing w:after="0"/>
+              <w:rPr>
+                <w:sz w:val="18"/>
+              </w:rPr>
+            </w:pPr>
+            <w:r>
+              <w:rPr>
+                <w:sz w:val="18"/>
+              </w:rPr>
+              <w:t>Levels.Wheel</w:t>
+            </w:r>
+          </w:p>
+        </w:tc>
+      </w:tr>
+      <w:tr>
+        <w:tc>
+          <w:tcPr>
+            <w:tcW w:w="370" w:type="pct"/>
+            <w:shd w:val="clear" w:color="auto" w:fill="auto"/>
+          </w:tcPr>
+          <w:p>
+            <w:pPr>
+              <w:pStyle w:val="CompactoOE3"/>
+              <w:spacing w:after="0"/>
+              <w:rPr>
+                <w:sz w:val="18"/>
+              </w:rPr>
+            </w:pPr>
+            <w:r>
+              <w:rPr>
+                <w:sz w:val="18"/>
+              </w:rPr>
+              <w:t>RF-34</w:t>
+            </w:r>
+          </w:p>
+        </w:tc>
+        <w:tc>
+          <w:tcPr>
+            <w:tcW w:w="1931" w:type="pct"/>
+            <w:shd w:val="clear" w:color="auto" w:fill="auto"/>
+          </w:tcPr>
+          <w:p>
+            <w:pPr>
+              <w:pStyle w:val="CompactoOE3"/>
+              <w:spacing w:after="0"/>
+              <w:rPr>
+                <w:sz w:val="18"/>
+              </w:rPr>
+            </w:pPr>
+            <w:r>
+              <w:rPr>
+                <w:sz w:val="18"/>
+              </w:rPr>
+              <w:t>Edición y reintento de la secuencia</w:t>
+            </w:r>
+          </w:p>
+        </w:tc>
+        <w:tc>
+          <w:tcPr>
+            <w:tcW w:w="812" w:type="pct"/>
+            <w:shd w:val="clear" w:color="auto" w:fill="auto"/>
+          </w:tcPr>
+          <w:p>
+            <w:pPr>
+              <w:pStyle w:val="CompactoOE3"/>
+              <w:spacing w:after="0"/>
+              <w:rPr>
+                <w:sz w:val="18"/>
+              </w:rPr>
+            </w:pPr>
+            <w:r>
+              <w:rPr>
+                <w:sz w:val="18"/>
+              </w:rPr>
+              <w:t>11 (3 EM, 8 PM)</w:t>
+            </w:r>
+          </w:p>
+        </w:tc>
+        <w:tc>
+          <w:tcPr>
+            <w:tcW w:w="1887" w:type="pct"/>
+            <w:shd w:val="clear" w:color="auto" w:fill="auto"/>
+          </w:tcPr>
+          <w:p>
+            <w:pPr>
+              <w:pStyle w:val="CompactoOE3"/>
+              <w:spacing w:after="0"/>
+              <w:rPr>
+                <w:sz w:val="18"/>
+              </w:rPr>
+            </w:pPr>
+            <w:r>
+              <w:rPr>
+                <w:sz w:val="18"/>
+              </w:rPr>
+              <w:t>Levels.Wheel</w:t>
+            </w:r>
+          </w:p>
+        </w:tc>
+      </w:tr>
+      <w:tr>
+        <w:tc>
+          <w:tcPr>
+            <w:tcW w:w="370" w:type="pct"/>
+            <w:shd w:val="clear" w:color="auto" w:fill="auto"/>
+          </w:tcPr>
+          <w:p>
+            <w:pPr>
+              <w:pStyle w:val="CompactoOE3"/>
+              <w:spacing w:after="0"/>
+              <w:rPr>
+                <w:sz w:val="18"/>
+              </w:rPr>
+            </w:pPr>
+            <w:r>
+              <w:rPr>
+                <w:sz w:val="18"/>
+              </w:rPr>
+              <w:t>RF-35</w:t>
+            </w:r>
+          </w:p>
+        </w:tc>
+        <w:tc>
+          <w:tcPr>
+            <w:tcW w:w="1931" w:type="pct"/>
+            <w:shd w:val="clear" w:color="auto" w:fill="auto"/>
+          </w:tcPr>
+          <w:p>
+            <w:pPr>
+              <w:pStyle w:val="CompactoOE3"/>
+              <w:spacing w:after="0"/>
+              <w:rPr>
+                <w:sz w:val="18"/>
+              </w:rPr>
+            </w:pPr>
+            <w:r>
+              <w:rPr>
+                <w:sz w:val="18"/>
+              </w:rPr>
+              <w:t>Movimiento del personaje</w:t>
+            </w:r>
+          </w:p>
+        </w:tc>
+        <w:tc>
+          <w:tcPr>
+            <w:tcW w:w="812" w:type="pct"/>
+            <w:shd w:val="clear" w:color="auto" w:fill="auto"/>
+          </w:tcPr>
+          <w:p>
+            <w:pPr>
+              <w:pStyle w:val="CompactoOE3"/>
+              <w:spacing w:after="0"/>
+              <w:rPr>
+                <w:sz w:val="18"/>
+              </w:rPr>
+            </w:pPr>
+            <w:r>
+              <w:rPr>
+                <w:sz w:val="18"/>
+              </w:rPr>
+              <w:t>4 (1 EM, 3 PM)</w:t>
+            </w:r>
+          </w:p>
+        </w:tc>
+        <w:tc>
+          <w:tcPr>
+            <w:tcW w:w="1887" w:type="pct"/>
+            <w:shd w:val="clear" w:color="auto" w:fill="auto"/>
+          </w:tcPr>
+          <w:p>
+            <w:pPr>
+              <w:pStyle w:val="CompactoOE3"/>
+              <w:spacing w:after="0"/>
+              <w:rPr>
+                <w:sz w:val="18"/>
+              </w:rPr>
+            </w:pPr>
+            <w:r>
+              <w:rPr>
+                <w:sz w:val="18"/>
+              </w:rPr>
+              <w:t>Levels.River</w:t>
+            </w:r>
+          </w:p>
+        </w:tc>
+      </w:tr>
+      <w:tr>
+        <w:tc>
+          <w:tcPr>
+            <w:tcW w:w="370" w:type="pct"/>
+            <w:shd w:val="clear" w:color="auto" w:fill="auto"/>
+          </w:tcPr>
+          <w:p>
+            <w:pPr>
+              <w:pStyle w:val="CompactoOE3"/>
+              <w:spacing w:after="0"/>
+              <w:rPr>
+                <w:sz w:val="18"/>
+              </w:rPr>
+            </w:pPr>
+            <w:r>
+              <w:rPr>
+                <w:sz w:val="18"/>
+              </w:rPr>
+              <w:t>RF-36</w:t>
+            </w:r>
+          </w:p>
+        </w:tc>
+        <w:tc>
+          <w:tcPr>
+            <w:tcW w:w="1931" w:type="pct"/>
+            <w:shd w:val="clear" w:color="auto" w:fill="auto"/>
+          </w:tcPr>
+          <w:p>
+            <w:pPr>
+              <w:pStyle w:val="CompactoOE3"/>
+              <w:spacing w:after="0"/>
+              <w:rPr>
+                <w:sz w:val="18"/>
+              </w:rPr>
+            </w:pPr>
+            <w:r>
+              <w:rPr>
+                <w:sz w:val="18"/>
+              </w:rPr>
+              <w:t>Lista de tareas visible</w:t>
+            </w:r>
+          </w:p>
+        </w:tc>
+        <w:tc>
+          <w:tcPr>
+            <w:tcW w:w="812" w:type="pct"/>
+            <w:shd w:val="clear" w:color="auto" w:fill="auto"/>
+          </w:tcPr>
+          <w:p>
+            <w:pPr>
+              <w:pStyle w:val="CompactoOE3"/>
+              <w:spacing w:after="0"/>
+              <w:rPr>
+                <w:sz w:val="18"/>
+              </w:rPr>
+            </w:pPr>
+            <w:r>
+              <w:rPr>
+                <w:sz w:val="18"/>
+              </w:rPr>
+              <w:t>4 (2 EM, 2 PM)</w:t>
+            </w:r>
+          </w:p>
+        </w:tc>
+        <w:tc>
+          <w:tcPr>
+            <w:tcW w:w="1887" w:type="pct"/>
+            <w:shd w:val="clear" w:color="auto" w:fill="auto"/>
+          </w:tcPr>
+          <w:p>
+            <w:pPr>
+              <w:pStyle w:val="CompactoOE3"/>
+              <w:spacing w:after="0"/>
+              <w:rPr>
+                <w:sz w:val="18"/>
+              </w:rPr>
+            </w:pPr>
+            <w:r>
+              <w:rPr>
+                <w:sz w:val="18"/>
+              </w:rPr>
+              <w:t>Levels.River</w:t>
+            </w:r>
+          </w:p>
+        </w:tc>
+      </w:tr>
+      <w:tr>
+        <w:tc>
+          <w:tcPr>
+            <w:tcW w:w="370" w:type="pct"/>
+            <w:shd w:val="clear" w:color="auto" w:fill="auto"/>
+          </w:tcPr>
+          <w:p>
+            <w:pPr>
+              <w:pStyle w:val="CompactoOE3"/>
+              <w:spacing w:after="0"/>
+              <w:rPr>
+                <w:sz w:val="18"/>
+              </w:rPr>
+            </w:pPr>
+            <w:r>
+              <w:rPr>
+                <w:sz w:val="18"/>
+              </w:rPr>
+              <w:t>RF-37</w:t>
+            </w:r>
+          </w:p>
+        </w:tc>
+        <w:tc>
+          <w:tcPr>
+            <w:tcW w:w="1931" w:type="pct"/>
+            <w:shd w:val="clear" w:color="auto" w:fill="auto"/>
+          </w:tcPr>
+          <w:p>
+            <w:pPr>
+              <w:pStyle w:val="CompactoOE3"/>
+              <w:spacing w:after="0"/>
+              <w:rPr>
+                <w:sz w:val="18"/>
+              </w:rPr>
+            </w:pPr>
+            <w:r>
+              <w:rPr>
+                <w:sz w:val="18"/>
+              </w:rPr>
+              <w:t>Interacción por proximidad</w:t>
+            </w:r>
+          </w:p>
+        </w:tc>
+        <w:tc>
+          <w:tcPr>
+            <w:tcW w:w="812" w:type="pct"/>
+            <w:shd w:val="clear" w:color="auto" w:fill="auto"/>
+          </w:tcPr>
+          <w:p>
+            <w:pPr>
+              <w:pStyle w:val="CompactoOE3"/>
+              <w:spacing w:after="0"/>
+              <w:rPr>
+                <w:sz w:val="18"/>
+              </w:rPr>
+            </w:pPr>
+            <w:r>
+              <w:rPr>
+                <w:sz w:val="18"/>
+              </w:rPr>
+              <w:t>4 (3 EM, 1 PM)</w:t>
+            </w:r>
+          </w:p>
+        </w:tc>
+        <w:tc>
+          <w:tcPr>
+            <w:tcW w:w="1887" w:type="pct"/>
+            <w:shd w:val="clear" w:color="auto" w:fill="auto"/>
+          </w:tcPr>
+          <w:p>
+            <w:pPr>
+              <w:pStyle w:val="CompactoOE3"/>
+              <w:spacing w:after="0"/>
+              <w:rPr>
+                <w:sz w:val="18"/>
+              </w:rPr>
+            </w:pPr>
+            <w:r>
+              <w:rPr>
+                <w:sz w:val="18"/>
+              </w:rPr>
+              <w:t>Levels.River</w:t>
+            </w:r>
+          </w:p>
+        </w:tc>
+      </w:tr>
+      <w:tr>
+        <w:tc>
+          <w:tcPr>
+            <w:tcW w:w="370" w:type="pct"/>
+            <w:shd w:val="clear" w:color="auto" w:fill="auto"/>
+          </w:tcPr>
+          <w:p>
+            <w:pPr>
+              <w:pStyle w:val="CompactoOE3"/>
+              <w:spacing w:after="0"/>
+              <w:rPr>
+                <w:sz w:val="18"/>
+              </w:rPr>
+            </w:pPr>
+            <w:r>
+              <w:rPr>
+                <w:sz w:val="18"/>
+              </w:rPr>
+              <w:t>RF-38</w:t>
+            </w:r>
+          </w:p>
+        </w:tc>
+        <w:tc>
+          <w:tcPr>
+            <w:tcW w:w="1931" w:type="pct"/>
+            <w:shd w:val="clear" w:color="auto" w:fill="auto"/>
+          </w:tcPr>
+          <w:p>
+            <w:pPr>
+              <w:pStyle w:val="CompactoOE3"/>
+              <w:spacing w:after="0"/>
+              <w:rPr>
+                <w:sz w:val="18"/>
+              </w:rPr>
+            </w:pPr>
+            <w:r>
+              <w:rPr>
+                <w:sz w:val="18"/>
+              </w:rPr>
+              <w:t>Inventario limitado</w:t>
+            </w:r>
+          </w:p>
+        </w:tc>
+        <w:tc>
+          <w:tcPr>
+            <w:tcW w:w="812" w:type="pct"/>
+            <w:shd w:val="clear" w:color="auto" w:fill="auto"/>
+          </w:tcPr>
+          <w:p>
+            <w:pPr>
+              <w:pStyle w:val="CompactoOE3"/>
+              <w:spacing w:after="0"/>
+              <w:rPr>
+                <w:sz w:val="18"/>
+              </w:rPr>
+            </w:pPr>
+            <w:r>
+              <w:rPr>
+                <w:sz w:val="18"/>
+              </w:rPr>
+              <w:t>4 (4 EM, 0 PM)</w:t>
+            </w:r>
+          </w:p>
+        </w:tc>
+        <w:tc>
+          <w:tcPr>
+            <w:tcW w:w="1887" w:type="pct"/>
+            <w:shd w:val="clear" w:color="auto" w:fill="auto"/>
+          </w:tcPr>
+          <w:p>
+            <w:pPr>
+              <w:pStyle w:val="CompactoOE3"/>
+              <w:spacing w:after="0"/>
+              <w:rPr>
+                <w:sz w:val="18"/>
+              </w:rPr>
+            </w:pPr>
+            <w:r>
+              <w:rPr>
+                <w:sz w:val="18"/>
+              </w:rPr>
+              <w:t>Levels.River</w:t>
+            </w:r>
+          </w:p>
+        </w:tc>
+      </w:tr>
+      <w:tr>
+        <w:tc>
+          <w:tcPr>
+            <w:tcW w:w="370" w:type="pct"/>
+            <w:shd w:val="clear" w:color="auto" w:fill="auto"/>
+          </w:tcPr>
+          <w:p>
+            <w:pPr>
+              <w:pStyle w:val="CompactoOE3"/>
+              <w:spacing w:after="0"/>
+              <w:rPr>
+                <w:sz w:val="18"/>
+              </w:rPr>
+            </w:pPr>
+            <w:r>
+              <w:rPr>
+                <w:sz w:val="18"/>
+              </w:rPr>
+              <w:t>RF-39</w:t>
+            </w:r>
+          </w:p>
+        </w:tc>
+        <w:tc>
+          <w:tcPr>
+            <w:tcW w:w="1931" w:type="pct"/>
+            <w:shd w:val="clear" w:color="auto" w:fill="auto"/>
+          </w:tcPr>
+          <w:p>
+            <w:pPr>
+              <w:pStyle w:val="CompactoOE3"/>
+              <w:spacing w:after="0"/>
+              <w:rPr>
+                <w:sz w:val="18"/>
+              </w:rPr>
+            </w:pPr>
+            <w:r>
+              <w:rPr>
+                <w:sz w:val="18"/>
+              </w:rPr>
+              <w:t>Zona de construcción</w:t>
+            </w:r>
+          </w:p>
+        </w:tc>
+        <w:tc>
+          <w:tcPr>
+            <w:tcW w:w="812" w:type="pct"/>
             <w:shd w:val="clear" w:color="auto" w:fill="auto"/>
           </w:tcPr>
           <w:p>
@@ -934,7 +3600,7 @@
               <w:rPr>
                 <w:sz w:val="18"/>
               </w:rPr>
-              <w:t>UI, Core</w:t>
+              <w:t>Levels.River</w:t>
             </w:r>
           </w:p>
         </w:tc>
@@ -957,7 +3623,7 @@
               <w:rPr>
                 <w:sz w:val="18"/>
               </w:rPr>
-              <w:t>RF-09</w:t>
+              <w:t>RF-40</w:t>
             </w:r>
           </w:p>
         </w:tc>
@@ -978,28 +3644,28 @@
               <w:rPr>
                 <w:sz w:val="18"/>
               </w:rPr>
-              <w:t>Salida controlada</w:t>
-            </w:r>
-          </w:p>
-        </w:tc>
-        <w:tc>
-          <w:tcPr>
-            <w:tcW w:w="813" w:type="pct"/>
-            <w:shd w:val="clear" w:color="auto" w:fill="auto"/>
-          </w:tcPr>
-          <w:p>
-            <w:pPr>
-              <w:pStyle w:val="CompactoOE3"/>
-              <w:spacing w:after="0"/>
-              <w:rPr>
-                <w:sz w:val="18"/>
-              </w:rPr>
-            </w:pPr>
-            <w:r>
-              <w:rPr>
-                <w:sz w:val="18"/>
-              </w:rPr>
-              <w:t>4 (2 EM, 2 PM)</w:t>
+              <w:t>Ensamblaje por fases bloqueantes</w:t>
+            </w:r>
+          </w:p>
+        </w:tc>
+        <w:tc>
+          <w:tcPr>
+            <w:tcW w:w="812" w:type="pct"/>
+            <w:shd w:val="clear" w:color="auto" w:fill="auto"/>
+          </w:tcPr>
+          <w:p>
+            <w:pPr>
+              <w:pStyle w:val="CompactoOE3"/>
+              <w:spacing w:after="0"/>
+              <w:rPr>
+                <w:sz w:val="18"/>
+              </w:rPr>
+            </w:pPr>
+            <w:r>
+              <w:rPr>
+                <w:sz w:val="18"/>
+              </w:rPr>
+              <w:t>6 (3 EM, 3 PM)</w:t>
             </w:r>
           </w:p>
         </w:tc>
@@ -1020,7 +3686,7 @@
               <w:rPr>
                 <w:sz w:val="18"/>
               </w:rPr>
-              <w:t>Core, UI</w:t>
+              <w:t>Levels.River</w:t>
             </w:r>
           </w:p>
         </w:tc>
@@ -1043,7 +3709,7 @@
               <w:rPr>
                 <w:sz w:val="18"/>
               </w:rPr>
-              <w:t>RF-10</w:t>
+              <w:t>RF-41</w:t>
             </w:r>
           </w:p>
         </w:tc>
@@ -1064,28 +3730,28 @@
               <w:rPr>
                 <w:sz w:val="18"/>
               </w:rPr>
-              <w:t>Presentación del objetivo del nivel</w:t>
-            </w:r>
-          </w:p>
-        </w:tc>
-        <w:tc>
-          <w:tcPr>
-            <w:tcW w:w="813" w:type="pct"/>
-            <w:shd w:val="clear" w:color="auto" w:fill="auto"/>
-          </w:tcPr>
-          <w:p>
-            <w:pPr>
-              <w:pStyle w:val="CompactoOE3"/>
-              <w:spacing w:after="0"/>
-              <w:rPr>
-                <w:sz w:val="18"/>
-              </w:rPr>
-            </w:pPr>
-            <w:r>
-              <w:rPr>
-                <w:sz w:val="18"/>
-              </w:rPr>
-              <w:t>2 (0 EM, 2 PM)</w:t>
+              <w:t>Confirmación de fase</w:t>
+            </w:r>
+          </w:p>
+        </w:tc>
+        <w:tc>
+          <w:tcPr>
+            <w:tcW w:w="812" w:type="pct"/>
+            <w:shd w:val="clear" w:color="auto" w:fill="auto"/>
+          </w:tcPr>
+          <w:p>
+            <w:pPr>
+              <w:pStyle w:val="CompactoOE3"/>
+              <w:spacing w:after="0"/>
+              <w:rPr>
+                <w:sz w:val="18"/>
+              </w:rPr>
+            </w:pPr>
+            <w:r>
+              <w:rPr>
+                <w:sz w:val="18"/>
+              </w:rPr>
+              <w:t>5 (4 EM, 1 PM)</w:t>
             </w:r>
           </w:p>
         </w:tc>
@@ -1106,7 +3772,7 @@
               <w:rPr>
                 <w:sz w:val="18"/>
               </w:rPr>
-              <w:t>UI</w:t>
+              <w:t>Levels.River, Core</w:t>
             </w:r>
           </w:p>
         </w:tc>
@@ -1129,7 +3795,7 @@
               <w:rPr>
                 <w:sz w:val="18"/>
               </w:rPr>
-              <w:t>RF-11</w:t>
+              <w:t>RF-42</w:t>
             </w:r>
           </w:p>
         </w:tc>
@@ -1150,28 +3816,28 @@
               <w:rPr>
                 <w:sz w:val="18"/>
               </w:rPr>
-              <w:t>Retroalimentación inmediata no punitiva</w:t>
-            </w:r>
-          </w:p>
-        </w:tc>
-        <w:tc>
-          <w:tcPr>
-            <w:tcW w:w="813" w:type="pct"/>
-            <w:shd w:val="clear" w:color="auto" w:fill="auto"/>
-          </w:tcPr>
-          <w:p>
-            <w:pPr>
-              <w:pStyle w:val="CompactoOE3"/>
-              <w:spacing w:after="0"/>
-              <w:rPr>
-                <w:sz w:val="18"/>
-              </w:rPr>
-            </w:pPr>
-            <w:r>
-              <w:rPr>
-                <w:sz w:val="18"/>
-              </w:rPr>
-              <w:t>2 (1 EM, 1 PM)</w:t>
+              <w:t>Prueba de la balsa y depuración</w:t>
+            </w:r>
+          </w:p>
+        </w:tc>
+        <w:tc>
+          <w:tcPr>
+            <w:tcW w:w="812" w:type="pct"/>
+            <w:shd w:val="clear" w:color="auto" w:fill="auto"/>
+          </w:tcPr>
+          <w:p>
+            <w:pPr>
+              <w:pStyle w:val="CompactoOE3"/>
+              <w:spacing w:after="0"/>
+              <w:rPr>
+                <w:sz w:val="18"/>
+              </w:rPr>
+            </w:pPr>
+            <w:r>
+              <w:rPr>
+                <w:sz w:val="18"/>
+              </w:rPr>
+              <w:t>10 (6 EM, 4 PM)</w:t>
             </w:r>
           </w:p>
         </w:tc>
@@ -1192,7 +3858,7 @@
               <w:rPr>
                 <w:sz w:val="18"/>
               </w:rPr>
-              <w:t>Audio, Levels.Wheel</w:t>
+              <w:t>Levels.River</w:t>
             </w:r>
           </w:p>
         </w:tc>
@@ -1215,7 +3881,7 @@
               <w:rPr>
                 <w:sz w:val="18"/>
               </w:rPr>
-              <w:t>RF-12</w:t>
+              <w:t>RF-43</w:t>
             </w:r>
           </w:p>
         </w:tc>
@@ -1236,28 +3902,28 @@
               <w:rPr>
                 <w:sz w:val="18"/>
               </w:rPr>
-              <w:t>Cierre reflexivo del nivel</w:t>
-            </w:r>
-          </w:p>
-        </w:tc>
-        <w:tc>
-          <w:tcPr>
-            <w:tcW w:w="813" w:type="pct"/>
-            <w:shd w:val="clear" w:color="auto" w:fill="auto"/>
-          </w:tcPr>
-          <w:p>
-            <w:pPr>
-              <w:pStyle w:val="CompactoOE3"/>
-              <w:spacing w:after="0"/>
-              <w:rPr>
-                <w:sz w:val="18"/>
-              </w:rPr>
-            </w:pPr>
-            <w:r>
-              <w:rPr>
-                <w:sz w:val="18"/>
-              </w:rPr>
-              <w:t>3 (3 EM, 0 PM)</w:t>
+              <w:t>Devolución de objetos tras el fallo</w:t>
+            </w:r>
+          </w:p>
+        </w:tc>
+        <w:tc>
+          <w:tcPr>
+            <w:tcW w:w="812" w:type="pct"/>
+            <w:shd w:val="clear" w:color="auto" w:fill="auto"/>
+          </w:tcPr>
+          <w:p>
+            <w:pPr>
+              <w:pStyle w:val="CompactoOE3"/>
+              <w:spacing w:after="0"/>
+              <w:rPr>
+                <w:sz w:val="18"/>
+              </w:rPr>
+            </w:pPr>
+            <w:r>
+              <w:rPr>
+                <w:sz w:val="18"/>
+              </w:rPr>
+              <w:t>4 (4 EM, 0 PM)</w:t>
             </w:r>
           </w:p>
         </w:tc>
@@ -1278,7 +3944,7 @@
               <w:rPr>
                 <w:sz w:val="18"/>
               </w:rPr>
-              <w:t>UI</w:t>
+              <w:t>Levels.River</w:t>
             </w:r>
           </w:p>
         </w:tc>
@@ -1301,7 +3967,7 @@
               <w:rPr>
                 <w:sz w:val="18"/>
               </w:rPr>
-              <w:t>RF-13</w:t>
+              <w:t>RF-44</w:t>
             </w:r>
           </w:p>
         </w:tc>
@@ -1322,13 +3988,13 @@
               <w:rPr>
                 <w:sz w:val="18"/>
               </w:rPr>
-              <w:t>Pista progresiva</w:t>
-            </w:r>
-          </w:p>
-        </w:tc>
-        <w:tc>
-          <w:tcPr>
-            <w:tcW w:w="813" w:type="pct"/>
+              <w:t>Animación de cruce</w:t>
+            </w:r>
+          </w:p>
+        </w:tc>
+        <w:tc>
+          <w:tcPr>
+            <w:tcW w:w="812" w:type="pct"/>
             <w:shd w:val="clear" w:color="auto" w:fill="auto"/>
           </w:tcPr>
           <w:p>
@@ -1364,7 +4030,7 @@
               <w:rPr>
                 <w:sz w:val="18"/>
               </w:rPr>
-              <w:t>Scaffolding, Levels.Fire, Levels.River, Levels.Wheel</w:t>
+              <w:t>Levels.River, Scaffolding, UI</w:t>
             </w:r>
           </w:p>
         </w:tc>
@@ -1387,7 +4053,7 @@
               <w:rPr>
                 <w:sz w:val="18"/>
               </w:rPr>
-              <w:t>RF-14</w:t>
+              <w:t>RF-45</w:t>
             </w:r>
           </w:p>
         </w:tc>
@@ -1408,28 +4074,28 @@
               <w:rPr>
                 <w:sz w:val="18"/>
               </w:rPr>
-              <w:t>Panel de encendido</w:t>
-            </w:r>
-          </w:p>
-        </w:tc>
-        <w:tc>
-          <w:tcPr>
-            <w:tcW w:w="813" w:type="pct"/>
-            <w:shd w:val="clear" w:color="auto" w:fill="auto"/>
-          </w:tcPr>
-          <w:p>
-            <w:pPr>
-              <w:pStyle w:val="CompactoOE3"/>
-              <w:spacing w:after="0"/>
-              <w:rPr>
-                <w:sz w:val="18"/>
-              </w:rPr>
-            </w:pPr>
-            <w:r>
-              <w:rPr>
-                <w:sz w:val="18"/>
-              </w:rPr>
-              <w:t>11 (3 EM, 8 PM)</w:t>
+              <w:t>Registro de indicadores y resumen al finalizar el nivel</w:t>
+            </w:r>
+          </w:p>
+        </w:tc>
+        <w:tc>
+          <w:tcPr>
+            <w:tcW w:w="812" w:type="pct"/>
+            <w:shd w:val="clear" w:color="auto" w:fill="auto"/>
+          </w:tcPr>
+          <w:p>
+            <w:pPr>
+              <w:pStyle w:val="CompactoOE3"/>
+              <w:spacing w:after="0"/>
+              <w:rPr>
+                <w:sz w:val="18"/>
+              </w:rPr>
+            </w:pPr>
+            <w:r>
+              <w:rPr>
+                <w:sz w:val="18"/>
+              </w:rPr>
+              <w:t>22 (19 EM, 3 PM)</w:t>
             </w:r>
           </w:p>
         </w:tc>
@@ -1450,7 +4116,7 @@
               <w:rPr>
                 <w:sz w:val="18"/>
               </w:rPr>
-              <w:t>Levels.Fire</w:t>
+              <w:t>UI, Levels.River, Levels.Fire, Levels.Wheel</w:t>
             </w:r>
           </w:p>
         </w:tc>
@@ -1473,7 +4139,7 @@
               <w:rPr>
                 <w:sz w:val="18"/>
               </w:rPr>
-              <w:t>RF-15</w:t>
+              <w:t>RF-46</w:t>
             </w:r>
           </w:p>
         </w:tc>
@@ -1494,28 +4160,28 @@
               <w:rPr>
                 <w:sz w:val="18"/>
               </w:rPr>
-              <w:t>Controles de fuerza y cercanía como hipótesis</w:t>
-            </w:r>
-          </w:p>
-        </w:tc>
-        <w:tc>
-          <w:tcPr>
-            <w:tcW w:w="813" w:type="pct"/>
-            <w:shd w:val="clear" w:color="auto" w:fill="auto"/>
-          </w:tcPr>
-          <w:p>
-            <w:pPr>
-              <w:pStyle w:val="CompactoOE3"/>
-              <w:spacing w:after="0"/>
-              <w:rPr>
-                <w:sz w:val="18"/>
-              </w:rPr>
-            </w:pPr>
-            <w:r>
-              <w:rPr>
-                <w:sz w:val="18"/>
-              </w:rPr>
-              <w:t>7 (3 EM, 4 PM)</w:t>
+              <w:t>Consulta del progreso por el docente</w:t>
+            </w:r>
+          </w:p>
+        </w:tc>
+        <w:tc>
+          <w:tcPr>
+            <w:tcW w:w="812" w:type="pct"/>
+            <w:shd w:val="clear" w:color="auto" w:fill="auto"/>
+          </w:tcPr>
+          <w:p>
+            <w:pPr>
+              <w:pStyle w:val="CompactoOE3"/>
+              <w:spacing w:after="0"/>
+              <w:rPr>
+                <w:sz w:val="18"/>
+              </w:rPr>
+            </w:pPr>
+            <w:r>
+              <w:rPr>
+                <w:sz w:val="18"/>
+              </w:rPr>
+              <w:t>9 (4 EM, 5 PM)</w:t>
             </w:r>
           </w:p>
         </w:tc>
@@ -1536,7 +4202,7 @@
               <w:rPr>
                 <w:sz w:val="18"/>
               </w:rPr>
-              <w:t>Levels.Fire</w:t>
+              <w:t>UI, Reporting, Core</w:t>
             </w:r>
           </w:p>
         </w:tc>
@@ -1559,7 +4225,7 @@
               <w:rPr>
                 <w:sz w:val="18"/>
               </w:rPr>
-              <w:t>RF-16</w:t>
+              <w:t>RF-47</w:t>
             </w:r>
           </w:p>
         </w:tc>
@@ -1580,2679 +4246,13 @@
               <w:rPr>
                 <w:sz w:val="18"/>
               </w:rPr>
-              <w:t>Acción de golpear</w:t>
-            </w:r>
-          </w:p>
-        </w:tc>
-        <w:tc>
-          <w:tcPr>
-            <w:tcW w:w="813" w:type="pct"/>
-            <w:shd w:val="clear" w:color="auto" w:fill="auto"/>
-          </w:tcPr>
-          <w:p>
-            <w:pPr>
-              <w:pStyle w:val="CompactoOE3"/>
-              <w:spacing w:after="0"/>
-              <w:rPr>
-                <w:sz w:val="18"/>
-              </w:rPr>
-            </w:pPr>
-            <w:r>
-              <w:rPr>
-                <w:sz w:val="18"/>
-              </w:rPr>
-              <w:t>14 (7 EM, 7 PM)</w:t>
-            </w:r>
-          </w:p>
-        </w:tc>
-        <w:tc>
-          <w:tcPr>
-            <w:tcW w:w="1887" w:type="pct"/>
-            <w:shd w:val="clear" w:color="auto" w:fill="auto"/>
-          </w:tcPr>
-          <w:p>
-            <w:pPr>
-              <w:pStyle w:val="CompactoOE3"/>
-              <w:spacing w:after="0"/>
-              <w:rPr>
-                <w:sz w:val="18"/>
-              </w:rPr>
-            </w:pPr>
-            <w:r>
-              <w:rPr>
-                <w:sz w:val="18"/>
-              </w:rPr>
-              <w:t>Levels.Fire</w:t>
-            </w:r>
-          </w:p>
-        </w:tc>
-      </w:tr>
-      <w:tr>
-        <w:tc>
-          <w:tcPr>
-            <w:tcW w:w="370" w:type="pct"/>
-            <w:shd w:val="clear" w:color="auto" w:fill="auto"/>
-          </w:tcPr>
-          <w:p>
-            <w:pPr>
-              <w:pStyle w:val="CompactoOE3"/>
-              <w:spacing w:after="0"/>
-              <w:rPr>
-                <w:sz w:val="18"/>
-              </w:rPr>
-            </w:pPr>
-            <w:r>
-              <w:rPr>
-                <w:sz w:val="18"/>
-              </w:rPr>
-              <w:t>RF-17</w:t>
-            </w:r>
-          </w:p>
-        </w:tc>
-        <w:tc>
-          <w:tcPr>
-            <w:tcW w:w="1931" w:type="pct"/>
-            <w:shd w:val="clear" w:color="auto" w:fill="auto"/>
-          </w:tcPr>
-          <w:p>
-            <w:pPr>
-              <w:pStyle w:val="CompactoOE3"/>
-              <w:spacing w:after="0"/>
-              <w:rPr>
-                <w:sz w:val="18"/>
-              </w:rPr>
-            </w:pPr>
-            <w:r>
-              <w:rPr>
-                <w:sz w:val="18"/>
-              </w:rPr>
-              <w:t>Registro de retroalimentación cualitativa</w:t>
-            </w:r>
-          </w:p>
-        </w:tc>
-        <w:tc>
-          <w:tcPr>
-            <w:tcW w:w="813" w:type="pct"/>
-            <w:shd w:val="clear" w:color="auto" w:fill="auto"/>
-          </w:tcPr>
-          <w:p>
-            <w:pPr>
-              <w:pStyle w:val="CompactoOE3"/>
-              <w:spacing w:after="0"/>
-              <w:rPr>
-                <w:sz w:val="18"/>
-              </w:rPr>
-            </w:pPr>
-            <w:r>
-              <w:rPr>
-                <w:sz w:val="18"/>
-              </w:rPr>
-              <w:t>5 (4 EM, 1 PM)</w:t>
-            </w:r>
-          </w:p>
-        </w:tc>
-        <w:tc>
-          <w:tcPr>
-            <w:tcW w:w="1887" w:type="pct"/>
-            <w:shd w:val="clear" w:color="auto" w:fill="auto"/>
-          </w:tcPr>
-          <w:p>
-            <w:pPr>
-              <w:pStyle w:val="CompactoOE3"/>
-              <w:spacing w:after="0"/>
-              <w:rPr>
-                <w:sz w:val="18"/>
-              </w:rPr>
-            </w:pPr>
-            <w:r>
-              <w:rPr>
-                <w:sz w:val="18"/>
-              </w:rPr>
-              <w:t>Levels.Fire, Levels.River, Levels.Wheel, UI</w:t>
-            </w:r>
-          </w:p>
-        </w:tc>
-      </w:tr>
-      <w:tr>
-        <w:tc>
-          <w:tcPr>
-            <w:tcW w:w="370" w:type="pct"/>
-            <w:shd w:val="clear" w:color="auto" w:fill="auto"/>
-          </w:tcPr>
-          <w:p>
-            <w:pPr>
-              <w:pStyle w:val="CompactoOE3"/>
-              <w:spacing w:after="0"/>
-              <w:rPr>
-                <w:sz w:val="18"/>
-              </w:rPr>
-            </w:pPr>
-            <w:r>
-              <w:rPr>
-                <w:sz w:val="18"/>
-              </w:rPr>
-              <w:t>RF-18</w:t>
-            </w:r>
-          </w:p>
-        </w:tc>
-        <w:tc>
-          <w:tcPr>
-            <w:tcW w:w="1931" w:type="pct"/>
-            <w:shd w:val="clear" w:color="auto" w:fill="auto"/>
-          </w:tcPr>
-          <w:p>
-            <w:pPr>
-              <w:pStyle w:val="CompactoOE3"/>
-              <w:spacing w:after="0"/>
-              <w:rPr>
-                <w:sz w:val="18"/>
-              </w:rPr>
-            </w:pPr>
-            <w:r>
-              <w:rPr>
-                <w:sz w:val="18"/>
-              </w:rPr>
-              <w:t>Intentos ilimitados</w:t>
-            </w:r>
-          </w:p>
-        </w:tc>
-        <w:tc>
-          <w:tcPr>
-            <w:tcW w:w="813" w:type="pct"/>
-            <w:shd w:val="clear" w:color="auto" w:fill="auto"/>
-          </w:tcPr>
-          <w:p>
-            <w:pPr>
-              <w:pStyle w:val="CompactoOE3"/>
-              <w:spacing w:after="0"/>
-              <w:rPr>
-                <w:sz w:val="18"/>
-              </w:rPr>
-            </w:pPr>
-            <w:r>
-              <w:rPr>
-                <w:sz w:val="18"/>
-              </w:rPr>
-              <w:t>3 (3 EM, 0 PM)</w:t>
-            </w:r>
-          </w:p>
-        </w:tc>
-        <w:tc>
-          <w:tcPr>
-            <w:tcW w:w="1887" w:type="pct"/>
-            <w:shd w:val="clear" w:color="auto" w:fill="auto"/>
-          </w:tcPr>
-          <w:p>
-            <w:pPr>
-              <w:pStyle w:val="CompactoOE3"/>
-              <w:spacing w:after="0"/>
-              <w:rPr>
-                <w:sz w:val="18"/>
-              </w:rPr>
-            </w:pPr>
-            <w:r>
-              <w:rPr>
-                <w:sz w:val="18"/>
-              </w:rPr>
-              <w:t>Levels.Fire</w:t>
-            </w:r>
-          </w:p>
-        </w:tc>
-      </w:tr>
-      <w:tr>
-        <w:tc>
-          <w:tcPr>
-            <w:tcW w:w="370" w:type="pct"/>
-            <w:shd w:val="clear" w:color="auto" w:fill="auto"/>
-          </w:tcPr>
-          <w:p>
-            <w:pPr>
-              <w:pStyle w:val="CompactoOE3"/>
-              <w:spacing w:after="0"/>
-              <w:rPr>
-                <w:sz w:val="18"/>
-              </w:rPr>
-            </w:pPr>
-            <w:r>
-              <w:rPr>
-                <w:sz w:val="18"/>
-              </w:rPr>
-              <w:t>RF-19</w:t>
-            </w:r>
-          </w:p>
-        </w:tc>
-        <w:tc>
-          <w:tcPr>
-            <w:tcW w:w="1931" w:type="pct"/>
-            <w:shd w:val="clear" w:color="auto" w:fill="auto"/>
-          </w:tcPr>
-          <w:p>
-            <w:pPr>
-              <w:pStyle w:val="CompactoOE3"/>
-              <w:spacing w:after="0"/>
-              <w:rPr>
-                <w:sz w:val="18"/>
-              </w:rPr>
-            </w:pPr>
-            <w:r>
-              <w:rPr>
-                <w:sz w:val="18"/>
-              </w:rPr>
-              <w:t>Desbloqueo condicional de la acción de soplar</w:t>
-            </w:r>
-          </w:p>
-        </w:tc>
-        <w:tc>
-          <w:tcPr>
-            <w:tcW w:w="813" w:type="pct"/>
-            <w:shd w:val="clear" w:color="auto" w:fill="auto"/>
-          </w:tcPr>
-          <w:p>
-            <w:pPr>
-              <w:pStyle w:val="CompactoOE3"/>
-              <w:spacing w:after="0"/>
-              <w:rPr>
-                <w:sz w:val="18"/>
-              </w:rPr>
-            </w:pPr>
-            <w:r>
-              <w:rPr>
-                <w:sz w:val="18"/>
-              </w:rPr>
-              <w:t>7 (1 EM, 6 PM)</w:t>
-            </w:r>
-          </w:p>
-        </w:tc>
-        <w:tc>
-          <w:tcPr>
-            <w:tcW w:w="1887" w:type="pct"/>
-            <w:shd w:val="clear" w:color="auto" w:fill="auto"/>
-          </w:tcPr>
-          <w:p>
-            <w:pPr>
-              <w:pStyle w:val="CompactoOE3"/>
-              <w:spacing w:after="0"/>
-              <w:rPr>
-                <w:sz w:val="18"/>
-              </w:rPr>
-            </w:pPr>
-            <w:r>
-              <w:rPr>
-                <w:sz w:val="18"/>
-              </w:rPr>
-              <w:t>Levels.Fire</w:t>
-            </w:r>
-          </w:p>
-        </w:tc>
-      </w:tr>
-      <w:tr>
-        <w:tc>
-          <w:tcPr>
-            <w:tcW w:w="370" w:type="pct"/>
-            <w:shd w:val="clear" w:color="auto" w:fill="auto"/>
-          </w:tcPr>
-          <w:p>
-            <w:pPr>
-              <w:pStyle w:val="CompactoOE3"/>
-              <w:spacing w:after="0"/>
-              <w:rPr>
-                <w:sz w:val="18"/>
-              </w:rPr>
-            </w:pPr>
-            <w:r>
-              <w:rPr>
-                <w:sz w:val="18"/>
-              </w:rPr>
-              <w:t>RF-20</w:t>
-            </w:r>
-          </w:p>
-        </w:tc>
-        <w:tc>
-          <w:tcPr>
-            <w:tcW w:w="1931" w:type="pct"/>
-            <w:shd w:val="clear" w:color="auto" w:fill="auto"/>
-          </w:tcPr>
-          <w:p>
-            <w:pPr>
-              <w:pStyle w:val="CompactoOE3"/>
-              <w:spacing w:after="0"/>
-              <w:rPr>
-                <w:sz w:val="18"/>
-              </w:rPr>
-            </w:pPr>
-            <w:r>
-              <w:rPr>
-                <w:sz w:val="18"/>
-              </w:rPr>
-              <w:t>Resolución del nivel</w:t>
-            </w:r>
-          </w:p>
-        </w:tc>
-        <w:tc>
-          <w:tcPr>
-            <w:tcW w:w="813" w:type="pct"/>
-            <w:shd w:val="clear" w:color="auto" w:fill="auto"/>
-          </w:tcPr>
-          <w:p>
-            <w:pPr>
-              <w:pStyle w:val="CompactoOE3"/>
-              <w:spacing w:after="0"/>
-              <w:rPr>
-                <w:sz w:val="18"/>
-              </w:rPr>
-            </w:pPr>
-            <w:r>
-              <w:rPr>
-                <w:sz w:val="18"/>
-              </w:rPr>
-              <w:t>10 (0 EM, 10 PM)</w:t>
-            </w:r>
-          </w:p>
-        </w:tc>
-        <w:tc>
-          <w:tcPr>
-            <w:tcW w:w="1887" w:type="pct"/>
-            <w:shd w:val="clear" w:color="auto" w:fill="auto"/>
-          </w:tcPr>
-          <w:p>
-            <w:pPr>
-              <w:pStyle w:val="CompactoOE3"/>
-              <w:spacing w:after="0"/>
-              <w:rPr>
-                <w:sz w:val="18"/>
-              </w:rPr>
-            </w:pPr>
-            <w:r>
-              <w:rPr>
-                <w:sz w:val="18"/>
-              </w:rPr>
-              <w:t>Levels.Fire, UI</w:t>
-            </w:r>
-          </w:p>
-        </w:tc>
-      </w:tr>
-      <w:tr>
-        <w:tc>
-          <w:tcPr>
-            <w:tcW w:w="370" w:type="pct"/>
-            <w:shd w:val="clear" w:color="auto" w:fill="auto"/>
-          </w:tcPr>
-          <w:p>
-            <w:pPr>
-              <w:pStyle w:val="CompactoOE3"/>
-              <w:spacing w:after="0"/>
-              <w:rPr>
-                <w:sz w:val="18"/>
-              </w:rPr>
-            </w:pPr>
-            <w:r>
-              <w:rPr>
-                <w:sz w:val="18"/>
-              </w:rPr>
-              <w:t>RF-21</w:t>
-            </w:r>
-          </w:p>
-        </w:tc>
-        <w:tc>
-          <w:tcPr>
-            <w:tcW w:w="1931" w:type="pct"/>
-            <w:shd w:val="clear" w:color="auto" w:fill="auto"/>
-          </w:tcPr>
-          <w:p>
-            <w:pPr>
-              <w:pStyle w:val="CompactoOE3"/>
-              <w:spacing w:after="0"/>
-              <w:rPr>
-                <w:sz w:val="18"/>
-              </w:rPr>
-            </w:pPr>
-            <w:r>
-              <w:rPr>
-                <w:sz w:val="18"/>
-              </w:rPr>
-              <w:t>Iluminación progresiva del escenario</w:t>
-            </w:r>
-          </w:p>
-        </w:tc>
-        <w:tc>
-          <w:tcPr>
-            <w:tcW w:w="813" w:type="pct"/>
-            <w:shd w:val="clear" w:color="auto" w:fill="auto"/>
-          </w:tcPr>
-          <w:p>
-            <w:pPr>
-              <w:pStyle w:val="CompactoOE3"/>
-              <w:spacing w:after="0"/>
-              <w:rPr>
-                <w:sz w:val="18"/>
-              </w:rPr>
-            </w:pPr>
-            <w:r>
-              <w:rPr>
-                <w:sz w:val="18"/>
-              </w:rPr>
-              <w:t>1 (0 EM, 1 PM)</w:t>
-            </w:r>
-          </w:p>
-        </w:tc>
-        <w:tc>
-          <w:tcPr>
-            <w:tcW w:w="1887" w:type="pct"/>
-            <w:shd w:val="clear" w:color="auto" w:fill="auto"/>
-          </w:tcPr>
-          <w:p>
-            <w:pPr>
-              <w:pStyle w:val="CompactoOE3"/>
-              <w:spacing w:after="0"/>
-              <w:rPr>
-                <w:sz w:val="18"/>
-              </w:rPr>
-            </w:pPr>
-            <w:r>
-              <w:rPr>
-                <w:sz w:val="18"/>
-              </w:rPr>
-              <w:t>Levels.Fire</w:t>
-            </w:r>
-          </w:p>
-        </w:tc>
-      </w:tr>
-      <w:tr>
-        <w:tc>
-          <w:tcPr>
-            <w:tcW w:w="370" w:type="pct"/>
-            <w:shd w:val="clear" w:color="auto" w:fill="auto"/>
-          </w:tcPr>
-          <w:p>
-            <w:pPr>
-              <w:pStyle w:val="CompactoOE3"/>
-              <w:spacing w:after="0"/>
-              <w:rPr>
-                <w:sz w:val="18"/>
-              </w:rPr>
-            </w:pPr>
-            <w:r>
-              <w:rPr>
-                <w:sz w:val="18"/>
-              </w:rPr>
-              <w:t>RF-22</w:t>
-            </w:r>
-          </w:p>
-        </w:tc>
-        <w:tc>
-          <w:tcPr>
-            <w:tcW w:w="1931" w:type="pct"/>
-            <w:shd w:val="clear" w:color="auto" w:fill="auto"/>
-          </w:tcPr>
-          <w:p>
-            <w:pPr>
-              <w:pStyle w:val="CompactoOE3"/>
-              <w:spacing w:after="0"/>
-              <w:rPr>
-                <w:sz w:val="18"/>
-              </w:rPr>
-            </w:pPr>
-            <w:r>
-              <w:rPr>
-                <w:sz w:val="18"/>
-              </w:rPr>
-              <w:t>Escenario de exploración</w:t>
-            </w:r>
-          </w:p>
-        </w:tc>
-        <w:tc>
-          <w:tcPr>
-            <w:tcW w:w="813" w:type="pct"/>
-            <w:shd w:val="clear" w:color="auto" w:fill="auto"/>
-          </w:tcPr>
-          <w:p>
-            <w:pPr>
-              <w:pStyle w:val="CompactoOE3"/>
-              <w:spacing w:after="0"/>
-              <w:rPr>
-                <w:sz w:val="18"/>
-              </w:rPr>
-            </w:pPr>
-            <w:r>
-              <w:rPr>
-                <w:sz w:val="18"/>
-              </w:rPr>
-              <w:t>14 (5 EM, 9 PM)</w:t>
-            </w:r>
-          </w:p>
-        </w:tc>
-        <w:tc>
-          <w:tcPr>
-            <w:tcW w:w="1887" w:type="pct"/>
-            <w:shd w:val="clear" w:color="auto" w:fill="auto"/>
-          </w:tcPr>
-          <w:p>
-            <w:pPr>
-              <w:pStyle w:val="CompactoOE3"/>
-              <w:spacing w:after="0"/>
-              <w:rPr>
-                <w:sz w:val="18"/>
-              </w:rPr>
-            </w:pPr>
-            <w:r>
-              <w:rPr>
-                <w:sz w:val="18"/>
-              </w:rPr>
-              <w:t>Levels.Wheel, Core</w:t>
-            </w:r>
-          </w:p>
-        </w:tc>
-      </w:tr>
-      <w:tr>
-        <w:tc>
-          <w:tcPr>
-            <w:tcW w:w="370" w:type="pct"/>
-            <w:shd w:val="clear" w:color="auto" w:fill="auto"/>
-          </w:tcPr>
-          <w:p>
-            <w:pPr>
-              <w:pStyle w:val="CompactoOE3"/>
-              <w:spacing w:after="0"/>
-              <w:rPr>
-                <w:sz w:val="18"/>
-              </w:rPr>
-            </w:pPr>
-            <w:r>
-              <w:rPr>
-                <w:sz w:val="18"/>
-              </w:rPr>
-              <w:t>RF-23</w:t>
-            </w:r>
-          </w:p>
-        </w:tc>
-        <w:tc>
-          <w:tcPr>
-            <w:tcW w:w="1931" w:type="pct"/>
-            <w:shd w:val="clear" w:color="auto" w:fill="auto"/>
-          </w:tcPr>
-          <w:p>
-            <w:pPr>
-              <w:pStyle w:val="CompactoOE3"/>
-              <w:spacing w:after="0"/>
-              <w:rPr>
-                <w:sz w:val="18"/>
-              </w:rPr>
-            </w:pPr>
-            <w:r>
-              <w:rPr>
-                <w:sz w:val="18"/>
-              </w:rPr>
-              <w:t>Selección de objetos por patrón</w:t>
-            </w:r>
-          </w:p>
-        </w:tc>
-        <w:tc>
-          <w:tcPr>
-            <w:tcW w:w="813" w:type="pct"/>
-            <w:shd w:val="clear" w:color="auto" w:fill="auto"/>
-          </w:tcPr>
-          <w:p>
-            <w:pPr>
-              <w:pStyle w:val="CompactoOE3"/>
-              <w:spacing w:after="0"/>
-              <w:rPr>
-                <w:sz w:val="18"/>
-              </w:rPr>
-            </w:pPr>
-            <w:r>
-              <w:rPr>
-                <w:sz w:val="18"/>
-              </w:rPr>
-              <w:t>10 (8 EM, 2 PM)</w:t>
-            </w:r>
-          </w:p>
-        </w:tc>
-        <w:tc>
-          <w:tcPr>
-            <w:tcW w:w="1887" w:type="pct"/>
-            <w:shd w:val="clear" w:color="auto" w:fill="auto"/>
-          </w:tcPr>
-          <w:p>
-            <w:pPr>
-              <w:pStyle w:val="CompactoOE3"/>
-              <w:spacing w:after="0"/>
-              <w:rPr>
-                <w:sz w:val="18"/>
-              </w:rPr>
-            </w:pPr>
-            <w:r>
-              <w:rPr>
-                <w:sz w:val="18"/>
-              </w:rPr>
-              <w:t>Levels.Wheel, UI</w:t>
-            </w:r>
-          </w:p>
-        </w:tc>
-      </w:tr>
-      <w:tr>
-        <w:tc>
-          <w:tcPr>
-            <w:tcW w:w="370" w:type="pct"/>
-            <w:shd w:val="clear" w:color="auto" w:fill="auto"/>
-          </w:tcPr>
-          <w:p>
-            <w:pPr>
-              <w:pStyle w:val="CompactoOE3"/>
-              <w:spacing w:after="0"/>
-              <w:rPr>
-                <w:sz w:val="18"/>
-              </w:rPr>
-            </w:pPr>
-            <w:r>
-              <w:rPr>
-                <w:sz w:val="18"/>
-              </w:rPr>
-              <w:t>RF-24</w:t>
-            </w:r>
-          </w:p>
-        </w:tc>
-        <w:tc>
-          <w:tcPr>
-            <w:tcW w:w="1931" w:type="pct"/>
-            <w:shd w:val="clear" w:color="auto" w:fill="auto"/>
-          </w:tcPr>
-          <w:p>
-            <w:pPr>
-              <w:pStyle w:val="CompactoOE3"/>
-              <w:spacing w:after="0"/>
-              <w:rPr>
-                <w:sz w:val="18"/>
-              </w:rPr>
-            </w:pPr>
-            <w:r>
-              <w:rPr>
-                <w:sz w:val="18"/>
-              </w:rPr>
-              <w:t>Contador de recolección</w:t>
-            </w:r>
-          </w:p>
-        </w:tc>
-        <w:tc>
-          <w:tcPr>
-            <w:tcW w:w="813" w:type="pct"/>
-            <w:shd w:val="clear" w:color="auto" w:fill="auto"/>
-          </w:tcPr>
-          <w:p>
-            <w:pPr>
-              <w:pStyle w:val="CompactoOE3"/>
-              <w:spacing w:after="0"/>
-              <w:rPr>
-                <w:sz w:val="18"/>
-              </w:rPr>
-            </w:pPr>
-            <w:r>
-              <w:rPr>
-                <w:sz w:val="18"/>
-              </w:rPr>
-              <w:t>7 (3 EM, 4 PM)</w:t>
-            </w:r>
-          </w:p>
-        </w:tc>
-        <w:tc>
-          <w:tcPr>
-            <w:tcW w:w="1887" w:type="pct"/>
-            <w:shd w:val="clear" w:color="auto" w:fill="auto"/>
-          </w:tcPr>
-          <w:p>
-            <w:pPr>
-              <w:pStyle w:val="CompactoOE3"/>
-              <w:spacing w:after="0"/>
-              <w:rPr>
-                <w:sz w:val="18"/>
-              </w:rPr>
-            </w:pPr>
-            <w:r>
-              <w:rPr>
-                <w:sz w:val="18"/>
-              </w:rPr>
-              <w:t>Levels.Wheel</w:t>
-            </w:r>
-          </w:p>
-        </w:tc>
-      </w:tr>
-      <w:tr>
-        <w:tc>
-          <w:tcPr>
-            <w:tcW w:w="370" w:type="pct"/>
-            <w:shd w:val="clear" w:color="auto" w:fill="auto"/>
-          </w:tcPr>
-          <w:p>
-            <w:pPr>
-              <w:pStyle w:val="CompactoOE3"/>
-              <w:spacing w:after="0"/>
-              <w:rPr>
-                <w:sz w:val="18"/>
-              </w:rPr>
-            </w:pPr>
-            <w:r>
-              <w:rPr>
-                <w:sz w:val="18"/>
-              </w:rPr>
-              <w:t>RF-25</w:t>
-            </w:r>
-          </w:p>
-        </w:tc>
-        <w:tc>
-          <w:tcPr>
-            <w:tcW w:w="1931" w:type="pct"/>
-            <w:shd w:val="clear" w:color="auto" w:fill="auto"/>
-          </w:tcPr>
-          <w:p>
-            <w:pPr>
-              <w:pStyle w:val="CompactoOE3"/>
-              <w:spacing w:after="0"/>
-              <w:rPr>
-                <w:sz w:val="18"/>
-              </w:rPr>
-            </w:pPr>
-            <w:r>
-              <w:rPr>
-                <w:sz w:val="18"/>
-              </w:rPr>
-              <w:t>Colocación de la carga</w:t>
-            </w:r>
-          </w:p>
-        </w:tc>
-        <w:tc>
-          <w:tcPr>
-            <w:tcW w:w="813" w:type="pct"/>
-            <w:shd w:val="clear" w:color="auto" w:fill="auto"/>
-          </w:tcPr>
-          <w:p>
-            <w:pPr>
-              <w:pStyle w:val="CompactoOE3"/>
-              <w:spacing w:after="0"/>
-              <w:rPr>
-                <w:sz w:val="18"/>
-              </w:rPr>
-            </w:pPr>
-            <w:r>
-              <w:rPr>
-                <w:sz w:val="18"/>
-              </w:rPr>
-              <w:t>6 (3 EM, 3 PM)</w:t>
-            </w:r>
-          </w:p>
-        </w:tc>
-        <w:tc>
-          <w:tcPr>
-            <w:tcW w:w="1887" w:type="pct"/>
-            <w:shd w:val="clear" w:color="auto" w:fill="auto"/>
-          </w:tcPr>
-          <w:p>
-            <w:pPr>
-              <w:pStyle w:val="CompactoOE3"/>
-              <w:spacing w:after="0"/>
-              <w:rPr>
-                <w:sz w:val="18"/>
-              </w:rPr>
-            </w:pPr>
-            <w:r>
-              <w:rPr>
-                <w:sz w:val="18"/>
-              </w:rPr>
-              <w:t>Levels.Wheel</w:t>
-            </w:r>
-          </w:p>
-        </w:tc>
-      </w:tr>
-      <w:tr>
-        <w:tc>
-          <w:tcPr>
-            <w:tcW w:w="370" w:type="pct"/>
-            <w:shd w:val="clear" w:color="auto" w:fill="auto"/>
-          </w:tcPr>
-          <w:p>
-            <w:pPr>
-              <w:pStyle w:val="CompactoOE3"/>
-              <w:spacing w:after="0"/>
-              <w:rPr>
-                <w:sz w:val="18"/>
-              </w:rPr>
-            </w:pPr>
-            <w:r>
-              <w:rPr>
-                <w:sz w:val="18"/>
-              </w:rPr>
-              <w:t>RF-26</w:t>
-            </w:r>
-          </w:p>
-        </w:tc>
-        <w:tc>
-          <w:tcPr>
-            <w:tcW w:w="1931" w:type="pct"/>
-            <w:shd w:val="clear" w:color="auto" w:fill="auto"/>
-          </w:tcPr>
-          <w:p>
-            <w:pPr>
-              <w:pStyle w:val="CompactoOE3"/>
-              <w:spacing w:after="0"/>
-              <w:rPr>
-                <w:sz w:val="18"/>
-              </w:rPr>
-            </w:pPr>
-            <w:r>
-              <w:rPr>
-                <w:sz w:val="18"/>
-              </w:rPr>
-              <w:t>Demostración del rodado</w:t>
-            </w:r>
-          </w:p>
-        </w:tc>
-        <w:tc>
-          <w:tcPr>
-            <w:tcW w:w="813" w:type="pct"/>
-            <w:shd w:val="clear" w:color="auto" w:fill="auto"/>
-          </w:tcPr>
-          <w:p>
-            <w:pPr>
-              <w:pStyle w:val="CompactoOE3"/>
-              <w:spacing w:after="0"/>
-              <w:rPr>
-                <w:sz w:val="18"/>
-              </w:rPr>
-            </w:pPr>
-            <w:r>
-              <w:rPr>
-                <w:sz w:val="18"/>
-              </w:rPr>
-              <w:t>12 (7 EM, 5 PM)</w:t>
-            </w:r>
-          </w:p>
-        </w:tc>
-        <w:tc>
-          <w:tcPr>
-            <w:tcW w:w="1887" w:type="pct"/>
-            <w:shd w:val="clear" w:color="auto" w:fill="auto"/>
-          </w:tcPr>
-          <w:p>
-            <w:pPr>
-              <w:pStyle w:val="CompactoOE3"/>
-              <w:spacing w:after="0"/>
-              <w:rPr>
-                <w:sz w:val="18"/>
-              </w:rPr>
-            </w:pPr>
-            <w:r>
-              <w:rPr>
-                <w:sz w:val="18"/>
-              </w:rPr>
-              <w:t>Levels.Wheel, Scaffolding, UI</w:t>
-            </w:r>
-          </w:p>
-        </w:tc>
-      </w:tr>
-      <w:tr>
-        <w:tc>
-          <w:tcPr>
-            <w:tcW w:w="370" w:type="pct"/>
-            <w:shd w:val="clear" w:color="auto" w:fill="auto"/>
-          </w:tcPr>
-          <w:p>
-            <w:pPr>
-              <w:pStyle w:val="CompactoOE3"/>
-              <w:spacing w:after="0"/>
-              <w:rPr>
-                <w:sz w:val="18"/>
-              </w:rPr>
-            </w:pPr>
-            <w:r>
-              <w:rPr>
-                <w:sz w:val="18"/>
-              </w:rPr>
-              <w:t>RF-27</w:t>
-            </w:r>
-          </w:p>
-        </w:tc>
-        <w:tc>
-          <w:tcPr>
-            <w:tcW w:w="1931" w:type="pct"/>
-            <w:shd w:val="clear" w:color="auto" w:fill="auto"/>
-          </w:tcPr>
-          <w:p>
-            <w:pPr>
-              <w:pStyle w:val="CompactoOE3"/>
-              <w:spacing w:after="0"/>
-              <w:rPr>
-                <w:sz w:val="18"/>
-              </w:rPr>
-            </w:pPr>
-            <w:r>
-              <w:rPr>
-                <w:sz w:val="18"/>
-              </w:rPr>
-              <w:t>Área de trabajo de construcción</w:t>
-            </w:r>
-          </w:p>
-        </w:tc>
-        <w:tc>
-          <w:tcPr>
-            <w:tcW w:w="813" w:type="pct"/>
-            <w:shd w:val="clear" w:color="auto" w:fill="auto"/>
-          </w:tcPr>
-          <w:p>
-            <w:pPr>
-              <w:pStyle w:val="CompactoOE3"/>
-              <w:spacing w:after="0"/>
-              <w:rPr>
-                <w:sz w:val="18"/>
-              </w:rPr>
-            </w:pPr>
-            <w:r>
-              <w:rPr>
-                <w:sz w:val="18"/>
-              </w:rPr>
-              <w:t>1 (0 EM, 1 PM)</w:t>
-            </w:r>
-          </w:p>
-        </w:tc>
-        <w:tc>
-          <w:tcPr>
-            <w:tcW w:w="1887" w:type="pct"/>
-            <w:shd w:val="clear" w:color="auto" w:fill="auto"/>
-          </w:tcPr>
-          <w:p>
-            <w:pPr>
-              <w:pStyle w:val="CompactoOE3"/>
-              <w:spacing w:after="0"/>
-              <w:rPr>
-                <w:sz w:val="18"/>
-              </w:rPr>
-            </w:pPr>
-            <w:r>
-              <w:rPr>
-                <w:sz w:val="18"/>
-              </w:rPr>
-              <w:t>Levels.Wheel</w:t>
-            </w:r>
-          </w:p>
-        </w:tc>
-      </w:tr>
-      <w:tr>
-        <w:tc>
-          <w:tcPr>
-            <w:tcW w:w="370" w:type="pct"/>
-            <w:shd w:val="clear" w:color="auto" w:fill="auto"/>
-          </w:tcPr>
-          <w:p>
-            <w:pPr>
-              <w:pStyle w:val="CompactoOE3"/>
-              <w:spacing w:after="0"/>
-              <w:rPr>
-                <w:sz w:val="18"/>
-              </w:rPr>
-            </w:pPr>
-            <w:r>
-              <w:rPr>
-                <w:sz w:val="18"/>
-              </w:rPr>
-              <w:t>RF-28</w:t>
-            </w:r>
-          </w:p>
-        </w:tc>
-        <w:tc>
-          <w:tcPr>
-            <w:tcW w:w="1931" w:type="pct"/>
-            <w:shd w:val="clear" w:color="auto" w:fill="auto"/>
-          </w:tcPr>
-          <w:p>
-            <w:pPr>
-              <w:pStyle w:val="CompactoOE3"/>
-              <w:spacing w:after="0"/>
-              <w:rPr>
-                <w:sz w:val="18"/>
-              </w:rPr>
-            </w:pPr>
-            <w:r>
-              <w:rPr>
-                <w:sz w:val="18"/>
-              </w:rPr>
-              <w:t>Acción de mecanizado</w:t>
-            </w:r>
-          </w:p>
-        </w:tc>
-        <w:tc>
-          <w:tcPr>
-            <w:tcW w:w="813" w:type="pct"/>
-            <w:shd w:val="clear" w:color="auto" w:fill="auto"/>
-          </w:tcPr>
-          <w:p>
-            <w:pPr>
-              <w:pStyle w:val="CompactoOE3"/>
-              <w:spacing w:after="0"/>
-              <w:rPr>
-                <w:sz w:val="18"/>
-              </w:rPr>
-            </w:pPr>
-            <w:r>
-              <w:rPr>
-                <w:sz w:val="18"/>
-              </w:rPr>
-              <w:t>4 (2 EM, 2 PM)</w:t>
-            </w:r>
-          </w:p>
-        </w:tc>
-        <w:tc>
-          <w:tcPr>
-            <w:tcW w:w="1887" w:type="pct"/>
-            <w:shd w:val="clear" w:color="auto" w:fill="auto"/>
-          </w:tcPr>
-          <w:p>
-            <w:pPr>
-              <w:pStyle w:val="CompactoOE3"/>
-              <w:spacing w:after="0"/>
-              <w:rPr>
-                <w:sz w:val="18"/>
-              </w:rPr>
-            </w:pPr>
-            <w:r>
-              <w:rPr>
-                <w:sz w:val="18"/>
-              </w:rPr>
-              <w:t>Levels.Wheel</w:t>
-            </w:r>
-          </w:p>
-        </w:tc>
-      </w:tr>
-      <w:tr>
-        <w:tc>
-          <w:tcPr>
-            <w:tcW w:w="370" w:type="pct"/>
-            <w:shd w:val="clear" w:color="auto" w:fill="auto"/>
-          </w:tcPr>
-          <w:p>
-            <w:pPr>
-              <w:pStyle w:val="CompactoOE3"/>
-              <w:spacing w:after="0"/>
-              <w:rPr>
-                <w:sz w:val="18"/>
-              </w:rPr>
-            </w:pPr>
-            <w:r>
-              <w:rPr>
-                <w:sz w:val="18"/>
-              </w:rPr>
-              <w:t>RF-29</w:t>
-            </w:r>
-          </w:p>
-        </w:tc>
-        <w:tc>
-          <w:tcPr>
-            <w:tcW w:w="1931" w:type="pct"/>
-            <w:shd w:val="clear" w:color="auto" w:fill="auto"/>
-          </w:tcPr>
-          <w:p>
-            <w:pPr>
-              <w:pStyle w:val="CompactoOE3"/>
-              <w:spacing w:after="0"/>
-              <w:rPr>
-                <w:sz w:val="18"/>
-              </w:rPr>
-            </w:pPr>
-            <w:r>
-              <w:rPr>
-                <w:sz w:val="18"/>
-              </w:rPr>
-              <w:t>Ensamblaje secuencial de la carretilla</w:t>
-            </w:r>
-          </w:p>
-        </w:tc>
-        <w:tc>
-          <w:tcPr>
-            <w:tcW w:w="813" w:type="pct"/>
-            <w:shd w:val="clear" w:color="auto" w:fill="auto"/>
-          </w:tcPr>
-          <w:p>
-            <w:pPr>
-              <w:pStyle w:val="CompactoOE3"/>
-              <w:spacing w:after="0"/>
-              <w:rPr>
-                <w:sz w:val="18"/>
-              </w:rPr>
-            </w:pPr>
-            <w:r>
-              <w:rPr>
-                <w:sz w:val="18"/>
-              </w:rPr>
-              <w:t>7 (2 EM, 5 PM)</w:t>
-            </w:r>
-          </w:p>
-        </w:tc>
-        <w:tc>
-          <w:tcPr>
-            <w:tcW w:w="1887" w:type="pct"/>
-            <w:shd w:val="clear" w:color="auto" w:fill="auto"/>
-          </w:tcPr>
-          <w:p>
-            <w:pPr>
-              <w:pStyle w:val="CompactoOE3"/>
-              <w:spacing w:after="0"/>
-              <w:rPr>
-                <w:sz w:val="18"/>
-              </w:rPr>
-            </w:pPr>
-            <w:r>
-              <w:rPr>
-                <w:sz w:val="18"/>
-              </w:rPr>
-              <w:t>Levels.Wheel</w:t>
-            </w:r>
-          </w:p>
-        </w:tc>
-      </w:tr>
-      <w:tr>
-        <w:tc>
-          <w:tcPr>
-            <w:tcW w:w="370" w:type="pct"/>
-            <w:shd w:val="clear" w:color="auto" w:fill="auto"/>
-          </w:tcPr>
-          <w:p>
-            <w:pPr>
-              <w:pStyle w:val="CompactoOE3"/>
-              <w:spacing w:after="0"/>
-              <w:rPr>
-                <w:sz w:val="18"/>
-              </w:rPr>
-            </w:pPr>
-            <w:r>
-              <w:rPr>
-                <w:sz w:val="18"/>
-              </w:rPr>
-              <w:t>RF-30</w:t>
-            </w:r>
-          </w:p>
-        </w:tc>
-        <w:tc>
-          <w:tcPr>
-            <w:tcW w:w="1931" w:type="pct"/>
-            <w:shd w:val="clear" w:color="auto" w:fill="auto"/>
-          </w:tcPr>
-          <w:p>
-            <w:pPr>
-              <w:pStyle w:val="CompactoOE3"/>
-              <w:spacing w:after="0"/>
-              <w:rPr>
-                <w:sz w:val="18"/>
-              </w:rPr>
-            </w:pPr>
-            <w:r>
-              <w:rPr>
-                <w:sz w:val="18"/>
-              </w:rPr>
-              <w:t>Escenario de laberinto</w:t>
-            </w:r>
-          </w:p>
-        </w:tc>
-        <w:tc>
-          <w:tcPr>
-            <w:tcW w:w="813" w:type="pct"/>
-            <w:shd w:val="clear" w:color="auto" w:fill="auto"/>
-          </w:tcPr>
-          <w:p>
-            <w:pPr>
-              <w:pStyle w:val="CompactoOE3"/>
-              <w:spacing w:after="0"/>
-              <w:rPr>
-                <w:sz w:val="18"/>
-              </w:rPr>
-            </w:pPr>
-            <w:r>
-              <w:rPr>
-                <w:sz w:val="18"/>
-              </w:rPr>
-              <w:t>4 (1 EM, 3 PM)</w:t>
-            </w:r>
-          </w:p>
-        </w:tc>
-        <w:tc>
-          <w:tcPr>
-            <w:tcW w:w="1887" w:type="pct"/>
-            <w:shd w:val="clear" w:color="auto" w:fill="auto"/>
-          </w:tcPr>
-          <w:p>
-            <w:pPr>
-              <w:pStyle w:val="CompactoOE3"/>
-              <w:spacing w:after="0"/>
-              <w:rPr>
-                <w:sz w:val="18"/>
-              </w:rPr>
-            </w:pPr>
-            <w:r>
-              <w:rPr>
-                <w:sz w:val="18"/>
-              </w:rPr>
-              <w:t>Levels.Wheel</w:t>
-            </w:r>
-          </w:p>
-        </w:tc>
-      </w:tr>
-      <w:tr>
-        <w:tc>
-          <w:tcPr>
-            <w:tcW w:w="370" w:type="pct"/>
-            <w:shd w:val="clear" w:color="auto" w:fill="auto"/>
-          </w:tcPr>
-          <w:p>
-            <w:pPr>
-              <w:pStyle w:val="CompactoOE3"/>
-              <w:spacing w:after="0"/>
-              <w:rPr>
-                <w:sz w:val="18"/>
-              </w:rPr>
-            </w:pPr>
-            <w:r>
-              <w:rPr>
-                <w:sz w:val="18"/>
-              </w:rPr>
-              <w:t>RF-31</w:t>
-            </w:r>
-          </w:p>
-        </w:tc>
-        <w:tc>
-          <w:tcPr>
-            <w:tcW w:w="1931" w:type="pct"/>
-            <w:shd w:val="clear" w:color="auto" w:fill="auto"/>
-          </w:tcPr>
-          <w:p>
-            <w:pPr>
-              <w:pStyle w:val="CompactoOE3"/>
-              <w:spacing w:after="0"/>
-              <w:rPr>
-                <w:sz w:val="18"/>
-              </w:rPr>
-            </w:pPr>
-            <w:r>
-              <w:rPr>
-                <w:sz w:val="18"/>
-              </w:rPr>
-              <w:t>Editor de bloques de instrucciones</w:t>
-            </w:r>
-          </w:p>
-        </w:tc>
-        <w:tc>
-          <w:tcPr>
-            <w:tcW w:w="813" w:type="pct"/>
-            <w:shd w:val="clear" w:color="auto" w:fill="auto"/>
-          </w:tcPr>
-          <w:p>
-            <w:pPr>
-              <w:pStyle w:val="CompactoOE3"/>
-              <w:spacing w:after="0"/>
-              <w:rPr>
-                <w:sz w:val="18"/>
-              </w:rPr>
-            </w:pPr>
-            <w:r>
-              <w:rPr>
-                <w:sz w:val="18"/>
-              </w:rPr>
-              <w:t>7 (4 EM, 3 PM)</w:t>
-            </w:r>
-          </w:p>
-        </w:tc>
-        <w:tc>
-          <w:tcPr>
-            <w:tcW w:w="1887" w:type="pct"/>
-            <w:shd w:val="clear" w:color="auto" w:fill="auto"/>
-          </w:tcPr>
-          <w:p>
-            <w:pPr>
-              <w:pStyle w:val="CompactoOE3"/>
-              <w:spacing w:after="0"/>
-              <w:rPr>
-                <w:sz w:val="18"/>
-              </w:rPr>
-            </w:pPr>
-            <w:r>
-              <w:rPr>
-                <w:sz w:val="18"/>
-              </w:rPr>
-              <w:t>Levels.Wheel</w:t>
-            </w:r>
-          </w:p>
-        </w:tc>
-      </w:tr>
-      <w:tr>
-        <w:tc>
-          <w:tcPr>
-            <w:tcW w:w="370" w:type="pct"/>
-            <w:shd w:val="clear" w:color="auto" w:fill="auto"/>
-          </w:tcPr>
-          <w:p>
-            <w:pPr>
-              <w:pStyle w:val="CompactoOE3"/>
-              <w:spacing w:after="0"/>
-              <w:rPr>
-                <w:sz w:val="18"/>
-              </w:rPr>
-            </w:pPr>
-            <w:r>
-              <w:rPr>
-                <w:sz w:val="18"/>
-              </w:rPr>
-              <w:t>RF-32</w:t>
-            </w:r>
-          </w:p>
-        </w:tc>
-        <w:tc>
-          <w:tcPr>
-            <w:tcW w:w="1931" w:type="pct"/>
-            <w:shd w:val="clear" w:color="auto" w:fill="auto"/>
-          </w:tcPr>
-          <w:p>
-            <w:pPr>
-              <w:pStyle w:val="CompactoOE3"/>
-              <w:spacing w:after="0"/>
-              <w:rPr>
-                <w:sz w:val="18"/>
-              </w:rPr>
-            </w:pPr>
-            <w:r>
-              <w:rPr>
-                <w:sz w:val="18"/>
-              </w:rPr>
-              <w:t>Ejecución de la secuencia</w:t>
-            </w:r>
-          </w:p>
-        </w:tc>
-        <w:tc>
-          <w:tcPr>
-            <w:tcW w:w="813" w:type="pct"/>
-            <w:shd w:val="clear" w:color="auto" w:fill="auto"/>
-          </w:tcPr>
-          <w:p>
-            <w:pPr>
-              <w:pStyle w:val="CompactoOE3"/>
-              <w:spacing w:after="0"/>
-              <w:rPr>
-                <w:sz w:val="18"/>
-              </w:rPr>
-            </w:pPr>
-            <w:r>
-              <w:rPr>
-                <w:sz w:val="18"/>
-              </w:rPr>
-              <w:t>8 (6 EM, 2 PM)</w:t>
-            </w:r>
-          </w:p>
-        </w:tc>
-        <w:tc>
-          <w:tcPr>
-            <w:tcW w:w="1887" w:type="pct"/>
-            <w:shd w:val="clear" w:color="auto" w:fill="auto"/>
-          </w:tcPr>
-          <w:p>
-            <w:pPr>
-              <w:pStyle w:val="CompactoOE3"/>
-              <w:spacing w:after="0"/>
-              <w:rPr>
-                <w:sz w:val="18"/>
-              </w:rPr>
-            </w:pPr>
-            <w:r>
-              <w:rPr>
-                <w:sz w:val="18"/>
-              </w:rPr>
-              <w:t>Levels.Wheel</w:t>
-            </w:r>
-          </w:p>
-        </w:tc>
-      </w:tr>
-      <w:tr>
-        <w:tc>
-          <w:tcPr>
-            <w:tcW w:w="370" w:type="pct"/>
-            <w:shd w:val="clear" w:color="auto" w:fill="auto"/>
-          </w:tcPr>
-          <w:p>
-            <w:pPr>
-              <w:pStyle w:val="CompactoOE3"/>
-              <w:spacing w:after="0"/>
-              <w:rPr>
-                <w:sz w:val="18"/>
-              </w:rPr>
-            </w:pPr>
-            <w:r>
-              <w:rPr>
-                <w:sz w:val="18"/>
-              </w:rPr>
-              <w:t>RF-33</w:t>
-            </w:r>
-          </w:p>
-        </w:tc>
-        <w:tc>
-          <w:tcPr>
-            <w:tcW w:w="1931" w:type="pct"/>
-            <w:shd w:val="clear" w:color="auto" w:fill="auto"/>
-          </w:tcPr>
-          <w:p>
-            <w:pPr>
-              <w:pStyle w:val="CompactoOE3"/>
-              <w:spacing w:after="0"/>
-              <w:rPr>
-                <w:sz w:val="18"/>
-              </w:rPr>
-            </w:pPr>
-            <w:r>
-              <w:rPr>
-                <w:sz w:val="18"/>
-              </w:rPr>
-              <w:t>Validación por retroceso</w:t>
-            </w:r>
-          </w:p>
-        </w:tc>
-        <w:tc>
-          <w:tcPr>
-            <w:tcW w:w="813" w:type="pct"/>
-            <w:shd w:val="clear" w:color="auto" w:fill="auto"/>
-          </w:tcPr>
-          <w:p>
-            <w:pPr>
-              <w:pStyle w:val="CompactoOE3"/>
-              <w:spacing w:after="0"/>
-              <w:rPr>
-                <w:sz w:val="18"/>
-              </w:rPr>
-            </w:pPr>
-            <w:r>
-              <w:rPr>
-                <w:sz w:val="18"/>
-              </w:rPr>
-              <w:t>2 (2 EM, 0 PM)</w:t>
-            </w:r>
-          </w:p>
-        </w:tc>
-        <w:tc>
-          <w:tcPr>
-            <w:tcW w:w="1887" w:type="pct"/>
-            <w:shd w:val="clear" w:color="auto" w:fill="auto"/>
-          </w:tcPr>
-          <w:p>
-            <w:pPr>
-              <w:pStyle w:val="CompactoOE3"/>
-              <w:spacing w:after="0"/>
-              <w:rPr>
-                <w:sz w:val="18"/>
-              </w:rPr>
-            </w:pPr>
-            <w:r>
-              <w:rPr>
-                <w:sz w:val="18"/>
-              </w:rPr>
-              <w:t>Levels.Wheel</w:t>
-            </w:r>
-          </w:p>
-        </w:tc>
-      </w:tr>
-      <w:tr>
-        <w:tc>
-          <w:tcPr>
-            <w:tcW w:w="370" w:type="pct"/>
-            <w:shd w:val="clear" w:color="auto" w:fill="auto"/>
-          </w:tcPr>
-          <w:p>
-            <w:pPr>
-              <w:pStyle w:val="CompactoOE3"/>
-              <w:spacing w:after="0"/>
-              <w:rPr>
-                <w:sz w:val="18"/>
-              </w:rPr>
-            </w:pPr>
-            <w:r>
-              <w:rPr>
-                <w:sz w:val="18"/>
-              </w:rPr>
-              <w:t>RF-34</w:t>
-            </w:r>
-          </w:p>
-        </w:tc>
-        <w:tc>
-          <w:tcPr>
-            <w:tcW w:w="1931" w:type="pct"/>
-            <w:shd w:val="clear" w:color="auto" w:fill="auto"/>
-          </w:tcPr>
-          <w:p>
-            <w:pPr>
-              <w:pStyle w:val="CompactoOE3"/>
-              <w:spacing w:after="0"/>
-              <w:rPr>
-                <w:sz w:val="18"/>
-              </w:rPr>
-            </w:pPr>
-            <w:r>
-              <w:rPr>
-                <w:sz w:val="18"/>
-              </w:rPr>
-              <w:t>Edición y reintento de la secuencia</w:t>
-            </w:r>
-          </w:p>
-        </w:tc>
-        <w:tc>
-          <w:tcPr>
-            <w:tcW w:w="813" w:type="pct"/>
-            <w:shd w:val="clear" w:color="auto" w:fill="auto"/>
-          </w:tcPr>
-          <w:p>
-            <w:pPr>
-              <w:pStyle w:val="CompactoOE3"/>
-              <w:spacing w:after="0"/>
-              <w:rPr>
-                <w:sz w:val="18"/>
-              </w:rPr>
-            </w:pPr>
-            <w:r>
-              <w:rPr>
-                <w:sz w:val="18"/>
-              </w:rPr>
-              <w:t>11 (3 EM, 8 PM)</w:t>
-            </w:r>
-          </w:p>
-        </w:tc>
-        <w:tc>
-          <w:tcPr>
-            <w:tcW w:w="1887" w:type="pct"/>
-            <w:shd w:val="clear" w:color="auto" w:fill="auto"/>
-          </w:tcPr>
-          <w:p>
-            <w:pPr>
-              <w:pStyle w:val="CompactoOE3"/>
-              <w:spacing w:after="0"/>
-              <w:rPr>
-                <w:sz w:val="18"/>
-              </w:rPr>
-            </w:pPr>
-            <w:r>
-              <w:rPr>
-                <w:sz w:val="18"/>
-              </w:rPr>
-              <w:t>Levels.Wheel</w:t>
-            </w:r>
-          </w:p>
-        </w:tc>
-      </w:tr>
-      <w:tr>
-        <w:tc>
-          <w:tcPr>
-            <w:tcW w:w="370" w:type="pct"/>
-            <w:shd w:val="clear" w:color="auto" w:fill="auto"/>
-          </w:tcPr>
-          <w:p>
-            <w:pPr>
-              <w:pStyle w:val="CompactoOE3"/>
-              <w:spacing w:after="0"/>
-              <w:rPr>
-                <w:sz w:val="18"/>
-              </w:rPr>
-            </w:pPr>
-            <w:r>
-              <w:rPr>
-                <w:sz w:val="18"/>
-              </w:rPr>
-              <w:t>RF-35</w:t>
-            </w:r>
-          </w:p>
-        </w:tc>
-        <w:tc>
-          <w:tcPr>
-            <w:tcW w:w="1931" w:type="pct"/>
-            <w:shd w:val="clear" w:color="auto" w:fill="auto"/>
-          </w:tcPr>
-          <w:p>
-            <w:pPr>
-              <w:pStyle w:val="CompactoOE3"/>
-              <w:spacing w:after="0"/>
-              <w:rPr>
-                <w:sz w:val="18"/>
-              </w:rPr>
-            </w:pPr>
-            <w:r>
-              <w:rPr>
-                <w:sz w:val="18"/>
-              </w:rPr>
-              <w:t>Movimiento del personaje</w:t>
-            </w:r>
-          </w:p>
-        </w:tc>
-        <w:tc>
-          <w:tcPr>
-            <w:tcW w:w="813" w:type="pct"/>
-            <w:shd w:val="clear" w:color="auto" w:fill="auto"/>
-          </w:tcPr>
-          <w:p>
-            <w:pPr>
-              <w:pStyle w:val="CompactoOE3"/>
-              <w:spacing w:after="0"/>
-              <w:rPr>
-                <w:sz w:val="18"/>
-              </w:rPr>
-            </w:pPr>
-            <w:r>
-              <w:rPr>
-                <w:sz w:val="18"/>
-              </w:rPr>
-              <w:t>4 (1 EM, 3 PM)</w:t>
-            </w:r>
-          </w:p>
-        </w:tc>
-        <w:tc>
-          <w:tcPr>
-            <w:tcW w:w="1887" w:type="pct"/>
-            <w:shd w:val="clear" w:color="auto" w:fill="auto"/>
-          </w:tcPr>
-          <w:p>
-            <w:pPr>
-              <w:pStyle w:val="CompactoOE3"/>
-              <w:spacing w:after="0"/>
-              <w:rPr>
-                <w:sz w:val="18"/>
-              </w:rPr>
-            </w:pPr>
-            <w:r>
-              <w:rPr>
-                <w:sz w:val="18"/>
-              </w:rPr>
-              <w:t>Levels.River</w:t>
-            </w:r>
-          </w:p>
-        </w:tc>
-      </w:tr>
-      <w:tr>
-        <w:tc>
-          <w:tcPr>
-            <w:tcW w:w="370" w:type="pct"/>
-            <w:shd w:val="clear" w:color="auto" w:fill="auto"/>
-          </w:tcPr>
-          <w:p>
-            <w:pPr>
-              <w:pStyle w:val="CompactoOE3"/>
-              <w:spacing w:after="0"/>
-              <w:rPr>
-                <w:sz w:val="18"/>
-              </w:rPr>
-            </w:pPr>
-            <w:r>
-              <w:rPr>
-                <w:sz w:val="18"/>
-              </w:rPr>
-              <w:t>RF-36</w:t>
-            </w:r>
-          </w:p>
-        </w:tc>
-        <w:tc>
-          <w:tcPr>
-            <w:tcW w:w="1931" w:type="pct"/>
-            <w:shd w:val="clear" w:color="auto" w:fill="auto"/>
-          </w:tcPr>
-          <w:p>
-            <w:pPr>
-              <w:pStyle w:val="CompactoOE3"/>
-              <w:spacing w:after="0"/>
-              <w:rPr>
-                <w:sz w:val="18"/>
-              </w:rPr>
-            </w:pPr>
-            <w:r>
-              <w:rPr>
-                <w:sz w:val="18"/>
-              </w:rPr>
-              <w:t>Lista de tareas visible</w:t>
-            </w:r>
-          </w:p>
-        </w:tc>
-        <w:tc>
-          <w:tcPr>
-            <w:tcW w:w="813" w:type="pct"/>
-            <w:shd w:val="clear" w:color="auto" w:fill="auto"/>
-          </w:tcPr>
-          <w:p>
-            <w:pPr>
-              <w:pStyle w:val="CompactoOE3"/>
-              <w:spacing w:after="0"/>
-              <w:rPr>
-                <w:sz w:val="18"/>
-              </w:rPr>
-            </w:pPr>
-            <w:r>
-              <w:rPr>
-                <w:sz w:val="18"/>
-              </w:rPr>
-              <w:t>4 (2 EM, 2 PM)</w:t>
-            </w:r>
-          </w:p>
-        </w:tc>
-        <w:tc>
-          <w:tcPr>
-            <w:tcW w:w="1887" w:type="pct"/>
-            <w:shd w:val="clear" w:color="auto" w:fill="auto"/>
-          </w:tcPr>
-          <w:p>
-            <w:pPr>
-              <w:pStyle w:val="CompactoOE3"/>
-              <w:spacing w:after="0"/>
-              <w:rPr>
-                <w:sz w:val="18"/>
-              </w:rPr>
-            </w:pPr>
-            <w:r>
-              <w:rPr>
-                <w:sz w:val="18"/>
-              </w:rPr>
-              <w:t>Levels.River</w:t>
-            </w:r>
-          </w:p>
-        </w:tc>
-      </w:tr>
-      <w:tr>
-        <w:tc>
-          <w:tcPr>
-            <w:tcW w:w="370" w:type="pct"/>
-            <w:shd w:val="clear" w:color="auto" w:fill="auto"/>
-          </w:tcPr>
-          <w:p>
-            <w:pPr>
-              <w:pStyle w:val="CompactoOE3"/>
-              <w:spacing w:after="0"/>
-              <w:rPr>
-                <w:sz w:val="18"/>
-              </w:rPr>
-            </w:pPr>
-            <w:r>
-              <w:rPr>
-                <w:sz w:val="18"/>
-              </w:rPr>
-              <w:t>RF-37</w:t>
-            </w:r>
-          </w:p>
-        </w:tc>
-        <w:tc>
-          <w:tcPr>
-            <w:tcW w:w="1931" w:type="pct"/>
-            <w:shd w:val="clear" w:color="auto" w:fill="auto"/>
-          </w:tcPr>
-          <w:p>
-            <w:pPr>
-              <w:pStyle w:val="CompactoOE3"/>
-              <w:spacing w:after="0"/>
-              <w:rPr>
-                <w:sz w:val="18"/>
-              </w:rPr>
-            </w:pPr>
-            <w:r>
-              <w:rPr>
-                <w:sz w:val="18"/>
-              </w:rPr>
-              <w:t>Interacción por proximidad</w:t>
-            </w:r>
-          </w:p>
-        </w:tc>
-        <w:tc>
-          <w:tcPr>
-            <w:tcW w:w="813" w:type="pct"/>
-            <w:shd w:val="clear" w:color="auto" w:fill="auto"/>
-          </w:tcPr>
-          <w:p>
-            <w:pPr>
-              <w:pStyle w:val="CompactoOE3"/>
-              <w:spacing w:after="0"/>
-              <w:rPr>
-                <w:sz w:val="18"/>
-              </w:rPr>
-            </w:pPr>
-            <w:r>
-              <w:rPr>
-                <w:sz w:val="18"/>
-              </w:rPr>
-              <w:t>4 (3 EM, 1 PM)</w:t>
-            </w:r>
-          </w:p>
-        </w:tc>
-        <w:tc>
-          <w:tcPr>
-            <w:tcW w:w="1887" w:type="pct"/>
-            <w:shd w:val="clear" w:color="auto" w:fill="auto"/>
-          </w:tcPr>
-          <w:p>
-            <w:pPr>
-              <w:pStyle w:val="CompactoOE3"/>
-              <w:spacing w:after="0"/>
-              <w:rPr>
-                <w:sz w:val="18"/>
-              </w:rPr>
-            </w:pPr>
-            <w:r>
-              <w:rPr>
-                <w:sz w:val="18"/>
-              </w:rPr>
-              <w:t>Levels.River</w:t>
-            </w:r>
-          </w:p>
-        </w:tc>
-      </w:tr>
-      <w:tr>
-        <w:tc>
-          <w:tcPr>
-            <w:tcW w:w="370" w:type="pct"/>
-            <w:shd w:val="clear" w:color="auto" w:fill="auto"/>
-          </w:tcPr>
-          <w:p>
-            <w:pPr>
-              <w:pStyle w:val="CompactoOE3"/>
-              <w:spacing w:after="0"/>
-              <w:rPr>
-                <w:sz w:val="18"/>
-              </w:rPr>
-            </w:pPr>
-            <w:r>
-              <w:rPr>
-                <w:sz w:val="18"/>
-              </w:rPr>
-              <w:t>RF-38</w:t>
-            </w:r>
-          </w:p>
-        </w:tc>
-        <w:tc>
-          <w:tcPr>
-            <w:tcW w:w="1931" w:type="pct"/>
-            <w:shd w:val="clear" w:color="auto" w:fill="auto"/>
-          </w:tcPr>
-          <w:p>
-            <w:pPr>
-              <w:pStyle w:val="CompactoOE3"/>
-              <w:spacing w:after="0"/>
-              <w:rPr>
-                <w:sz w:val="18"/>
-              </w:rPr>
-            </w:pPr>
-            <w:r>
-              <w:rPr>
-                <w:sz w:val="18"/>
-              </w:rPr>
-              <w:t>Inventario limitado</w:t>
-            </w:r>
-          </w:p>
-        </w:tc>
-        <w:tc>
-          <w:tcPr>
-            <w:tcW w:w="813" w:type="pct"/>
-            <w:shd w:val="clear" w:color="auto" w:fill="auto"/>
-          </w:tcPr>
-          <w:p>
-            <w:pPr>
-              <w:pStyle w:val="CompactoOE3"/>
-              <w:spacing w:after="0"/>
-              <w:rPr>
-                <w:sz w:val="18"/>
-              </w:rPr>
-            </w:pPr>
-            <w:r>
-              <w:rPr>
-                <w:sz w:val="18"/>
-              </w:rPr>
-              <w:t>4 (4 EM, 0 PM)</w:t>
-            </w:r>
-          </w:p>
-        </w:tc>
-        <w:tc>
-          <w:tcPr>
-            <w:tcW w:w="1887" w:type="pct"/>
-            <w:shd w:val="clear" w:color="auto" w:fill="auto"/>
-          </w:tcPr>
-          <w:p>
-            <w:pPr>
-              <w:pStyle w:val="CompactoOE3"/>
-              <w:spacing w:after="0"/>
-              <w:rPr>
-                <w:sz w:val="18"/>
-              </w:rPr>
-            </w:pPr>
-            <w:r>
-              <w:rPr>
-                <w:sz w:val="18"/>
-              </w:rPr>
-              <w:t>Levels.River</w:t>
-            </w:r>
-          </w:p>
-        </w:tc>
-      </w:tr>
-      <w:tr>
-        <w:tc>
-          <w:tcPr>
-            <w:tcW w:w="370" w:type="pct"/>
-            <w:shd w:val="clear" w:color="auto" w:fill="auto"/>
-          </w:tcPr>
-          <w:p>
-            <w:pPr>
-              <w:pStyle w:val="CompactoOE3"/>
-              <w:spacing w:after="0"/>
-              <w:rPr>
-                <w:sz w:val="18"/>
-              </w:rPr>
-            </w:pPr>
-            <w:r>
-              <w:rPr>
-                <w:sz w:val="18"/>
-              </w:rPr>
-              <w:t>RF-39</w:t>
-            </w:r>
-          </w:p>
-        </w:tc>
-        <w:tc>
-          <w:tcPr>
-            <w:tcW w:w="1931" w:type="pct"/>
-            <w:shd w:val="clear" w:color="auto" w:fill="auto"/>
-          </w:tcPr>
-          <w:p>
-            <w:pPr>
-              <w:pStyle w:val="CompactoOE3"/>
-              <w:spacing w:after="0"/>
-              <w:rPr>
-                <w:sz w:val="18"/>
-              </w:rPr>
-            </w:pPr>
-            <w:r>
-              <w:rPr>
-                <w:sz w:val="18"/>
-              </w:rPr>
-              <w:t>Zona de construcción</w:t>
-            </w:r>
-          </w:p>
-        </w:tc>
-        <w:tc>
-          <w:tcPr>
-            <w:tcW w:w="813" w:type="pct"/>
-            <w:shd w:val="clear" w:color="auto" w:fill="auto"/>
-          </w:tcPr>
-          <w:p>
-            <w:pPr>
-              <w:pStyle w:val="CompactoOE3"/>
-              <w:spacing w:after="0"/>
-              <w:rPr>
-                <w:sz w:val="18"/>
-              </w:rPr>
-            </w:pPr>
-            <w:r>
-              <w:rPr>
-                <w:sz w:val="18"/>
-              </w:rPr>
-              <w:t>3 (1 EM, 2 PM)</w:t>
-            </w:r>
-          </w:p>
-        </w:tc>
-        <w:tc>
-          <w:tcPr>
-            <w:tcW w:w="1887" w:type="pct"/>
-            <w:shd w:val="clear" w:color="auto" w:fill="auto"/>
-          </w:tcPr>
-          <w:p>
-            <w:pPr>
-              <w:pStyle w:val="CompactoOE3"/>
-              <w:spacing w:after="0"/>
-              <w:rPr>
-                <w:sz w:val="18"/>
-              </w:rPr>
-            </w:pPr>
-            <w:r>
-              <w:rPr>
-                <w:sz w:val="18"/>
-              </w:rPr>
-              <w:t>Levels.River</w:t>
-            </w:r>
-          </w:p>
-        </w:tc>
-      </w:tr>
-      <w:tr>
-        <w:tc>
-          <w:tcPr>
-            <w:tcW w:w="370" w:type="pct"/>
-            <w:shd w:val="clear" w:color="auto" w:fill="auto"/>
-          </w:tcPr>
-          <w:p>
-            <w:pPr>
-              <w:pStyle w:val="CompactoOE3"/>
-              <w:spacing w:after="0"/>
-              <w:rPr>
-                <w:sz w:val="18"/>
-              </w:rPr>
-            </w:pPr>
-            <w:r>
-              <w:rPr>
-                <w:sz w:val="18"/>
-              </w:rPr>
-              <w:t>RF-40</w:t>
-            </w:r>
-          </w:p>
-        </w:tc>
-        <w:tc>
-          <w:tcPr>
-            <w:tcW w:w="1931" w:type="pct"/>
-            <w:shd w:val="clear" w:color="auto" w:fill="auto"/>
-          </w:tcPr>
-          <w:p>
-            <w:pPr>
-              <w:pStyle w:val="CompactoOE3"/>
-              <w:spacing w:after="0"/>
-              <w:rPr>
-                <w:sz w:val="18"/>
-              </w:rPr>
-            </w:pPr>
-            <w:r>
-              <w:rPr>
-                <w:sz w:val="18"/>
-              </w:rPr>
-              <w:t>Ensamblaje por fases bloqueantes</w:t>
-            </w:r>
-          </w:p>
-        </w:tc>
-        <w:tc>
-          <w:tcPr>
-            <w:tcW w:w="813" w:type="pct"/>
-            <w:shd w:val="clear" w:color="auto" w:fill="auto"/>
-          </w:tcPr>
-          <w:p>
-            <w:pPr>
-              <w:pStyle w:val="CompactoOE3"/>
-              <w:spacing w:after="0"/>
-              <w:rPr>
-                <w:sz w:val="18"/>
-              </w:rPr>
-            </w:pPr>
-            <w:r>
-              <w:rPr>
-                <w:sz w:val="18"/>
-              </w:rPr>
-              <w:t>6 (3 EM, 3 PM)</w:t>
-            </w:r>
-          </w:p>
-        </w:tc>
-        <w:tc>
-          <w:tcPr>
-            <w:tcW w:w="1887" w:type="pct"/>
-            <w:shd w:val="clear" w:color="auto" w:fill="auto"/>
-          </w:tcPr>
-          <w:p>
-            <w:pPr>
-              <w:pStyle w:val="CompactoOE3"/>
-              <w:spacing w:after="0"/>
-              <w:rPr>
-                <w:sz w:val="18"/>
-              </w:rPr>
-            </w:pPr>
-            <w:r>
-              <w:rPr>
-                <w:sz w:val="18"/>
-              </w:rPr>
-              <w:t>Levels.River</w:t>
-            </w:r>
-          </w:p>
-        </w:tc>
-      </w:tr>
-      <w:tr>
-        <w:tc>
-          <w:tcPr>
-            <w:tcW w:w="370" w:type="pct"/>
-            <w:shd w:val="clear" w:color="auto" w:fill="auto"/>
-          </w:tcPr>
-          <w:p>
-            <w:pPr>
-              <w:pStyle w:val="CompactoOE3"/>
-              <w:spacing w:after="0"/>
-              <w:rPr>
-                <w:sz w:val="18"/>
-              </w:rPr>
-            </w:pPr>
-            <w:r>
-              <w:rPr>
-                <w:sz w:val="18"/>
-              </w:rPr>
-              <w:t>RF-41</w:t>
-            </w:r>
-          </w:p>
-        </w:tc>
-        <w:tc>
-          <w:tcPr>
-            <w:tcW w:w="1931" w:type="pct"/>
-            <w:shd w:val="clear" w:color="auto" w:fill="auto"/>
-          </w:tcPr>
-          <w:p>
-            <w:pPr>
-              <w:pStyle w:val="CompactoOE3"/>
-              <w:spacing w:after="0"/>
-              <w:rPr>
-                <w:sz w:val="18"/>
-              </w:rPr>
-            </w:pPr>
-            <w:r>
-              <w:rPr>
-                <w:sz w:val="18"/>
-              </w:rPr>
-              <w:t>Confirmación de fase</w:t>
-            </w:r>
-          </w:p>
-        </w:tc>
-        <w:tc>
-          <w:tcPr>
-            <w:tcW w:w="813" w:type="pct"/>
-            <w:shd w:val="clear" w:color="auto" w:fill="auto"/>
-          </w:tcPr>
-          <w:p>
-            <w:pPr>
-              <w:pStyle w:val="CompactoOE3"/>
-              <w:spacing w:after="0"/>
-              <w:rPr>
-                <w:sz w:val="18"/>
-              </w:rPr>
-            </w:pPr>
-            <w:r>
-              <w:rPr>
-                <w:sz w:val="18"/>
-              </w:rPr>
-              <w:t>5 (4 EM, 1 PM)</w:t>
-            </w:r>
-          </w:p>
-        </w:tc>
-        <w:tc>
-          <w:tcPr>
-            <w:tcW w:w="1887" w:type="pct"/>
-            <w:shd w:val="clear" w:color="auto" w:fill="auto"/>
-          </w:tcPr>
-          <w:p>
-            <w:pPr>
-              <w:pStyle w:val="CompactoOE3"/>
-              <w:spacing w:after="0"/>
-              <w:rPr>
-                <w:sz w:val="18"/>
-              </w:rPr>
-            </w:pPr>
-            <w:r>
-              <w:rPr>
-                <w:sz w:val="18"/>
-              </w:rPr>
-              <w:t>Levels.River, Core</w:t>
-            </w:r>
-          </w:p>
-        </w:tc>
-      </w:tr>
-      <w:tr>
-        <w:tc>
-          <w:tcPr>
-            <w:tcW w:w="370" w:type="pct"/>
-            <w:shd w:val="clear" w:color="auto" w:fill="auto"/>
-          </w:tcPr>
-          <w:p>
-            <w:pPr>
-              <w:pStyle w:val="CompactoOE3"/>
-              <w:spacing w:after="0"/>
-              <w:rPr>
-                <w:sz w:val="18"/>
-              </w:rPr>
-            </w:pPr>
-            <w:r>
-              <w:rPr>
-                <w:sz w:val="18"/>
-              </w:rPr>
-              <w:t>RF-42</w:t>
-            </w:r>
-          </w:p>
-        </w:tc>
-        <w:tc>
-          <w:tcPr>
-            <w:tcW w:w="1931" w:type="pct"/>
-            <w:shd w:val="clear" w:color="auto" w:fill="auto"/>
-          </w:tcPr>
-          <w:p>
-            <w:pPr>
-              <w:pStyle w:val="CompactoOE3"/>
-              <w:spacing w:after="0"/>
-              <w:rPr>
-                <w:sz w:val="18"/>
-              </w:rPr>
-            </w:pPr>
-            <w:r>
-              <w:rPr>
-                <w:sz w:val="18"/>
-              </w:rPr>
-              <w:t>Prueba de la balsa y depuración</w:t>
-            </w:r>
-          </w:p>
-        </w:tc>
-        <w:tc>
-          <w:tcPr>
-            <w:tcW w:w="813" w:type="pct"/>
-            <w:shd w:val="clear" w:color="auto" w:fill="auto"/>
-          </w:tcPr>
-          <w:p>
-            <w:pPr>
-              <w:pStyle w:val="CompactoOE3"/>
-              <w:spacing w:after="0"/>
-              <w:rPr>
-                <w:sz w:val="18"/>
-              </w:rPr>
-            </w:pPr>
-            <w:r>
-              <w:rPr>
-                <w:sz w:val="18"/>
-              </w:rPr>
-              <w:t>10 (6 EM, 4 PM)</w:t>
-            </w:r>
-          </w:p>
-        </w:tc>
-        <w:tc>
-          <w:tcPr>
-            <w:tcW w:w="1887" w:type="pct"/>
-            <w:shd w:val="clear" w:color="auto" w:fill="auto"/>
-          </w:tcPr>
-          <w:p>
-            <w:pPr>
-              <w:pStyle w:val="CompactoOE3"/>
-              <w:spacing w:after="0"/>
-              <w:rPr>
-                <w:sz w:val="18"/>
-              </w:rPr>
-            </w:pPr>
-            <w:r>
-              <w:rPr>
-                <w:sz w:val="18"/>
-              </w:rPr>
-              <w:t>Levels.River</w:t>
-            </w:r>
-          </w:p>
-        </w:tc>
-      </w:tr>
-      <w:tr>
-        <w:tc>
-          <w:tcPr>
-            <w:tcW w:w="370" w:type="pct"/>
-            <w:shd w:val="clear" w:color="auto" w:fill="auto"/>
-          </w:tcPr>
-          <w:p>
-            <w:pPr>
-              <w:pStyle w:val="CompactoOE3"/>
-              <w:spacing w:after="0"/>
-              <w:rPr>
-                <w:sz w:val="18"/>
-              </w:rPr>
-            </w:pPr>
-            <w:r>
-              <w:rPr>
-                <w:sz w:val="18"/>
-              </w:rPr>
-              <w:t>RF-43</w:t>
-            </w:r>
-          </w:p>
-        </w:tc>
-        <w:tc>
-          <w:tcPr>
-            <w:tcW w:w="1931" w:type="pct"/>
-            <w:shd w:val="clear" w:color="auto" w:fill="auto"/>
-          </w:tcPr>
-          <w:p>
-            <w:pPr>
-              <w:pStyle w:val="CompactoOE3"/>
-              <w:spacing w:after="0"/>
-              <w:rPr>
-                <w:sz w:val="18"/>
-              </w:rPr>
-            </w:pPr>
-            <w:r>
-              <w:rPr>
-                <w:sz w:val="18"/>
-              </w:rPr>
-              <w:t>Devolución de objetos tras el fallo</w:t>
-            </w:r>
-          </w:p>
-        </w:tc>
-        <w:tc>
-          <w:tcPr>
-            <w:tcW w:w="813" w:type="pct"/>
-            <w:shd w:val="clear" w:color="auto" w:fill="auto"/>
-          </w:tcPr>
-          <w:p>
-            <w:pPr>
-              <w:pStyle w:val="CompactoOE3"/>
-              <w:spacing w:after="0"/>
-              <w:rPr>
-                <w:sz w:val="18"/>
-              </w:rPr>
-            </w:pPr>
-            <w:r>
-              <w:rPr>
-                <w:sz w:val="18"/>
-              </w:rPr>
-              <w:t>4 (4 EM, 0 PM)</w:t>
-            </w:r>
-          </w:p>
-        </w:tc>
-        <w:tc>
-          <w:tcPr>
-            <w:tcW w:w="1887" w:type="pct"/>
-            <w:shd w:val="clear" w:color="auto" w:fill="auto"/>
-          </w:tcPr>
-          <w:p>
-            <w:pPr>
-              <w:pStyle w:val="CompactoOE3"/>
-              <w:spacing w:after="0"/>
-              <w:rPr>
-                <w:sz w:val="18"/>
-              </w:rPr>
-            </w:pPr>
-            <w:r>
-              <w:rPr>
-                <w:sz w:val="18"/>
-              </w:rPr>
-              <w:t>Levels.River</w:t>
-            </w:r>
-          </w:p>
-        </w:tc>
-      </w:tr>
-      <w:tr>
-        <w:tc>
-          <w:tcPr>
-            <w:tcW w:w="370" w:type="pct"/>
-            <w:shd w:val="clear" w:color="auto" w:fill="auto"/>
-          </w:tcPr>
-          <w:p>
-            <w:pPr>
-              <w:pStyle w:val="CompactoOE3"/>
-              <w:spacing w:after="0"/>
-              <w:rPr>
-                <w:sz w:val="18"/>
-              </w:rPr>
-            </w:pPr>
-            <w:r>
-              <w:rPr>
-                <w:sz w:val="18"/>
-              </w:rPr>
-              <w:t>RF-44</w:t>
-            </w:r>
-          </w:p>
-        </w:tc>
-        <w:tc>
-          <w:tcPr>
-            <w:tcW w:w="1931" w:type="pct"/>
-            <w:shd w:val="clear" w:color="auto" w:fill="auto"/>
-          </w:tcPr>
-          <w:p>
-            <w:pPr>
-              <w:pStyle w:val="CompactoOE3"/>
-              <w:spacing w:after="0"/>
-              <w:rPr>
-                <w:sz w:val="18"/>
-              </w:rPr>
-            </w:pPr>
-            <w:r>
-              <w:rPr>
-                <w:sz w:val="18"/>
-              </w:rPr>
-              <w:t>Animación de cruce</w:t>
-            </w:r>
-          </w:p>
-        </w:tc>
-        <w:tc>
-          <w:tcPr>
-            <w:tcW w:w="813" w:type="pct"/>
-            <w:shd w:val="clear" w:color="auto" w:fill="auto"/>
-          </w:tcPr>
-          <w:p>
-            <w:pPr>
-              <w:pStyle w:val="CompactoOE3"/>
-              <w:spacing w:after="0"/>
-              <w:rPr>
-                <w:sz w:val="18"/>
-              </w:rPr>
-            </w:pPr>
-            <w:r>
-              <w:rPr>
-                <w:sz w:val="18"/>
-              </w:rPr>
-              <w:t>9 (6 EM, 3 PM)</w:t>
-            </w:r>
-          </w:p>
-        </w:tc>
-        <w:tc>
-          <w:tcPr>
-            <w:tcW w:w="1887" w:type="pct"/>
-            <w:shd w:val="clear" w:color="auto" w:fill="auto"/>
-          </w:tcPr>
-          <w:p>
-            <w:pPr>
-              <w:pStyle w:val="CompactoOE3"/>
-              <w:spacing w:after="0"/>
-              <w:rPr>
-                <w:sz w:val="18"/>
-              </w:rPr>
-            </w:pPr>
-            <w:r>
-              <w:rPr>
-                <w:sz w:val="18"/>
-              </w:rPr>
-              <w:t>Levels.River, Scaffolding, UI</w:t>
-            </w:r>
-          </w:p>
-        </w:tc>
-      </w:tr>
-      <w:tr>
-        <w:tc>
-          <w:tcPr>
-            <w:tcW w:w="370" w:type="pct"/>
-            <w:shd w:val="clear" w:color="auto" w:fill="auto"/>
-          </w:tcPr>
-          <w:p>
-            <w:pPr>
-              <w:pStyle w:val="CompactoOE3"/>
-              <w:spacing w:after="0"/>
-              <w:rPr>
-                <w:sz w:val="18"/>
-              </w:rPr>
-            </w:pPr>
-            <w:r>
-              <w:rPr>
-                <w:sz w:val="18"/>
-              </w:rPr>
-              <w:t>RF-45</w:t>
-            </w:r>
-          </w:p>
-        </w:tc>
-        <w:tc>
-          <w:tcPr>
-            <w:tcW w:w="1931" w:type="pct"/>
-            <w:shd w:val="clear" w:color="auto" w:fill="auto"/>
-          </w:tcPr>
-          <w:p>
-            <w:pPr>
-              <w:pStyle w:val="CompactoOE3"/>
-              <w:spacing w:after="0"/>
-              <w:rPr>
-                <w:sz w:val="18"/>
-              </w:rPr>
-            </w:pPr>
-            <w:r>
-              <w:rPr>
-                <w:sz w:val="18"/>
-              </w:rPr>
-              <w:t>Registro de indicadores y resumen al finalizar el nivel</w:t>
-            </w:r>
-          </w:p>
-        </w:tc>
-        <w:tc>
-          <w:tcPr>
-            <w:tcW w:w="813" w:type="pct"/>
-            <w:shd w:val="clear" w:color="auto" w:fill="auto"/>
-          </w:tcPr>
-          <w:p>
-            <w:pPr>
-              <w:pStyle w:val="CompactoOE3"/>
-              <w:spacing w:after="0"/>
-              <w:rPr>
-                <w:sz w:val="18"/>
-              </w:rPr>
-            </w:pPr>
-            <w:r>
-              <w:rPr>
-                <w:sz w:val="18"/>
-              </w:rPr>
-              <w:t>22 (19 EM, 3 PM)</w:t>
-            </w:r>
-          </w:p>
-        </w:tc>
-        <w:tc>
-          <w:tcPr>
-            <w:tcW w:w="1887" w:type="pct"/>
-            <w:shd w:val="clear" w:color="auto" w:fill="auto"/>
-          </w:tcPr>
-          <w:p>
-            <w:pPr>
-              <w:pStyle w:val="CompactoOE3"/>
-              <w:spacing w:after="0"/>
-              <w:rPr>
-                <w:sz w:val="18"/>
-              </w:rPr>
-            </w:pPr>
-            <w:r>
-              <w:rPr>
-                <w:sz w:val="18"/>
-              </w:rPr>
-              <w:t>UI, Levels.River, Levels.Fire, Levels.Wheel</w:t>
-            </w:r>
-          </w:p>
-        </w:tc>
-      </w:tr>
-      <w:tr>
-        <w:tc>
-          <w:tcPr>
-            <w:tcW w:w="370" w:type="pct"/>
-            <w:shd w:val="clear" w:color="auto" w:fill="auto"/>
-          </w:tcPr>
-          <w:p>
-            <w:pPr>
-              <w:pStyle w:val="CompactoOE3"/>
-              <w:spacing w:after="0"/>
-              <w:rPr>
-                <w:sz w:val="18"/>
-              </w:rPr>
-            </w:pPr>
-            <w:r>
-              <w:rPr>
-                <w:sz w:val="18"/>
-              </w:rPr>
-              <w:t>RF-46</w:t>
-            </w:r>
-          </w:p>
-        </w:tc>
-        <w:tc>
-          <w:tcPr>
-            <w:tcW w:w="1931" w:type="pct"/>
-            <w:shd w:val="clear" w:color="auto" w:fill="auto"/>
-          </w:tcPr>
-          <w:p>
-            <w:pPr>
-              <w:pStyle w:val="CompactoOE3"/>
-              <w:spacing w:after="0"/>
-              <w:rPr>
-                <w:sz w:val="18"/>
-              </w:rPr>
-            </w:pPr>
-            <w:r>
-              <w:rPr>
-                <w:sz w:val="18"/>
-              </w:rPr>
-              <w:t>Consulta del progreso por el docente</w:t>
-            </w:r>
-          </w:p>
-        </w:tc>
-        <w:tc>
-          <w:tcPr>
-            <w:tcW w:w="813" w:type="pct"/>
-            <w:shd w:val="clear" w:color="auto" w:fill="auto"/>
-          </w:tcPr>
-          <w:p>
-            <w:pPr>
-              <w:pStyle w:val="CompactoOE3"/>
-              <w:spacing w:after="0"/>
-              <w:rPr>
-                <w:sz w:val="18"/>
-              </w:rPr>
-            </w:pPr>
-            <w:r>
-              <w:rPr>
-                <w:sz w:val="18"/>
-              </w:rPr>
-              <w:t>9 (4 EM, 5 PM)</w:t>
-            </w:r>
-          </w:p>
-        </w:tc>
-        <w:tc>
-          <w:tcPr>
-            <w:tcW w:w="1887" w:type="pct"/>
-            <w:shd w:val="clear" w:color="auto" w:fill="auto"/>
-          </w:tcPr>
-          <w:p>
-            <w:pPr>
-              <w:pStyle w:val="CompactoOE3"/>
-              <w:spacing w:after="0"/>
-              <w:rPr>
-                <w:sz w:val="18"/>
-              </w:rPr>
-            </w:pPr>
-            <w:r>
-              <w:rPr>
-                <w:sz w:val="18"/>
-              </w:rPr>
-              <w:t>UI, Reporting, Core</w:t>
-            </w:r>
-          </w:p>
-        </w:tc>
-      </w:tr>
-      <w:tr>
-        <w:tc>
-          <w:tcPr>
-            <w:tcW w:w="370" w:type="pct"/>
-            <w:shd w:val="clear" w:color="auto" w:fill="auto"/>
-          </w:tcPr>
-          <w:p>
-            <w:pPr>
-              <w:pStyle w:val="CompactoOE3"/>
-              <w:spacing w:after="0"/>
-              <w:rPr>
-                <w:sz w:val="18"/>
-              </w:rPr>
-            </w:pPr>
-            <w:r>
-              <w:rPr>
-                <w:sz w:val="18"/>
-              </w:rPr>
-              <w:t>RF-47</w:t>
-            </w:r>
-          </w:p>
-        </w:tc>
-        <w:tc>
-          <w:tcPr>
-            <w:tcW w:w="1931" w:type="pct"/>
-            <w:shd w:val="clear" w:color="auto" w:fill="auto"/>
-          </w:tcPr>
-          <w:p>
-            <w:pPr>
-              <w:pStyle w:val="CompactoOE3"/>
-              <w:spacing w:after="0"/>
-              <w:rPr>
-                <w:sz w:val="18"/>
-              </w:rPr>
-            </w:pPr>
-            <w:r>
-              <w:rPr>
-                <w:sz w:val="18"/>
-              </w:rPr>
               <w:t>Eliminación de datos del jugador</w:t>
             </w:r>
           </w:p>
         </w:tc>
         <w:tc>
           <w:tcPr>
-            <w:tcW w:w="813" w:type="pct"/>
+            <w:tcW w:w="812" w:type="pct"/>
             <w:shd w:val="clear" w:color="auto" w:fill="auto"/>
           </w:tcPr>
           <w:p>
@@ -5724,7 +5724,7 @@
                 <w:rStyle w:val="CdigoenlneaOE3"/>
                 <w:sz w:val="18"/>
               </w:rPr>
-              <w:t>MazeScene_RF30_ElLaberintoEsAlAtardecer</w:t>
+              <w:t>MazeScene_RF30_ElEntornoQuedaSinTinte</w:t>
             </w:r>
           </w:p>
         </w:tc>
@@ -6354,7 +6354,7 @@
                 <w:rStyle w:val="CdigoenlneaOE3"/>
                 <w:sz w:val="18"/>
               </w:rPr>
-              <w:t>GameEnding_RF44_LaPruebaSuperadaReproduceElCruceYElCierre</w:t>
+              <w:t>NarrativeScene_RF44_LaCamaraSigueALaBalsaMientrasCruza</w:t>
             </w:r>
           </w:p>
         </w:tc>
@@ -6701,7 +6701,7 @@
   <w:abstractNum w:abstractNumId="0" w15:restartNumberingAfterBreak="0">
     <w:nsid w:val="0000A990"/>
     <w:multiLevelType w:val="multilevel"/>
-    <w:tmpl w:val="67523D62"/>
+    <w:tmpl w:val="103415C2"/>
     <w:lvl w:ilvl="0">
       <w:numFmt w:val="bullet"/>
       <w:lvlText w:val=" "/>
@@ -6974,16 +6974,16 @@
       </w:pPr>
     </w:lvl>
   </w:abstractNum>
-  <w:num w:numId="1" w16cid:durableId="782072489">
+  <w:num w:numId="1" w16cid:durableId="1788890545">
     <w:abstractNumId w:val="1"/>
   </w:num>
-  <w:num w:numId="2" w16cid:durableId="202140938">
+  <w:num w:numId="2" w16cid:durableId="1007441245">
     <w:abstractNumId w:val="2"/>
     <w:lvlOverride w:ilvl="0">
       <w:startOverride w:val="1"/>
     </w:lvlOverride>
   </w:num>
-  <w:num w:numId="3" w16cid:durableId="1674339030">
+  <w:num w:numId="3" w16cid:durableId="1622417935">
     <w:abstractNumId w:val="0"/>
   </w:num>
 </w:numbering>
@@ -7789,7 +7789,7 @@
     <w:link w:val="EncabezadoCar"/>
     <w:uiPriority w:val="99"/>
     <w:unhideWhenUsed/>
-    <w:rsid w:val="007E6967"/>
+    <w:rsid w:val="00491B52"/>
     <w:pPr>
       <w:tabs>
         <w:tab w:val="center" w:pos="4419"/>
@@ -7803,7 +7803,7 @@
     <w:basedOn w:val="Fuentedeprrafopredeter"/>
     <w:link w:val="Encabezado"/>
     <w:uiPriority w:val="99"/>
-    <w:rsid w:val="007E6967"/>
+    <w:rsid w:val="00491B52"/>
   </w:style>
   <w:style w:type="paragraph" w:styleId="Piedepgina">
     <w:name w:val="footer"/>
@@ -7811,7 +7811,7 @@
     <w:link w:val="PiedepginaCar"/>
     <w:uiPriority w:val="99"/>
     <w:unhideWhenUsed/>
-    <w:rsid w:val="007E6967"/>
+    <w:rsid w:val="00491B52"/>
     <w:pPr>
       <w:tabs>
         <w:tab w:val="center" w:pos="4419"/>
@@ -7825,7 +7825,7 @@
     <w:basedOn w:val="Fuentedeprrafopredeter"/>
     <w:link w:val="Piedepgina"/>
     <w:uiPriority w:val="99"/>
-    <w:rsid w:val="007E6967"/>
+    <w:rsid w:val="00491B52"/>
   </w:style>
   <w:style w:type="character" w:styleId="Nmerodepgina">
     <w:name w:val="page number"/>
@@ -7833,7 +7833,7 @@
     <w:uiPriority w:val="99"/>
     <w:semiHidden/>
     <w:unhideWhenUsed/>
-    <w:rsid w:val="007E6967"/>
+    <w:rsid w:val="00491B52"/>
   </w:style>
 </w:styles>
 </file>

--- a/docs/anexos oe3/Solucion_OE3_Anexo_A_Matriz_trazabilidad.docx
+++ b/docs/anexos oe3/Solucion_OE3_Anexo_A_Matriz_trazabilidad.docx
@@ -6701,7 +6701,7 @@
   <w:abstractNum w:abstractNumId="0" w15:restartNumberingAfterBreak="0">
     <w:nsid w:val="0000A990"/>
     <w:multiLevelType w:val="multilevel"/>
-    <w:tmpl w:val="103415C2"/>
+    <w:tmpl w:val="863885A6"/>
     <w:lvl w:ilvl="0">
       <w:numFmt w:val="bullet"/>
       <w:lvlText w:val=" "/>
@@ -6974,16 +6974,16 @@
       </w:pPr>
     </w:lvl>
   </w:abstractNum>
-  <w:num w:numId="1" w16cid:durableId="1788890545">
+  <w:num w:numId="1" w16cid:durableId="1480537371">
     <w:abstractNumId w:val="1"/>
   </w:num>
-  <w:num w:numId="2" w16cid:durableId="1007441245">
+  <w:num w:numId="2" w16cid:durableId="1272204868">
     <w:abstractNumId w:val="2"/>
     <w:lvlOverride w:ilvl="0">
       <w:startOverride w:val="1"/>
     </w:lvlOverride>
   </w:num>
-  <w:num w:numId="3" w16cid:durableId="1622417935">
+  <w:num w:numId="3" w16cid:durableId="456068399">
     <w:abstractNumId w:val="0"/>
   </w:num>
 </w:numbering>
@@ -7789,7 +7789,7 @@
     <w:link w:val="EncabezadoCar"/>
     <w:uiPriority w:val="99"/>
     <w:unhideWhenUsed/>
-    <w:rsid w:val="00491B52"/>
+    <w:rsid w:val="0027118C"/>
     <w:pPr>
       <w:tabs>
         <w:tab w:val="center" w:pos="4419"/>
@@ -7803,7 +7803,7 @@
     <w:basedOn w:val="Fuentedeprrafopredeter"/>
     <w:link w:val="Encabezado"/>
     <w:uiPriority w:val="99"/>
-    <w:rsid w:val="00491B52"/>
+    <w:rsid w:val="0027118C"/>
   </w:style>
   <w:style w:type="paragraph" w:styleId="Piedepgina">
     <w:name w:val="footer"/>
@@ -7811,7 +7811,7 @@
     <w:link w:val="PiedepginaCar"/>
     <w:uiPriority w:val="99"/>
     <w:unhideWhenUsed/>
-    <w:rsid w:val="00491B52"/>
+    <w:rsid w:val="0027118C"/>
     <w:pPr>
       <w:tabs>
         <w:tab w:val="center" w:pos="4419"/>
@@ -7825,7 +7825,7 @@
     <w:basedOn w:val="Fuentedeprrafopredeter"/>
     <w:link w:val="Piedepgina"/>
     <w:uiPriority w:val="99"/>
-    <w:rsid w:val="00491B52"/>
+    <w:rsid w:val="0027118C"/>
   </w:style>
   <w:style w:type="character" w:styleId="Nmerodepgina">
     <w:name w:val="page number"/>
@@ -7833,7 +7833,7 @@
     <w:uiPriority w:val="99"/>
     <w:semiHidden/>
     <w:unhideWhenUsed/>
-    <w:rsid w:val="00491B52"/>
+    <w:rsid w:val="0027118C"/>
   </w:style>
 </w:styles>
 </file>

--- a/docs/anexos oe3/Solucion_OE3_Anexo_A_Matriz_trazabilidad.docx
+++ b/docs/anexos oe3/Solucion_OE3_Anexo_A_Matriz_trazabilidad.docx
@@ -6701,7 +6701,7 @@
   <w:abstractNum w:abstractNumId="0" w15:restartNumberingAfterBreak="0">
     <w:nsid w:val="0000A990"/>
     <w:multiLevelType w:val="multilevel"/>
-    <w:tmpl w:val="863885A6"/>
+    <w:tmpl w:val="83EEB71E"/>
     <w:lvl w:ilvl="0">
       <w:numFmt w:val="bullet"/>
       <w:lvlText w:val=" "/>
@@ -6974,16 +6974,16 @@
       </w:pPr>
     </w:lvl>
   </w:abstractNum>
-  <w:num w:numId="1" w16cid:durableId="1480537371">
+  <w:num w:numId="1" w16cid:durableId="2018728117">
     <w:abstractNumId w:val="1"/>
   </w:num>
-  <w:num w:numId="2" w16cid:durableId="1272204868">
+  <w:num w:numId="2" w16cid:durableId="25297422">
     <w:abstractNumId w:val="2"/>
     <w:lvlOverride w:ilvl="0">
       <w:startOverride w:val="1"/>
     </w:lvlOverride>
   </w:num>
-  <w:num w:numId="3" w16cid:durableId="456068399">
+  <w:num w:numId="3" w16cid:durableId="1806777062">
     <w:abstractNumId w:val="0"/>
   </w:num>
 </w:numbering>
@@ -7789,7 +7789,7 @@
     <w:link w:val="EncabezadoCar"/>
     <w:uiPriority w:val="99"/>
     <w:unhideWhenUsed/>
-    <w:rsid w:val="0027118C"/>
+    <w:rsid w:val="00EB1D52"/>
     <w:pPr>
       <w:tabs>
         <w:tab w:val="center" w:pos="4419"/>
@@ -7803,7 +7803,7 @@
     <w:basedOn w:val="Fuentedeprrafopredeter"/>
     <w:link w:val="Encabezado"/>
     <w:uiPriority w:val="99"/>
-    <w:rsid w:val="0027118C"/>
+    <w:rsid w:val="00EB1D52"/>
   </w:style>
   <w:style w:type="paragraph" w:styleId="Piedepgina">
     <w:name w:val="footer"/>
@@ -7811,7 +7811,7 @@
     <w:link w:val="PiedepginaCar"/>
     <w:uiPriority w:val="99"/>
     <w:unhideWhenUsed/>
-    <w:rsid w:val="0027118C"/>
+    <w:rsid w:val="00EB1D52"/>
     <w:pPr>
       <w:tabs>
         <w:tab w:val="center" w:pos="4419"/>
@@ -7825,7 +7825,7 @@
     <w:basedOn w:val="Fuentedeprrafopredeter"/>
     <w:link w:val="Piedepgina"/>
     <w:uiPriority w:val="99"/>
-    <w:rsid w:val="0027118C"/>
+    <w:rsid w:val="00EB1D52"/>
   </w:style>
   <w:style w:type="character" w:styleId="Nmerodepgina">
     <w:name w:val="page number"/>
@@ -7833,7 +7833,7 @@
     <w:uiPriority w:val="99"/>
     <w:semiHidden/>
     <w:unhideWhenUsed/>
-    <w:rsid w:val="0027118C"/>
+    <w:rsid w:val="00EB1D52"/>
   </w:style>
 </w:styles>
 </file>

--- a/docs/anexos oe3/Solucion_OE3_Anexo_A_Matriz_trazabilidad.docx
+++ b/docs/anexos oe3/Solucion_OE3_Anexo_A_Matriz_trazabilidad.docx
@@ -150,8 +150,8 @@
       <w:tblGrid>
         <w:gridCol w:w="737"/>
         <w:gridCol w:w="3847"/>
-        <w:gridCol w:w="1618"/>
-        <w:gridCol w:w="3760"/>
+        <w:gridCol w:w="1620"/>
+        <w:gridCol w:w="3758"/>
       </w:tblGrid>
       <w:tr>
         <w:trPr>
@@ -205,7 +205,7 @@
         </w:tc>
         <w:tc>
           <w:tcPr>
-            <w:tcW w:w="812" w:type="pct"/>
+            <w:tcW w:w="813" w:type="pct"/>
             <w:shd w:val="clear" w:color="auto" w:fill="D9D9D9"/>
           </w:tcPr>
           <w:p>
@@ -295,7 +295,7 @@
         </w:tc>
         <w:tc>
           <w:tcPr>
-            <w:tcW w:w="812" w:type="pct"/>
+            <w:tcW w:w="813" w:type="pct"/>
             <w:shd w:val="clear" w:color="auto" w:fill="auto"/>
           </w:tcPr>
           <w:p>
@@ -381,7 +381,7 @@
         </w:tc>
         <w:tc>
           <w:tcPr>
-            <w:tcW w:w="812" w:type="pct"/>
+            <w:tcW w:w="813" w:type="pct"/>
             <w:shd w:val="clear" w:color="auto" w:fill="auto"/>
           </w:tcPr>
           <w:p>
@@ -467,7 +467,7 @@
         </w:tc>
         <w:tc>
           <w:tcPr>
-            <w:tcW w:w="812" w:type="pct"/>
+            <w:tcW w:w="813" w:type="pct"/>
             <w:shd w:val="clear" w:color="auto" w:fill="auto"/>
           </w:tcPr>
           <w:p>
@@ -553,7 +553,7 @@
         </w:tc>
         <w:tc>
           <w:tcPr>
-            <w:tcW w:w="812" w:type="pct"/>
+            <w:tcW w:w="813" w:type="pct"/>
             <w:shd w:val="clear" w:color="auto" w:fill="auto"/>
           </w:tcPr>
           <w:p>
@@ -639,7 +639,7 @@
         </w:tc>
         <w:tc>
           <w:tcPr>
-            <w:tcW w:w="812" w:type="pct"/>
+            <w:tcW w:w="813" w:type="pct"/>
             <w:shd w:val="clear" w:color="auto" w:fill="auto"/>
           </w:tcPr>
           <w:p>
@@ -726,7 +726,7 @@
         </w:tc>
         <w:tc>
           <w:tcPr>
-            <w:tcW w:w="812" w:type="pct"/>
+            <w:tcW w:w="813" w:type="pct"/>
             <w:shd w:val="clear" w:color="auto" w:fill="auto"/>
           </w:tcPr>
           <w:p>
@@ -812,7 +812,7 @@
         </w:tc>
         <w:tc>
           <w:tcPr>
-            <w:tcW w:w="812" w:type="pct"/>
+            <w:tcW w:w="813" w:type="pct"/>
             <w:shd w:val="clear" w:color="auto" w:fill="auto"/>
           </w:tcPr>
           <w:p>
@@ -898,7 +898,7 @@
         </w:tc>
         <w:tc>
           <w:tcPr>
-            <w:tcW w:w="812" w:type="pct"/>
+            <w:tcW w:w="813" w:type="pct"/>
             <w:shd w:val="clear" w:color="auto" w:fill="auto"/>
           </w:tcPr>
           <w:p>
@@ -984,7 +984,7 @@
         </w:tc>
         <w:tc>
           <w:tcPr>
-            <w:tcW w:w="812" w:type="pct"/>
+            <w:tcW w:w="813" w:type="pct"/>
             <w:shd w:val="clear" w:color="auto" w:fill="auto"/>
           </w:tcPr>
           <w:p>
@@ -1070,7 +1070,7 @@
         </w:tc>
         <w:tc>
           <w:tcPr>
-            <w:tcW w:w="812" w:type="pct"/>
+            <w:tcW w:w="813" w:type="pct"/>
             <w:shd w:val="clear" w:color="auto" w:fill="auto"/>
           </w:tcPr>
           <w:p>
@@ -1156,7 +1156,7 @@
         </w:tc>
         <w:tc>
           <w:tcPr>
-            <w:tcW w:w="812" w:type="pct"/>
+            <w:tcW w:w="813" w:type="pct"/>
             <w:shd w:val="clear" w:color="auto" w:fill="auto"/>
           </w:tcPr>
           <w:p>
@@ -1242,7 +1242,7 @@
         </w:tc>
         <w:tc>
           <w:tcPr>
-            <w:tcW w:w="812" w:type="pct"/>
+            <w:tcW w:w="813" w:type="pct"/>
             <w:shd w:val="clear" w:color="auto" w:fill="auto"/>
           </w:tcPr>
           <w:p>
@@ -1328,7 +1328,7 @@
         </w:tc>
         <w:tc>
           <w:tcPr>
-            <w:tcW w:w="812" w:type="pct"/>
+            <w:tcW w:w="813" w:type="pct"/>
             <w:shd w:val="clear" w:color="auto" w:fill="auto"/>
           </w:tcPr>
           <w:p>
@@ -1414,7 +1414,7 @@
         </w:tc>
         <w:tc>
           <w:tcPr>
-            <w:tcW w:w="812" w:type="pct"/>
+            <w:tcW w:w="813" w:type="pct"/>
             <w:shd w:val="clear" w:color="auto" w:fill="auto"/>
           </w:tcPr>
           <w:p>
@@ -1500,7 +1500,7 @@
         </w:tc>
         <w:tc>
           <w:tcPr>
-            <w:tcW w:w="812" w:type="pct"/>
+            <w:tcW w:w="813" w:type="pct"/>
             <w:shd w:val="clear" w:color="auto" w:fill="auto"/>
           </w:tcPr>
           <w:p>
@@ -1586,7 +1586,7 @@
         </w:tc>
         <w:tc>
           <w:tcPr>
-            <w:tcW w:w="812" w:type="pct"/>
+            <w:tcW w:w="813" w:type="pct"/>
             <w:shd w:val="clear" w:color="auto" w:fill="auto"/>
           </w:tcPr>
           <w:p>
@@ -1672,7 +1672,7 @@
         </w:tc>
         <w:tc>
           <w:tcPr>
-            <w:tcW w:w="812" w:type="pct"/>
+            <w:tcW w:w="813" w:type="pct"/>
             <w:shd w:val="clear" w:color="auto" w:fill="auto"/>
           </w:tcPr>
           <w:p>
@@ -1758,7 +1758,7 @@
         </w:tc>
         <w:tc>
           <w:tcPr>
-            <w:tcW w:w="812" w:type="pct"/>
+            <w:tcW w:w="813" w:type="pct"/>
             <w:shd w:val="clear" w:color="auto" w:fill="auto"/>
           </w:tcPr>
           <w:p>
@@ -1844,7 +1844,7 @@
         </w:tc>
         <w:tc>
           <w:tcPr>
-            <w:tcW w:w="812" w:type="pct"/>
+            <w:tcW w:w="813" w:type="pct"/>
             <w:shd w:val="clear" w:color="auto" w:fill="auto"/>
           </w:tcPr>
           <w:p>
@@ -1930,7 +1930,7 @@
         </w:tc>
         <w:tc>
           <w:tcPr>
-            <w:tcW w:w="812" w:type="pct"/>
+            <w:tcW w:w="813" w:type="pct"/>
             <w:shd w:val="clear" w:color="auto" w:fill="auto"/>
           </w:tcPr>
           <w:p>
@@ -2016,7 +2016,7 @@
         </w:tc>
         <w:tc>
           <w:tcPr>
-            <w:tcW w:w="812" w:type="pct"/>
+            <w:tcW w:w="813" w:type="pct"/>
             <w:shd w:val="clear" w:color="auto" w:fill="auto"/>
           </w:tcPr>
           <w:p>
@@ -2102,7 +2102,7 @@
         </w:tc>
         <w:tc>
           <w:tcPr>
-            <w:tcW w:w="812" w:type="pct"/>
+            <w:tcW w:w="813" w:type="pct"/>
             <w:shd w:val="clear" w:color="auto" w:fill="auto"/>
           </w:tcPr>
           <w:p>
@@ -2188,7 +2188,7 @@
         </w:tc>
         <w:tc>
           <w:tcPr>
-            <w:tcW w:w="812" w:type="pct"/>
+            <w:tcW w:w="813" w:type="pct"/>
             <w:shd w:val="clear" w:color="auto" w:fill="auto"/>
           </w:tcPr>
           <w:p>
@@ -2274,7 +2274,7 @@
         </w:tc>
         <w:tc>
           <w:tcPr>
-            <w:tcW w:w="812" w:type="pct"/>
+            <w:tcW w:w="813" w:type="pct"/>
             <w:shd w:val="clear" w:color="auto" w:fill="auto"/>
           </w:tcPr>
           <w:p>
@@ -2360,7 +2360,7 @@
         </w:tc>
         <w:tc>
           <w:tcPr>
-            <w:tcW w:w="812" w:type="pct"/>
+            <w:tcW w:w="813" w:type="pct"/>
             <w:shd w:val="clear" w:color="auto" w:fill="auto"/>
           </w:tcPr>
           <w:p>
@@ -2446,7 +2446,7 @@
         </w:tc>
         <w:tc>
           <w:tcPr>
-            <w:tcW w:w="812" w:type="pct"/>
+            <w:tcW w:w="813" w:type="pct"/>
             <w:shd w:val="clear" w:color="auto" w:fill="auto"/>
           </w:tcPr>
           <w:p>
@@ -2532,7 +2532,7 @@
         </w:tc>
         <w:tc>
           <w:tcPr>
-            <w:tcW w:w="812" w:type="pct"/>
+            <w:tcW w:w="813" w:type="pct"/>
             <w:shd w:val="clear" w:color="auto" w:fill="auto"/>
           </w:tcPr>
           <w:p>
@@ -2618,7 +2618,7 @@
         </w:tc>
         <w:tc>
           <w:tcPr>
-            <w:tcW w:w="812" w:type="pct"/>
+            <w:tcW w:w="813" w:type="pct"/>
             <w:shd w:val="clear" w:color="auto" w:fill="auto"/>
           </w:tcPr>
           <w:p>
@@ -2704,7 +2704,7 @@
         </w:tc>
         <w:tc>
           <w:tcPr>
-            <w:tcW w:w="812" w:type="pct"/>
+            <w:tcW w:w="813" w:type="pct"/>
             <w:shd w:val="clear" w:color="auto" w:fill="auto"/>
           </w:tcPr>
           <w:p>
@@ -2790,7 +2790,7 @@
         </w:tc>
         <w:tc>
           <w:tcPr>
-            <w:tcW w:w="812" w:type="pct"/>
+            <w:tcW w:w="813" w:type="pct"/>
             <w:shd w:val="clear" w:color="auto" w:fill="auto"/>
           </w:tcPr>
           <w:p>
@@ -2876,7 +2876,7 @@
         </w:tc>
         <w:tc>
           <w:tcPr>
-            <w:tcW w:w="812" w:type="pct"/>
+            <w:tcW w:w="813" w:type="pct"/>
             <w:shd w:val="clear" w:color="auto" w:fill="auto"/>
           </w:tcPr>
           <w:p>
@@ -2962,7 +2962,7 @@
         </w:tc>
         <w:tc>
           <w:tcPr>
-            <w:tcW w:w="812" w:type="pct"/>
+            <w:tcW w:w="813" w:type="pct"/>
             <w:shd w:val="clear" w:color="auto" w:fill="auto"/>
           </w:tcPr>
           <w:p>
@@ -3048,7 +3048,7 @@
         </w:tc>
         <w:tc>
           <w:tcPr>
-            <w:tcW w:w="812" w:type="pct"/>
+            <w:tcW w:w="813" w:type="pct"/>
             <w:shd w:val="clear" w:color="auto" w:fill="auto"/>
           </w:tcPr>
           <w:p>
@@ -3134,7 +3134,7 @@
         </w:tc>
         <w:tc>
           <w:tcPr>
-            <w:tcW w:w="812" w:type="pct"/>
+            <w:tcW w:w="813" w:type="pct"/>
             <w:shd w:val="clear" w:color="auto" w:fill="auto"/>
           </w:tcPr>
           <w:p>
@@ -3220,7 +3220,7 @@
         </w:tc>
         <w:tc>
           <w:tcPr>
-            <w:tcW w:w="812" w:type="pct"/>
+            <w:tcW w:w="813" w:type="pct"/>
             <w:shd w:val="clear" w:color="auto" w:fill="auto"/>
           </w:tcPr>
           <w:p>
@@ -3306,7 +3306,7 @@
         </w:tc>
         <w:tc>
           <w:tcPr>
-            <w:tcW w:w="812" w:type="pct"/>
+            <w:tcW w:w="813" w:type="pct"/>
             <w:shd w:val="clear" w:color="auto" w:fill="auto"/>
           </w:tcPr>
           <w:p>
@@ -3392,7 +3392,7 @@
         </w:tc>
         <w:tc>
           <w:tcPr>
-            <w:tcW w:w="812" w:type="pct"/>
+            <w:tcW w:w="813" w:type="pct"/>
             <w:shd w:val="clear" w:color="auto" w:fill="auto"/>
           </w:tcPr>
           <w:p>
@@ -3478,7 +3478,7 @@
         </w:tc>
         <w:tc>
           <w:tcPr>
-            <w:tcW w:w="812" w:type="pct"/>
+            <w:tcW w:w="813" w:type="pct"/>
             <w:shd w:val="clear" w:color="auto" w:fill="auto"/>
           </w:tcPr>
           <w:p>
@@ -3564,7 +3564,7 @@
         </w:tc>
         <w:tc>
           <w:tcPr>
-            <w:tcW w:w="812" w:type="pct"/>
+            <w:tcW w:w="813" w:type="pct"/>
             <w:shd w:val="clear" w:color="auto" w:fill="auto"/>
           </w:tcPr>
           <w:p>
@@ -3650,7 +3650,7 @@
         </w:tc>
         <w:tc>
           <w:tcPr>
-            <w:tcW w:w="812" w:type="pct"/>
+            <w:tcW w:w="813" w:type="pct"/>
             <w:shd w:val="clear" w:color="auto" w:fill="auto"/>
           </w:tcPr>
           <w:p>
@@ -3736,7 +3736,7 @@
         </w:tc>
         <w:tc>
           <w:tcPr>
-            <w:tcW w:w="812" w:type="pct"/>
+            <w:tcW w:w="813" w:type="pct"/>
             <w:shd w:val="clear" w:color="auto" w:fill="auto"/>
           </w:tcPr>
           <w:p>
@@ -3822,7 +3822,7 @@
         </w:tc>
         <w:tc>
           <w:tcPr>
-            <w:tcW w:w="812" w:type="pct"/>
+            <w:tcW w:w="813" w:type="pct"/>
             <w:shd w:val="clear" w:color="auto" w:fill="auto"/>
           </w:tcPr>
           <w:p>
@@ -3908,7 +3908,7 @@
         </w:tc>
         <w:tc>
           <w:tcPr>
-            <w:tcW w:w="812" w:type="pct"/>
+            <w:tcW w:w="813" w:type="pct"/>
             <w:shd w:val="clear" w:color="auto" w:fill="auto"/>
           </w:tcPr>
           <w:p>
@@ -3994,7 +3994,7 @@
         </w:tc>
         <w:tc>
           <w:tcPr>
-            <w:tcW w:w="812" w:type="pct"/>
+            <w:tcW w:w="813" w:type="pct"/>
             <w:shd w:val="clear" w:color="auto" w:fill="auto"/>
           </w:tcPr>
           <w:p>
@@ -4080,7 +4080,7 @@
         </w:tc>
         <w:tc>
           <w:tcPr>
-            <w:tcW w:w="812" w:type="pct"/>
+            <w:tcW w:w="813" w:type="pct"/>
             <w:shd w:val="clear" w:color="auto" w:fill="auto"/>
           </w:tcPr>
           <w:p>
@@ -4166,7 +4166,7 @@
         </w:tc>
         <w:tc>
           <w:tcPr>
-            <w:tcW w:w="812" w:type="pct"/>
+            <w:tcW w:w="813" w:type="pct"/>
             <w:shd w:val="clear" w:color="auto" w:fill="auto"/>
           </w:tcPr>
           <w:p>
@@ -4252,7 +4252,7 @@
         </w:tc>
         <w:tc>
           <w:tcPr>
-            <w:tcW w:w="812" w:type="pct"/>
+            <w:tcW w:w="813" w:type="pct"/>
             <w:shd w:val="clear" w:color="auto" w:fill="auto"/>
           </w:tcPr>
           <w:p>
@@ -6701,7 +6701,7 @@
   <w:abstractNum w:abstractNumId="0" w15:restartNumberingAfterBreak="0">
     <w:nsid w:val="0000A990"/>
     <w:multiLevelType w:val="multilevel"/>
-    <w:tmpl w:val="83EEB71E"/>
+    <w:tmpl w:val="88886150"/>
     <w:lvl w:ilvl="0">
       <w:numFmt w:val="bullet"/>
       <w:lvlText w:val=" "/>
@@ -6974,16 +6974,16 @@
       </w:pPr>
     </w:lvl>
   </w:abstractNum>
-  <w:num w:numId="1" w16cid:durableId="2018728117">
+  <w:num w:numId="1" w16cid:durableId="287014130">
     <w:abstractNumId w:val="1"/>
   </w:num>
-  <w:num w:numId="2" w16cid:durableId="25297422">
+  <w:num w:numId="2" w16cid:durableId="992416628">
     <w:abstractNumId w:val="2"/>
     <w:lvlOverride w:ilvl="0">
       <w:startOverride w:val="1"/>
     </w:lvlOverride>
   </w:num>
-  <w:num w:numId="3" w16cid:durableId="1806777062">
+  <w:num w:numId="3" w16cid:durableId="227500391">
     <w:abstractNumId w:val="0"/>
   </w:num>
 </w:numbering>
@@ -7789,7 +7789,7 @@
     <w:link w:val="EncabezadoCar"/>
     <w:uiPriority w:val="99"/>
     <w:unhideWhenUsed/>
-    <w:rsid w:val="00EB1D52"/>
+    <w:rsid w:val="00F358FF"/>
     <w:pPr>
       <w:tabs>
         <w:tab w:val="center" w:pos="4419"/>
@@ -7803,7 +7803,7 @@
     <w:basedOn w:val="Fuentedeprrafopredeter"/>
     <w:link w:val="Encabezado"/>
     <w:uiPriority w:val="99"/>
-    <w:rsid w:val="00EB1D52"/>
+    <w:rsid w:val="00F358FF"/>
   </w:style>
   <w:style w:type="paragraph" w:styleId="Piedepgina">
     <w:name w:val="footer"/>
@@ -7811,7 +7811,7 @@
     <w:link w:val="PiedepginaCar"/>
     <w:uiPriority w:val="99"/>
     <w:unhideWhenUsed/>
-    <w:rsid w:val="00EB1D52"/>
+    <w:rsid w:val="00F358FF"/>
     <w:pPr>
       <w:tabs>
         <w:tab w:val="center" w:pos="4419"/>
@@ -7825,7 +7825,7 @@
     <w:basedOn w:val="Fuentedeprrafopredeter"/>
     <w:link w:val="Piedepgina"/>
     <w:uiPriority w:val="99"/>
-    <w:rsid w:val="00EB1D52"/>
+    <w:rsid w:val="00F358FF"/>
   </w:style>
   <w:style w:type="character" w:styleId="Nmerodepgina">
     <w:name w:val="page number"/>
@@ -7833,7 +7833,7 @@
     <w:uiPriority w:val="99"/>
     <w:semiHidden/>
     <w:unhideWhenUsed/>
-    <w:rsid w:val="00EB1D52"/>
+    <w:rsid w:val="00F358FF"/>
   </w:style>
 </w:styles>
 </file>

--- a/docs/anexos oe3/Solucion_OE3_Anexo_A_Matriz_trazabilidad.docx
+++ b/docs/anexos oe3/Solucion_OE3_Anexo_A_Matriz_trazabilidad.docx
@@ -6701,7 +6701,7 @@
   <w:abstractNum w:abstractNumId="0" w15:restartNumberingAfterBreak="0">
     <w:nsid w:val="0000A990"/>
     <w:multiLevelType w:val="multilevel"/>
-    <w:tmpl w:val="88886150"/>
+    <w:tmpl w:val="B2785AA2"/>
     <w:lvl w:ilvl="0">
       <w:numFmt w:val="bullet"/>
       <w:lvlText w:val=" "/>
@@ -6974,16 +6974,16 @@
       </w:pPr>
     </w:lvl>
   </w:abstractNum>
-  <w:num w:numId="1" w16cid:durableId="287014130">
+  <w:num w:numId="1" w16cid:durableId="2133552699">
     <w:abstractNumId w:val="1"/>
   </w:num>
-  <w:num w:numId="2" w16cid:durableId="992416628">
+  <w:num w:numId="2" w16cid:durableId="1532717429">
     <w:abstractNumId w:val="2"/>
     <w:lvlOverride w:ilvl="0">
       <w:startOverride w:val="1"/>
     </w:lvlOverride>
   </w:num>
-  <w:num w:numId="3" w16cid:durableId="227500391">
+  <w:num w:numId="3" w16cid:durableId="1325665150">
     <w:abstractNumId w:val="0"/>
   </w:num>
 </w:numbering>
@@ -7789,7 +7789,7 @@
     <w:link w:val="EncabezadoCar"/>
     <w:uiPriority w:val="99"/>
     <w:unhideWhenUsed/>
-    <w:rsid w:val="00F358FF"/>
+    <w:rsid w:val="00B25813"/>
     <w:pPr>
       <w:tabs>
         <w:tab w:val="center" w:pos="4419"/>
@@ -7803,7 +7803,7 @@
     <w:basedOn w:val="Fuentedeprrafopredeter"/>
     <w:link w:val="Encabezado"/>
     <w:uiPriority w:val="99"/>
-    <w:rsid w:val="00F358FF"/>
+    <w:rsid w:val="00B25813"/>
   </w:style>
   <w:style w:type="paragraph" w:styleId="Piedepgina">
     <w:name w:val="footer"/>
@@ -7811,7 +7811,7 @@
     <w:link w:val="PiedepginaCar"/>
     <w:uiPriority w:val="99"/>
     <w:unhideWhenUsed/>
-    <w:rsid w:val="00F358FF"/>
+    <w:rsid w:val="00B25813"/>
     <w:pPr>
       <w:tabs>
         <w:tab w:val="center" w:pos="4419"/>
@@ -7825,7 +7825,7 @@
     <w:basedOn w:val="Fuentedeprrafopredeter"/>
     <w:link w:val="Piedepgina"/>
     <w:uiPriority w:val="99"/>
-    <w:rsid w:val="00F358FF"/>
+    <w:rsid w:val="00B25813"/>
   </w:style>
   <w:style w:type="character" w:styleId="Nmerodepgina">
     <w:name w:val="page number"/>
@@ -7833,7 +7833,7 @@
     <w:uiPriority w:val="99"/>
     <w:semiHidden/>
     <w:unhideWhenUsed/>
-    <w:rsid w:val="00F358FF"/>
+    <w:rsid w:val="00B25813"/>
   </w:style>
 </w:styles>
 </file>
